--- a/Git deploy code.docx
+++ b/Git deploy code.docx
@@ -44,9 +44,4442 @@
     </w:p>
     <w:p/>
     <w:p>
-      <w:r>
-        <w:t>pending priority 4</w:t>
-      </w:r>
+      <w:proofErr w:type="gramStart"/>
+      <w:r>
+        <w:t>pending</w:t>
+      </w:r>
+      <w:proofErr w:type="gramEnd"/>
+      <w:r>
+        <w:t xml:space="preserve"> priority 4</w:t>
+      </w:r>
+      <w:r>
+        <w:br/>
+      </w:r>
+      <w:r>
+        <w:br/>
+        <w:t xml:space="preserve">next </w:t>
+      </w:r>
+    </w:p>
+    <w:p>
+      <w:pPr>
+        <w:spacing w:before="100" w:beforeAutospacing="1" w:after="100" w:afterAutospacing="1" w:line="240" w:lineRule="auto"/>
+        <w:rPr>
+          <w:rFonts w:ascii="Times New Roman" w:eastAsia="Times New Roman" w:hAnsi="Times New Roman" w:cs="Times New Roman"/>
+          <w:kern w:val="0"/>
+          <w:sz w:val="24"/>
+          <w:szCs w:val="24"/>
+          <w:lang w:eastAsia="en-IN" w:bidi="ta-IN"/>
+          <w14:ligatures w14:val="none"/>
+        </w:rPr>
+      </w:pPr>
+      <w:r>
+        <w:rPr>
+          <w:rFonts w:ascii="Times New Roman" w:eastAsia="Times New Roman" w:hAnsi="Times New Roman" w:cs="Times New Roman"/>
+          <w:kern w:val="0"/>
+          <w:sz w:val="24"/>
+          <w:szCs w:val="24"/>
+          <w:lang w:eastAsia="en-IN" w:bidi="ta-IN"/>
+          <w14:ligatures w14:val="none"/>
+        </w:rPr>
+        <w:t>You're very close to project completion.</w:t>
+      </w:r>
+    </w:p>
+    <w:p>
+      <w:pPr>
+        <w:spacing w:before="100" w:beforeAutospacing="1" w:after="100" w:afterAutospacing="1" w:line="240" w:lineRule="auto"/>
+        <w:outlineLvl w:val="2"/>
+        <w:rPr>
+          <w:rFonts w:ascii="Times New Roman" w:eastAsia="Times New Roman" w:hAnsi="Times New Roman" w:cs="Times New Roman"/>
+          <w:b/>
+          <w:bCs/>
+          <w:kern w:val="0"/>
+          <w:sz w:val="27"/>
+          <w:szCs w:val="27"/>
+          <w:lang w:eastAsia="en-IN" w:bidi="ta-IN"/>
+          <w14:ligatures w14:val="none"/>
+        </w:rPr>
+      </w:pPr>
+      <w:r>
+        <w:rPr>
+          <w:rFonts w:ascii="Times New Roman" w:eastAsia="Times New Roman" w:hAnsi="Times New Roman" w:cs="Times New Roman"/>
+          <w:b/>
+          <w:bCs/>
+          <w:kern w:val="0"/>
+          <w:sz w:val="27"/>
+          <w:szCs w:val="27"/>
+          <w:lang w:eastAsia="en-IN" w:bidi="ta-IN"/>
+          <w14:ligatures w14:val="none"/>
+        </w:rPr>
+        <w:t xml:space="preserve">Completed </w:t>
+      </w:r>
+      <w:r>
+        <w:rPr>
+          <w:rFonts w:ascii="Segoe UI Symbol" w:eastAsia="Times New Roman" w:hAnsi="Segoe UI Symbol" w:cs="Segoe UI Symbol"/>
+          <w:b/>
+          <w:bCs/>
+          <w:kern w:val="0"/>
+          <w:sz w:val="27"/>
+          <w:szCs w:val="27"/>
+          <w:lang w:eastAsia="en-IN" w:bidi="ta-IN"/>
+          <w14:ligatures w14:val="none"/>
+        </w:rPr>
+        <w:t>✅</w:t>
+      </w:r>
+    </w:p>
+    <w:p>
+      <w:pPr>
+        <w:numPr>
+          <w:ilvl w:val="0"/>
+          <w:numId w:val="1"/>
+        </w:numPr>
+        <w:spacing w:before="100" w:beforeAutospacing="1" w:after="100" w:afterAutospacing="1" w:line="240" w:lineRule="auto"/>
+        <w:rPr>
+          <w:rFonts w:ascii="Times New Roman" w:eastAsia="Times New Roman" w:hAnsi="Times New Roman" w:cs="Times New Roman"/>
+          <w:kern w:val="0"/>
+          <w:sz w:val="24"/>
+          <w:szCs w:val="24"/>
+          <w:lang w:eastAsia="en-IN" w:bidi="ta-IN"/>
+          <w14:ligatures w14:val="none"/>
+        </w:rPr>
+      </w:pPr>
+      <w:r>
+        <w:rPr>
+          <w:rFonts w:ascii="Times New Roman" w:eastAsia="Times New Roman" w:hAnsi="Times New Roman" w:cs="Times New Roman"/>
+          <w:kern w:val="0"/>
+          <w:sz w:val="24"/>
+          <w:szCs w:val="24"/>
+          <w:lang w:eastAsia="en-IN" w:bidi="ta-IN"/>
+          <w14:ligatures w14:val="none"/>
+        </w:rPr>
+        <w:t>Data Cleaning</w:t>
+      </w:r>
+    </w:p>
+    <w:p>
+      <w:pPr>
+        <w:numPr>
+          <w:ilvl w:val="0"/>
+          <w:numId w:val="1"/>
+        </w:numPr>
+        <w:spacing w:before="100" w:beforeAutospacing="1" w:after="100" w:afterAutospacing="1" w:line="240" w:lineRule="auto"/>
+        <w:rPr>
+          <w:rFonts w:ascii="Times New Roman" w:eastAsia="Times New Roman" w:hAnsi="Times New Roman" w:cs="Times New Roman"/>
+          <w:kern w:val="0"/>
+          <w:sz w:val="24"/>
+          <w:szCs w:val="24"/>
+          <w:lang w:eastAsia="en-IN" w:bidi="ta-IN"/>
+          <w14:ligatures w14:val="none"/>
+        </w:rPr>
+      </w:pPr>
+      <w:r>
+        <w:rPr>
+          <w:rFonts w:ascii="Times New Roman" w:eastAsia="Times New Roman" w:hAnsi="Times New Roman" w:cs="Times New Roman"/>
+          <w:kern w:val="0"/>
+          <w:sz w:val="24"/>
+          <w:szCs w:val="24"/>
+          <w:lang w:eastAsia="en-IN" w:bidi="ta-IN"/>
+          <w14:ligatures w14:val="none"/>
+        </w:rPr>
+        <w:t>Model Training</w:t>
+      </w:r>
+    </w:p>
+    <w:p>
+      <w:pPr>
+        <w:numPr>
+          <w:ilvl w:val="0"/>
+          <w:numId w:val="1"/>
+        </w:numPr>
+        <w:spacing w:before="100" w:beforeAutospacing="1" w:after="100" w:afterAutospacing="1" w:line="240" w:lineRule="auto"/>
+        <w:rPr>
+          <w:rFonts w:ascii="Times New Roman" w:eastAsia="Times New Roman" w:hAnsi="Times New Roman" w:cs="Times New Roman"/>
+          <w:kern w:val="0"/>
+          <w:sz w:val="24"/>
+          <w:szCs w:val="24"/>
+          <w:lang w:eastAsia="en-IN" w:bidi="ta-IN"/>
+          <w14:ligatures w14:val="none"/>
+        </w:rPr>
+      </w:pPr>
+      <w:r>
+        <w:rPr>
+          <w:rFonts w:ascii="Times New Roman" w:eastAsia="Times New Roman" w:hAnsi="Times New Roman" w:cs="Times New Roman"/>
+          <w:kern w:val="0"/>
+          <w:sz w:val="24"/>
+          <w:szCs w:val="24"/>
+          <w:lang w:eastAsia="en-IN" w:bidi="ta-IN"/>
+          <w14:ligatures w14:val="none"/>
+        </w:rPr>
+        <w:t>Model Comparison</w:t>
+      </w:r>
+    </w:p>
+    <w:p>
+      <w:pPr>
+        <w:numPr>
+          <w:ilvl w:val="0"/>
+          <w:numId w:val="1"/>
+        </w:numPr>
+        <w:spacing w:before="100" w:beforeAutospacing="1" w:after="100" w:afterAutospacing="1" w:line="240" w:lineRule="auto"/>
+        <w:rPr>
+          <w:rFonts w:ascii="Times New Roman" w:eastAsia="Times New Roman" w:hAnsi="Times New Roman" w:cs="Times New Roman"/>
+          <w:kern w:val="0"/>
+          <w:sz w:val="24"/>
+          <w:szCs w:val="24"/>
+          <w:lang w:eastAsia="en-IN" w:bidi="ta-IN"/>
+          <w14:ligatures w14:val="none"/>
+        </w:rPr>
+      </w:pPr>
+      <w:r>
+        <w:rPr>
+          <w:rFonts w:ascii="Times New Roman" w:eastAsia="Times New Roman" w:hAnsi="Times New Roman" w:cs="Times New Roman"/>
+          <w:kern w:val="0"/>
+          <w:sz w:val="24"/>
+          <w:szCs w:val="24"/>
+          <w:lang w:eastAsia="en-IN" w:bidi="ta-IN"/>
+          <w14:ligatures w14:val="none"/>
+        </w:rPr>
+        <w:t>Random Forest Selection</w:t>
+      </w:r>
+    </w:p>
+    <w:p>
+      <w:pPr>
+        <w:numPr>
+          <w:ilvl w:val="0"/>
+          <w:numId w:val="1"/>
+        </w:numPr>
+        <w:spacing w:before="100" w:beforeAutospacing="1" w:after="100" w:afterAutospacing="1" w:line="240" w:lineRule="auto"/>
+        <w:rPr>
+          <w:rFonts w:ascii="Times New Roman" w:eastAsia="Times New Roman" w:hAnsi="Times New Roman" w:cs="Times New Roman"/>
+          <w:kern w:val="0"/>
+          <w:sz w:val="24"/>
+          <w:szCs w:val="24"/>
+          <w:lang w:eastAsia="en-IN" w:bidi="ta-IN"/>
+          <w14:ligatures w14:val="none"/>
+        </w:rPr>
+      </w:pPr>
+      <w:r>
+        <w:rPr>
+          <w:rFonts w:ascii="Times New Roman" w:eastAsia="Times New Roman" w:hAnsi="Times New Roman" w:cs="Times New Roman"/>
+          <w:kern w:val="0"/>
+          <w:sz w:val="24"/>
+          <w:szCs w:val="24"/>
+          <w:lang w:eastAsia="en-IN" w:bidi="ta-IN"/>
+          <w14:ligatures w14:val="none"/>
+        </w:rPr>
+        <w:t>AQI Prediction Page</w:t>
+      </w:r>
+    </w:p>
+    <w:p>
+      <w:pPr>
+        <w:numPr>
+          <w:ilvl w:val="0"/>
+          <w:numId w:val="1"/>
+        </w:numPr>
+        <w:spacing w:before="100" w:beforeAutospacing="1" w:after="100" w:afterAutospacing="1" w:line="240" w:lineRule="auto"/>
+        <w:rPr>
+          <w:rFonts w:ascii="Times New Roman" w:eastAsia="Times New Roman" w:hAnsi="Times New Roman" w:cs="Times New Roman"/>
+          <w:kern w:val="0"/>
+          <w:sz w:val="24"/>
+          <w:szCs w:val="24"/>
+          <w:lang w:eastAsia="en-IN" w:bidi="ta-IN"/>
+          <w14:ligatures w14:val="none"/>
+        </w:rPr>
+      </w:pPr>
+      <w:r>
+        <w:rPr>
+          <w:rFonts w:ascii="Times New Roman" w:eastAsia="Times New Roman" w:hAnsi="Times New Roman" w:cs="Times New Roman"/>
+          <w:kern w:val="0"/>
+          <w:sz w:val="24"/>
+          <w:szCs w:val="24"/>
+          <w:lang w:eastAsia="en-IN" w:bidi="ta-IN"/>
+          <w14:ligatures w14:val="none"/>
+        </w:rPr>
+        <w:t>Prediction History</w:t>
+      </w:r>
+    </w:p>
+    <w:p>
+      <w:pPr>
+        <w:numPr>
+          <w:ilvl w:val="0"/>
+          <w:numId w:val="1"/>
+        </w:numPr>
+        <w:spacing w:before="100" w:beforeAutospacing="1" w:after="100" w:afterAutospacing="1" w:line="240" w:lineRule="auto"/>
+        <w:rPr>
+          <w:rFonts w:ascii="Times New Roman" w:eastAsia="Times New Roman" w:hAnsi="Times New Roman" w:cs="Times New Roman"/>
+          <w:kern w:val="0"/>
+          <w:sz w:val="24"/>
+          <w:szCs w:val="24"/>
+          <w:lang w:eastAsia="en-IN" w:bidi="ta-IN"/>
+          <w14:ligatures w14:val="none"/>
+        </w:rPr>
+      </w:pPr>
+      <w:r>
+        <w:rPr>
+          <w:rFonts w:ascii="Times New Roman" w:eastAsia="Times New Roman" w:hAnsi="Times New Roman" w:cs="Times New Roman"/>
+          <w:kern w:val="0"/>
+          <w:sz w:val="24"/>
+          <w:szCs w:val="24"/>
+          <w:lang w:eastAsia="en-IN" w:bidi="ta-IN"/>
+          <w14:ligatures w14:val="none"/>
+        </w:rPr>
+        <w:t>Dashboard</w:t>
+      </w:r>
+    </w:p>
+    <w:p>
+      <w:pPr>
+        <w:numPr>
+          <w:ilvl w:val="0"/>
+          <w:numId w:val="1"/>
+        </w:numPr>
+        <w:spacing w:before="100" w:beforeAutospacing="1" w:after="100" w:afterAutospacing="1" w:line="240" w:lineRule="auto"/>
+        <w:rPr>
+          <w:rFonts w:ascii="Times New Roman" w:eastAsia="Times New Roman" w:hAnsi="Times New Roman" w:cs="Times New Roman"/>
+          <w:kern w:val="0"/>
+          <w:sz w:val="24"/>
+          <w:szCs w:val="24"/>
+          <w:lang w:eastAsia="en-IN" w:bidi="ta-IN"/>
+          <w14:ligatures w14:val="none"/>
+        </w:rPr>
+      </w:pPr>
+      <w:r>
+        <w:rPr>
+          <w:rFonts w:ascii="Times New Roman" w:eastAsia="Times New Roman" w:hAnsi="Times New Roman" w:cs="Times New Roman"/>
+          <w:kern w:val="0"/>
+          <w:sz w:val="24"/>
+          <w:szCs w:val="24"/>
+          <w:lang w:eastAsia="en-IN" w:bidi="ta-IN"/>
+          <w14:ligatures w14:val="none"/>
+        </w:rPr>
+        <w:t>Performance Graphs</w:t>
+      </w:r>
+    </w:p>
+    <w:p>
+      <w:pPr>
+        <w:numPr>
+          <w:ilvl w:val="0"/>
+          <w:numId w:val="1"/>
+        </w:numPr>
+        <w:spacing w:before="100" w:beforeAutospacing="1" w:after="100" w:afterAutospacing="1" w:line="240" w:lineRule="auto"/>
+        <w:rPr>
+          <w:rFonts w:ascii="Times New Roman" w:eastAsia="Times New Roman" w:hAnsi="Times New Roman" w:cs="Times New Roman"/>
+          <w:kern w:val="0"/>
+          <w:sz w:val="24"/>
+          <w:szCs w:val="24"/>
+          <w:lang w:eastAsia="en-IN" w:bidi="ta-IN"/>
+          <w14:ligatures w14:val="none"/>
+        </w:rPr>
+      </w:pPr>
+      <w:r>
+        <w:rPr>
+          <w:rFonts w:ascii="Times New Roman" w:eastAsia="Times New Roman" w:hAnsi="Times New Roman" w:cs="Times New Roman"/>
+          <w:kern w:val="0"/>
+          <w:sz w:val="24"/>
+          <w:szCs w:val="24"/>
+          <w:lang w:eastAsia="en-IN" w:bidi="ta-IN"/>
+          <w14:ligatures w14:val="none"/>
+        </w:rPr>
+        <w:t>Feature Importance</w:t>
+      </w:r>
+    </w:p>
+    <w:p>
+      <w:pPr>
+        <w:numPr>
+          <w:ilvl w:val="0"/>
+          <w:numId w:val="1"/>
+        </w:numPr>
+        <w:spacing w:before="100" w:beforeAutospacing="1" w:after="100" w:afterAutospacing="1" w:line="240" w:lineRule="auto"/>
+        <w:rPr>
+          <w:rFonts w:ascii="Times New Roman" w:eastAsia="Times New Roman" w:hAnsi="Times New Roman" w:cs="Times New Roman"/>
+          <w:kern w:val="0"/>
+          <w:sz w:val="24"/>
+          <w:szCs w:val="24"/>
+          <w:lang w:eastAsia="en-IN" w:bidi="ta-IN"/>
+          <w14:ligatures w14:val="none"/>
+        </w:rPr>
+      </w:pPr>
+      <w:r>
+        <w:rPr>
+          <w:rFonts w:ascii="Times New Roman" w:eastAsia="Times New Roman" w:hAnsi="Times New Roman" w:cs="Times New Roman"/>
+          <w:kern w:val="0"/>
+          <w:sz w:val="24"/>
+          <w:szCs w:val="24"/>
+          <w:lang w:eastAsia="en-IN" w:bidi="ta-IN"/>
+          <w14:ligatures w14:val="none"/>
+        </w:rPr>
+        <w:t>Confusion Matrices</w:t>
+      </w:r>
+    </w:p>
+    <w:p>
+      <w:pPr>
+        <w:numPr>
+          <w:ilvl w:val="0"/>
+          <w:numId w:val="1"/>
+        </w:numPr>
+        <w:spacing w:before="100" w:beforeAutospacing="1" w:after="100" w:afterAutospacing="1" w:line="240" w:lineRule="auto"/>
+        <w:rPr>
+          <w:rFonts w:ascii="Times New Roman" w:eastAsia="Times New Roman" w:hAnsi="Times New Roman" w:cs="Times New Roman"/>
+          <w:kern w:val="0"/>
+          <w:sz w:val="24"/>
+          <w:szCs w:val="24"/>
+          <w:lang w:eastAsia="en-IN" w:bidi="ta-IN"/>
+          <w14:ligatures w14:val="none"/>
+        </w:rPr>
+      </w:pPr>
+      <w:r>
+        <w:rPr>
+          <w:rFonts w:ascii="Times New Roman" w:eastAsia="Times New Roman" w:hAnsi="Times New Roman" w:cs="Times New Roman"/>
+          <w:kern w:val="0"/>
+          <w:sz w:val="24"/>
+          <w:szCs w:val="24"/>
+          <w:lang w:eastAsia="en-IN" w:bidi="ta-IN"/>
+          <w14:ligatures w14:val="none"/>
+        </w:rPr>
+        <w:t>AQI Distribution</w:t>
+      </w:r>
+    </w:p>
+    <w:p>
+      <w:pPr>
+        <w:numPr>
+          <w:ilvl w:val="0"/>
+          <w:numId w:val="1"/>
+        </w:numPr>
+        <w:spacing w:before="100" w:beforeAutospacing="1" w:after="100" w:afterAutospacing="1" w:line="240" w:lineRule="auto"/>
+        <w:rPr>
+          <w:rFonts w:ascii="Times New Roman" w:eastAsia="Times New Roman" w:hAnsi="Times New Roman" w:cs="Times New Roman"/>
+          <w:kern w:val="0"/>
+          <w:sz w:val="24"/>
+          <w:szCs w:val="24"/>
+          <w:lang w:eastAsia="en-IN" w:bidi="ta-IN"/>
+          <w14:ligatures w14:val="none"/>
+        </w:rPr>
+      </w:pPr>
+      <w:r>
+        <w:rPr>
+          <w:rFonts w:ascii="Times New Roman" w:eastAsia="Times New Roman" w:hAnsi="Times New Roman" w:cs="Times New Roman"/>
+          <w:kern w:val="0"/>
+          <w:sz w:val="24"/>
+          <w:szCs w:val="24"/>
+          <w:lang w:eastAsia="en-IN" w:bidi="ta-IN"/>
+          <w14:ligatures w14:val="none"/>
+        </w:rPr>
+        <w:t>AQI Category Count Graph</w:t>
+      </w:r>
+    </w:p>
+    <w:p>
+      <w:pPr>
+        <w:spacing w:after="0" w:line="240" w:lineRule="auto"/>
+        <w:rPr>
+          <w:rFonts w:ascii="Times New Roman" w:eastAsia="Times New Roman" w:hAnsi="Times New Roman" w:cs="Times New Roman"/>
+          <w:kern w:val="0"/>
+          <w:sz w:val="24"/>
+          <w:szCs w:val="24"/>
+          <w:lang w:eastAsia="en-IN" w:bidi="ta-IN"/>
+          <w14:ligatures w14:val="none"/>
+        </w:rPr>
+      </w:pPr>
+      <w:r>
+        <w:rPr>
+          <w:rFonts w:ascii="Times New Roman" w:eastAsia="Times New Roman" w:hAnsi="Times New Roman" w:cs="Times New Roman"/>
+          <w:kern w:val="0"/>
+          <w:sz w:val="24"/>
+          <w:szCs w:val="24"/>
+          <w:lang w:eastAsia="en-IN" w:bidi="ta-IN"/>
+          <w14:ligatures w14:val="none"/>
+        </w:rPr>
+        <w:pict>
+          <v:rect id="_x0000_i1025" style="width:0;height:1.5pt" o:hralign="center" o:hrstd="t" o:hr="t" fillcolor="#a0a0a0" stroked="f"/>
+        </w:pict>
+      </w:r>
+    </w:p>
+    <w:p>
+      <w:pPr>
+        <w:spacing w:before="100" w:beforeAutospacing="1" w:after="100" w:afterAutospacing="1" w:line="240" w:lineRule="auto"/>
+        <w:outlineLvl w:val="0"/>
+        <w:rPr>
+          <w:rFonts w:ascii="Times New Roman" w:eastAsia="Times New Roman" w:hAnsi="Times New Roman" w:cs="Times New Roman"/>
+          <w:b/>
+          <w:bCs/>
+          <w:kern w:val="36"/>
+          <w:sz w:val="48"/>
+          <w:szCs w:val="48"/>
+          <w:lang w:eastAsia="en-IN" w:bidi="ta-IN"/>
+          <w14:ligatures w14:val="none"/>
+        </w:rPr>
+      </w:pPr>
+      <w:r>
+        <w:rPr>
+          <w:rFonts w:ascii="Times New Roman" w:eastAsia="Times New Roman" w:hAnsi="Times New Roman" w:cs="Times New Roman"/>
+          <w:b/>
+          <w:bCs/>
+          <w:kern w:val="36"/>
+          <w:sz w:val="48"/>
+          <w:szCs w:val="48"/>
+          <w:lang w:eastAsia="en-IN" w:bidi="ta-IN"/>
+          <w14:ligatures w14:val="none"/>
+        </w:rPr>
+        <w:t>Next Priority (Important)</w:t>
+      </w:r>
+    </w:p>
+    <w:p>
+      <w:pPr>
+        <w:spacing w:before="100" w:beforeAutospacing="1" w:after="100" w:afterAutospacing="1" w:line="240" w:lineRule="auto"/>
+        <w:outlineLvl w:val="1"/>
+        <w:rPr>
+          <w:rFonts w:ascii="Times New Roman" w:eastAsia="Times New Roman" w:hAnsi="Times New Roman" w:cs="Times New Roman"/>
+          <w:b/>
+          <w:bCs/>
+          <w:kern w:val="0"/>
+          <w:sz w:val="36"/>
+          <w:szCs w:val="36"/>
+          <w:lang w:eastAsia="en-IN" w:bidi="ta-IN"/>
+          <w14:ligatures w14:val="none"/>
+        </w:rPr>
+      </w:pPr>
+      <w:r>
+        <w:rPr>
+          <w:rFonts w:ascii="Times New Roman" w:eastAsia="Times New Roman" w:hAnsi="Times New Roman" w:cs="Times New Roman"/>
+          <w:b/>
+          <w:bCs/>
+          <w:kern w:val="0"/>
+          <w:sz w:val="36"/>
+          <w:szCs w:val="36"/>
+          <w:lang w:eastAsia="en-IN" w:bidi="ta-IN"/>
+          <w14:ligatures w14:val="none"/>
+        </w:rPr>
+        <w:t>1. Improve Performance Page</w:t>
+      </w:r>
+    </w:p>
+    <w:p>
+      <w:pPr>
+        <w:spacing w:before="100" w:beforeAutospacing="1" w:after="100" w:afterAutospacing="1" w:line="240" w:lineRule="auto"/>
+        <w:rPr>
+          <w:rFonts w:ascii="Times New Roman" w:eastAsia="Times New Roman" w:hAnsi="Times New Roman" w:cs="Times New Roman"/>
+          <w:kern w:val="0"/>
+          <w:sz w:val="24"/>
+          <w:szCs w:val="24"/>
+          <w:lang w:eastAsia="en-IN" w:bidi="ta-IN"/>
+          <w14:ligatures w14:val="none"/>
+        </w:rPr>
+      </w:pPr>
+      <w:r>
+        <w:rPr>
+          <w:rFonts w:ascii="Times New Roman" w:eastAsia="Times New Roman" w:hAnsi="Times New Roman" w:cs="Times New Roman"/>
+          <w:kern w:val="0"/>
+          <w:sz w:val="24"/>
+          <w:szCs w:val="24"/>
+          <w:lang w:eastAsia="en-IN" w:bidi="ta-IN"/>
+          <w14:ligatures w14:val="none"/>
+        </w:rPr>
+        <w:t>Your Performance page should explain:</w:t>
+      </w:r>
+    </w:p>
+    <w:tbl>
+      <w:tblPr>
+        <w:tblW w:w="0" w:type="auto"/>
+        <w:tblCellSpacing w:w="15" w:type="dxa"/>
+        <w:tblCellMar>
+          <w:top w:w="15" w:type="dxa"/>
+          <w:left w:w="15" w:type="dxa"/>
+          <w:bottom w:w="15" w:type="dxa"/>
+          <w:right w:w="15" w:type="dxa"/>
+        </w:tblCellMar>
+        <w:tblLook w:val="04A0" w:firstRow="1" w:lastRow="0" w:firstColumn="1" w:lastColumn="0" w:noHBand="0" w:noVBand="1"/>
+      </w:tblPr>
+      <w:tblGrid>
+        <w:gridCol w:w="1549"/>
+        <w:gridCol w:w="1048"/>
+      </w:tblGrid>
+      <w:tr>
+        <w:trPr>
+          <w:tblHeader/>
+          <w:tblCellSpacing w:w="15" w:type="dxa"/>
+        </w:trPr>
+        <w:tc>
+          <w:tcPr>
+            <w:tcW w:w="0" w:type="auto"/>
+            <w:vAlign w:val="center"/>
+            <w:hideMark/>
+          </w:tcPr>
+          <w:p>
+            <w:pPr>
+              <w:spacing w:after="0" w:line="240" w:lineRule="auto"/>
+              <w:jc w:val="center"/>
+              <w:rPr>
+                <w:rFonts w:ascii="Times New Roman" w:eastAsia="Times New Roman" w:hAnsi="Times New Roman" w:cs="Times New Roman"/>
+                <w:b/>
+                <w:bCs/>
+                <w:kern w:val="0"/>
+                <w:sz w:val="24"/>
+                <w:szCs w:val="24"/>
+                <w:lang w:eastAsia="en-IN" w:bidi="ta-IN"/>
+                <w14:ligatures w14:val="none"/>
+              </w:rPr>
+            </w:pPr>
+            <w:r>
+              <w:rPr>
+                <w:rFonts w:ascii="Times New Roman" w:eastAsia="Times New Roman" w:hAnsi="Times New Roman" w:cs="Times New Roman"/>
+                <w:b/>
+                <w:bCs/>
+                <w:kern w:val="0"/>
+                <w:sz w:val="24"/>
+                <w:szCs w:val="24"/>
+                <w:lang w:eastAsia="en-IN" w:bidi="ta-IN"/>
+                <w14:ligatures w14:val="none"/>
+              </w:rPr>
+              <w:t>Model</w:t>
+            </w:r>
+          </w:p>
+        </w:tc>
+        <w:tc>
+          <w:tcPr>
+            <w:tcW w:w="0" w:type="auto"/>
+            <w:vAlign w:val="center"/>
+            <w:hideMark/>
+          </w:tcPr>
+          <w:p>
+            <w:pPr>
+              <w:spacing w:after="0" w:line="240" w:lineRule="auto"/>
+              <w:jc w:val="center"/>
+              <w:rPr>
+                <w:rFonts w:ascii="Times New Roman" w:eastAsia="Times New Roman" w:hAnsi="Times New Roman" w:cs="Times New Roman"/>
+                <w:b/>
+                <w:bCs/>
+                <w:kern w:val="0"/>
+                <w:sz w:val="24"/>
+                <w:szCs w:val="24"/>
+                <w:lang w:eastAsia="en-IN" w:bidi="ta-IN"/>
+                <w14:ligatures w14:val="none"/>
+              </w:rPr>
+            </w:pPr>
+            <w:r>
+              <w:rPr>
+                <w:rFonts w:ascii="Times New Roman" w:eastAsia="Times New Roman" w:hAnsi="Times New Roman" w:cs="Times New Roman"/>
+                <w:b/>
+                <w:bCs/>
+                <w:kern w:val="0"/>
+                <w:sz w:val="24"/>
+                <w:szCs w:val="24"/>
+                <w:lang w:eastAsia="en-IN" w:bidi="ta-IN"/>
+                <w14:ligatures w14:val="none"/>
+              </w:rPr>
+              <w:t>Accuracy</w:t>
+            </w:r>
+          </w:p>
+        </w:tc>
+      </w:tr>
+      <w:tr>
+        <w:trPr>
+          <w:tblCellSpacing w:w="15" w:type="dxa"/>
+        </w:trPr>
+        <w:tc>
+          <w:tcPr>
+            <w:tcW w:w="0" w:type="auto"/>
+            <w:vAlign w:val="center"/>
+            <w:hideMark/>
+          </w:tcPr>
+          <w:p>
+            <w:pPr>
+              <w:spacing w:after="0" w:line="240" w:lineRule="auto"/>
+              <w:rPr>
+                <w:rFonts w:ascii="Times New Roman" w:eastAsia="Times New Roman" w:hAnsi="Times New Roman" w:cs="Times New Roman"/>
+                <w:kern w:val="0"/>
+                <w:sz w:val="24"/>
+                <w:szCs w:val="24"/>
+                <w:lang w:eastAsia="en-IN" w:bidi="ta-IN"/>
+                <w14:ligatures w14:val="none"/>
+              </w:rPr>
+            </w:pPr>
+            <w:r>
+              <w:rPr>
+                <w:rFonts w:ascii="Times New Roman" w:eastAsia="Times New Roman" w:hAnsi="Times New Roman" w:cs="Times New Roman"/>
+                <w:kern w:val="0"/>
+                <w:sz w:val="24"/>
+                <w:szCs w:val="24"/>
+                <w:lang w:eastAsia="en-IN" w:bidi="ta-IN"/>
+                <w14:ligatures w14:val="none"/>
+              </w:rPr>
+              <w:t>Decision Tree</w:t>
+            </w:r>
+          </w:p>
+        </w:tc>
+        <w:tc>
+          <w:tcPr>
+            <w:tcW w:w="0" w:type="auto"/>
+            <w:vAlign w:val="center"/>
+            <w:hideMark/>
+          </w:tcPr>
+          <w:p>
+            <w:pPr>
+              <w:spacing w:after="0" w:line="240" w:lineRule="auto"/>
+              <w:rPr>
+                <w:rFonts w:ascii="Times New Roman" w:eastAsia="Times New Roman" w:hAnsi="Times New Roman" w:cs="Times New Roman"/>
+                <w:kern w:val="0"/>
+                <w:sz w:val="24"/>
+                <w:szCs w:val="24"/>
+                <w:lang w:eastAsia="en-IN" w:bidi="ta-IN"/>
+                <w14:ligatures w14:val="none"/>
+              </w:rPr>
+            </w:pPr>
+            <w:r>
+              <w:rPr>
+                <w:rFonts w:ascii="Times New Roman" w:eastAsia="Times New Roman" w:hAnsi="Times New Roman" w:cs="Times New Roman"/>
+                <w:kern w:val="0"/>
+                <w:sz w:val="24"/>
+                <w:szCs w:val="24"/>
+                <w:lang w:eastAsia="en-IN" w:bidi="ta-IN"/>
+                <w14:ligatures w14:val="none"/>
+              </w:rPr>
+              <w:t>76.1%</w:t>
+            </w:r>
+          </w:p>
+        </w:tc>
+      </w:tr>
+      <w:tr>
+        <w:trPr>
+          <w:tblCellSpacing w:w="15" w:type="dxa"/>
+        </w:trPr>
+        <w:tc>
+          <w:tcPr>
+            <w:tcW w:w="0" w:type="auto"/>
+            <w:vAlign w:val="center"/>
+            <w:hideMark/>
+          </w:tcPr>
+          <w:p>
+            <w:pPr>
+              <w:spacing w:after="0" w:line="240" w:lineRule="auto"/>
+              <w:rPr>
+                <w:rFonts w:ascii="Times New Roman" w:eastAsia="Times New Roman" w:hAnsi="Times New Roman" w:cs="Times New Roman"/>
+                <w:kern w:val="0"/>
+                <w:sz w:val="24"/>
+                <w:szCs w:val="24"/>
+                <w:lang w:eastAsia="en-IN" w:bidi="ta-IN"/>
+                <w14:ligatures w14:val="none"/>
+              </w:rPr>
+            </w:pPr>
+            <w:r>
+              <w:rPr>
+                <w:rFonts w:ascii="Times New Roman" w:eastAsia="Times New Roman" w:hAnsi="Times New Roman" w:cs="Times New Roman"/>
+                <w:kern w:val="0"/>
+                <w:sz w:val="24"/>
+                <w:szCs w:val="24"/>
+                <w:lang w:eastAsia="en-IN" w:bidi="ta-IN"/>
+                <w14:ligatures w14:val="none"/>
+              </w:rPr>
+              <w:t>KNN</w:t>
+            </w:r>
+          </w:p>
+        </w:tc>
+        <w:tc>
+          <w:tcPr>
+            <w:tcW w:w="0" w:type="auto"/>
+            <w:vAlign w:val="center"/>
+            <w:hideMark/>
+          </w:tcPr>
+          <w:p>
+            <w:pPr>
+              <w:spacing w:after="0" w:line="240" w:lineRule="auto"/>
+              <w:rPr>
+                <w:rFonts w:ascii="Times New Roman" w:eastAsia="Times New Roman" w:hAnsi="Times New Roman" w:cs="Times New Roman"/>
+                <w:kern w:val="0"/>
+                <w:sz w:val="24"/>
+                <w:szCs w:val="24"/>
+                <w:lang w:eastAsia="en-IN" w:bidi="ta-IN"/>
+                <w14:ligatures w14:val="none"/>
+              </w:rPr>
+            </w:pPr>
+            <w:r>
+              <w:rPr>
+                <w:rFonts w:ascii="Times New Roman" w:eastAsia="Times New Roman" w:hAnsi="Times New Roman" w:cs="Times New Roman"/>
+                <w:kern w:val="0"/>
+                <w:sz w:val="24"/>
+                <w:szCs w:val="24"/>
+                <w:lang w:eastAsia="en-IN" w:bidi="ta-IN"/>
+                <w14:ligatures w14:val="none"/>
+              </w:rPr>
+              <w:t>79.8%</w:t>
+            </w:r>
+          </w:p>
+        </w:tc>
+      </w:tr>
+      <w:tr>
+        <w:trPr>
+          <w:tblCellSpacing w:w="15" w:type="dxa"/>
+        </w:trPr>
+        <w:tc>
+          <w:tcPr>
+            <w:tcW w:w="0" w:type="auto"/>
+            <w:vAlign w:val="center"/>
+            <w:hideMark/>
+          </w:tcPr>
+          <w:p>
+            <w:pPr>
+              <w:spacing w:after="0" w:line="240" w:lineRule="auto"/>
+              <w:rPr>
+                <w:rFonts w:ascii="Times New Roman" w:eastAsia="Times New Roman" w:hAnsi="Times New Roman" w:cs="Times New Roman"/>
+                <w:kern w:val="0"/>
+                <w:sz w:val="24"/>
+                <w:szCs w:val="24"/>
+                <w:lang w:eastAsia="en-IN" w:bidi="ta-IN"/>
+                <w14:ligatures w14:val="none"/>
+              </w:rPr>
+            </w:pPr>
+            <w:r>
+              <w:rPr>
+                <w:rFonts w:ascii="Times New Roman" w:eastAsia="Times New Roman" w:hAnsi="Times New Roman" w:cs="Times New Roman"/>
+                <w:kern w:val="0"/>
+                <w:sz w:val="24"/>
+                <w:szCs w:val="24"/>
+                <w:lang w:eastAsia="en-IN" w:bidi="ta-IN"/>
+                <w14:ligatures w14:val="none"/>
+              </w:rPr>
+              <w:t>Random Forest</w:t>
+            </w:r>
+          </w:p>
+        </w:tc>
+        <w:tc>
+          <w:tcPr>
+            <w:tcW w:w="0" w:type="auto"/>
+            <w:vAlign w:val="center"/>
+            <w:hideMark/>
+          </w:tcPr>
+          <w:p>
+            <w:pPr>
+              <w:spacing w:after="0" w:line="240" w:lineRule="auto"/>
+              <w:rPr>
+                <w:rFonts w:ascii="Times New Roman" w:eastAsia="Times New Roman" w:hAnsi="Times New Roman" w:cs="Times New Roman"/>
+                <w:kern w:val="0"/>
+                <w:sz w:val="24"/>
+                <w:szCs w:val="24"/>
+                <w:lang w:eastAsia="en-IN" w:bidi="ta-IN"/>
+                <w14:ligatures w14:val="none"/>
+              </w:rPr>
+            </w:pPr>
+            <w:r>
+              <w:rPr>
+                <w:rFonts w:ascii="Times New Roman" w:eastAsia="Times New Roman" w:hAnsi="Times New Roman" w:cs="Times New Roman"/>
+                <w:kern w:val="0"/>
+                <w:sz w:val="24"/>
+                <w:szCs w:val="24"/>
+                <w:lang w:eastAsia="en-IN" w:bidi="ta-IN"/>
+                <w14:ligatures w14:val="none"/>
+              </w:rPr>
+              <w:t>83.7%</w:t>
+            </w:r>
+          </w:p>
+        </w:tc>
+      </w:tr>
+    </w:tbl>
+    <w:p>
+      <w:pPr>
+        <w:spacing w:before="100" w:beforeAutospacing="1" w:after="100" w:afterAutospacing="1" w:line="240" w:lineRule="auto"/>
+        <w:rPr>
+          <w:rFonts w:ascii="Times New Roman" w:eastAsia="Times New Roman" w:hAnsi="Times New Roman" w:cs="Times New Roman"/>
+          <w:kern w:val="0"/>
+          <w:sz w:val="24"/>
+          <w:szCs w:val="24"/>
+          <w:lang w:eastAsia="en-IN" w:bidi="ta-IN"/>
+          <w14:ligatures w14:val="none"/>
+        </w:rPr>
+      </w:pPr>
+      <w:r>
+        <w:rPr>
+          <w:rFonts w:ascii="Times New Roman" w:eastAsia="Times New Roman" w:hAnsi="Times New Roman" w:cs="Times New Roman"/>
+          <w:kern w:val="0"/>
+          <w:sz w:val="24"/>
+          <w:szCs w:val="24"/>
+          <w:lang w:eastAsia="en-IN" w:bidi="ta-IN"/>
+          <w14:ligatures w14:val="none"/>
+        </w:rPr>
+        <w:t>Add:</w:t>
+      </w:r>
+    </w:p>
+    <w:p>
+      <w:pPr>
+        <w:numPr>
+          <w:ilvl w:val="0"/>
+          <w:numId w:val="2"/>
+        </w:numPr>
+        <w:spacing w:before="100" w:beforeAutospacing="1" w:after="100" w:afterAutospacing="1" w:line="240" w:lineRule="auto"/>
+        <w:rPr>
+          <w:rFonts w:ascii="Times New Roman" w:eastAsia="Times New Roman" w:hAnsi="Times New Roman" w:cs="Times New Roman"/>
+          <w:kern w:val="0"/>
+          <w:sz w:val="24"/>
+          <w:szCs w:val="24"/>
+          <w:lang w:eastAsia="en-IN" w:bidi="ta-IN"/>
+          <w14:ligatures w14:val="none"/>
+        </w:rPr>
+      </w:pPr>
+      <w:r>
+        <w:rPr>
+          <w:rFonts w:ascii="Times New Roman" w:eastAsia="Times New Roman" w:hAnsi="Times New Roman" w:cs="Times New Roman"/>
+          <w:kern w:val="0"/>
+          <w:sz w:val="24"/>
+          <w:szCs w:val="24"/>
+          <w:lang w:eastAsia="en-IN" w:bidi="ta-IN"/>
+          <w14:ligatures w14:val="none"/>
+        </w:rPr>
+        <w:t>Best model highlight</w:t>
+      </w:r>
+    </w:p>
+    <w:p>
+      <w:pPr>
+        <w:numPr>
+          <w:ilvl w:val="0"/>
+          <w:numId w:val="2"/>
+        </w:numPr>
+        <w:spacing w:before="100" w:beforeAutospacing="1" w:after="100" w:afterAutospacing="1" w:line="240" w:lineRule="auto"/>
+        <w:rPr>
+          <w:rFonts w:ascii="Times New Roman" w:eastAsia="Times New Roman" w:hAnsi="Times New Roman" w:cs="Times New Roman"/>
+          <w:kern w:val="0"/>
+          <w:sz w:val="24"/>
+          <w:szCs w:val="24"/>
+          <w:lang w:eastAsia="en-IN" w:bidi="ta-IN"/>
+          <w14:ligatures w14:val="none"/>
+        </w:rPr>
+      </w:pPr>
+      <w:r>
+        <w:rPr>
+          <w:rFonts w:ascii="Times New Roman" w:eastAsia="Times New Roman" w:hAnsi="Times New Roman" w:cs="Times New Roman"/>
+          <w:kern w:val="0"/>
+          <w:sz w:val="24"/>
+          <w:szCs w:val="24"/>
+          <w:lang w:eastAsia="en-IN" w:bidi="ta-IN"/>
+          <w14:ligatures w14:val="none"/>
+        </w:rPr>
+        <w:t>Cross Validation Score</w:t>
+      </w:r>
+    </w:p>
+    <w:p>
+      <w:pPr>
+        <w:numPr>
+          <w:ilvl w:val="0"/>
+          <w:numId w:val="2"/>
+        </w:numPr>
+        <w:spacing w:before="100" w:beforeAutospacing="1" w:after="100" w:afterAutospacing="1" w:line="240" w:lineRule="auto"/>
+        <w:rPr>
+          <w:rFonts w:ascii="Times New Roman" w:eastAsia="Times New Roman" w:hAnsi="Times New Roman" w:cs="Times New Roman"/>
+          <w:kern w:val="0"/>
+          <w:sz w:val="24"/>
+          <w:szCs w:val="24"/>
+          <w:lang w:eastAsia="en-IN" w:bidi="ta-IN"/>
+          <w14:ligatures w14:val="none"/>
+        </w:rPr>
+      </w:pPr>
+      <w:r>
+        <w:rPr>
+          <w:rFonts w:ascii="Times New Roman" w:eastAsia="Times New Roman" w:hAnsi="Times New Roman" w:cs="Times New Roman"/>
+          <w:kern w:val="0"/>
+          <w:sz w:val="24"/>
+          <w:szCs w:val="24"/>
+          <w:lang w:eastAsia="en-IN" w:bidi="ta-IN"/>
+          <w14:ligatures w14:val="none"/>
+        </w:rPr>
+        <w:t>Model comparison chart</w:t>
+      </w:r>
+    </w:p>
+    <w:p>
+      <w:pPr>
+        <w:spacing w:before="100" w:beforeAutospacing="1" w:after="100" w:afterAutospacing="1" w:line="240" w:lineRule="auto"/>
+        <w:rPr>
+          <w:rFonts w:ascii="Times New Roman" w:eastAsia="Times New Roman" w:hAnsi="Times New Roman" w:cs="Times New Roman"/>
+          <w:kern w:val="0"/>
+          <w:sz w:val="24"/>
+          <w:szCs w:val="24"/>
+          <w:lang w:eastAsia="en-IN" w:bidi="ta-IN"/>
+          <w14:ligatures w14:val="none"/>
+        </w:rPr>
+      </w:pPr>
+      <w:r>
+        <w:rPr>
+          <w:rFonts w:ascii="Times New Roman" w:eastAsia="Times New Roman" w:hAnsi="Times New Roman" w:cs="Times New Roman"/>
+          <w:kern w:val="0"/>
+          <w:sz w:val="24"/>
+          <w:szCs w:val="24"/>
+          <w:lang w:eastAsia="en-IN" w:bidi="ta-IN"/>
+          <w14:ligatures w14:val="none"/>
+        </w:rPr>
+        <w:lastRenderedPageBreak/>
+        <w:t>This gives examiners a clear understanding.</w:t>
+      </w:r>
+    </w:p>
+    <w:p>
+      <w:pPr>
+        <w:spacing w:after="0" w:line="240" w:lineRule="auto"/>
+        <w:rPr>
+          <w:rFonts w:ascii="Times New Roman" w:eastAsia="Times New Roman" w:hAnsi="Times New Roman" w:cs="Times New Roman"/>
+          <w:kern w:val="0"/>
+          <w:sz w:val="24"/>
+          <w:szCs w:val="24"/>
+          <w:lang w:eastAsia="en-IN" w:bidi="ta-IN"/>
+          <w14:ligatures w14:val="none"/>
+        </w:rPr>
+      </w:pPr>
+      <w:r>
+        <w:rPr>
+          <w:rFonts w:ascii="Times New Roman" w:eastAsia="Times New Roman" w:hAnsi="Times New Roman" w:cs="Times New Roman"/>
+          <w:kern w:val="0"/>
+          <w:sz w:val="24"/>
+          <w:szCs w:val="24"/>
+          <w:lang w:eastAsia="en-IN" w:bidi="ta-IN"/>
+          <w14:ligatures w14:val="none"/>
+        </w:rPr>
+        <w:pict>
+          <v:rect id="_x0000_i1026" style="width:0;height:1.5pt" o:hralign="center" o:hrstd="t" o:hr="t" fillcolor="#a0a0a0" stroked="f"/>
+        </w:pict>
+      </w:r>
+    </w:p>
+    <w:p>
+      <w:pPr>
+        <w:spacing w:before="100" w:beforeAutospacing="1" w:after="100" w:afterAutospacing="1" w:line="240" w:lineRule="auto"/>
+        <w:outlineLvl w:val="1"/>
+        <w:rPr>
+          <w:rFonts w:ascii="Times New Roman" w:eastAsia="Times New Roman" w:hAnsi="Times New Roman" w:cs="Times New Roman"/>
+          <w:b/>
+          <w:bCs/>
+          <w:kern w:val="0"/>
+          <w:sz w:val="36"/>
+          <w:szCs w:val="36"/>
+          <w:lang w:eastAsia="en-IN" w:bidi="ta-IN"/>
+          <w14:ligatures w14:val="none"/>
+        </w:rPr>
+      </w:pPr>
+      <w:r>
+        <w:rPr>
+          <w:rFonts w:ascii="Times New Roman" w:eastAsia="Times New Roman" w:hAnsi="Times New Roman" w:cs="Times New Roman"/>
+          <w:b/>
+          <w:bCs/>
+          <w:kern w:val="0"/>
+          <w:sz w:val="36"/>
+          <w:szCs w:val="36"/>
+          <w:lang w:eastAsia="en-IN" w:bidi="ta-IN"/>
+          <w14:ligatures w14:val="none"/>
+        </w:rPr>
+        <w:t>2. Improve About Page</w:t>
+      </w:r>
+    </w:p>
+    <w:p>
+      <w:pPr>
+        <w:spacing w:before="100" w:beforeAutospacing="1" w:after="100" w:afterAutospacing="1" w:line="240" w:lineRule="auto"/>
+        <w:rPr>
+          <w:rFonts w:ascii="Times New Roman" w:eastAsia="Times New Roman" w:hAnsi="Times New Roman" w:cs="Times New Roman"/>
+          <w:kern w:val="0"/>
+          <w:sz w:val="24"/>
+          <w:szCs w:val="24"/>
+          <w:lang w:eastAsia="en-IN" w:bidi="ta-IN"/>
+          <w14:ligatures w14:val="none"/>
+        </w:rPr>
+      </w:pPr>
+      <w:r>
+        <w:rPr>
+          <w:rFonts w:ascii="Times New Roman" w:eastAsia="Times New Roman" w:hAnsi="Times New Roman" w:cs="Times New Roman"/>
+          <w:kern w:val="0"/>
+          <w:sz w:val="24"/>
+          <w:szCs w:val="24"/>
+          <w:lang w:eastAsia="en-IN" w:bidi="ta-IN"/>
+          <w14:ligatures w14:val="none"/>
+        </w:rPr>
+        <w:t>Current About page is probably very simple.</w:t>
+      </w:r>
+    </w:p>
+    <w:p>
+      <w:pPr>
+        <w:spacing w:before="100" w:beforeAutospacing="1" w:after="100" w:afterAutospacing="1" w:line="240" w:lineRule="auto"/>
+        <w:rPr>
+          <w:rFonts w:ascii="Times New Roman" w:eastAsia="Times New Roman" w:hAnsi="Times New Roman" w:cs="Times New Roman"/>
+          <w:kern w:val="0"/>
+          <w:sz w:val="24"/>
+          <w:szCs w:val="24"/>
+          <w:lang w:eastAsia="en-IN" w:bidi="ta-IN"/>
+          <w14:ligatures w14:val="none"/>
+        </w:rPr>
+      </w:pPr>
+      <w:r>
+        <w:rPr>
+          <w:rFonts w:ascii="Times New Roman" w:eastAsia="Times New Roman" w:hAnsi="Times New Roman" w:cs="Times New Roman"/>
+          <w:kern w:val="0"/>
+          <w:sz w:val="24"/>
+          <w:szCs w:val="24"/>
+          <w:lang w:eastAsia="en-IN" w:bidi="ta-IN"/>
+          <w14:ligatures w14:val="none"/>
+        </w:rPr>
+        <w:t>Add:</w:t>
+      </w:r>
+    </w:p>
+    <w:p>
+      <w:pPr>
+        <w:spacing w:before="100" w:beforeAutospacing="1" w:after="100" w:afterAutospacing="1" w:line="240" w:lineRule="auto"/>
+        <w:outlineLvl w:val="2"/>
+        <w:rPr>
+          <w:rFonts w:ascii="Times New Roman" w:eastAsia="Times New Roman" w:hAnsi="Times New Roman" w:cs="Times New Roman"/>
+          <w:b/>
+          <w:bCs/>
+          <w:kern w:val="0"/>
+          <w:sz w:val="27"/>
+          <w:szCs w:val="27"/>
+          <w:lang w:eastAsia="en-IN" w:bidi="ta-IN"/>
+          <w14:ligatures w14:val="none"/>
+        </w:rPr>
+      </w:pPr>
+      <w:r>
+        <w:rPr>
+          <w:rFonts w:ascii="Times New Roman" w:eastAsia="Times New Roman" w:hAnsi="Times New Roman" w:cs="Times New Roman"/>
+          <w:b/>
+          <w:bCs/>
+          <w:kern w:val="0"/>
+          <w:sz w:val="27"/>
+          <w:szCs w:val="27"/>
+          <w:lang w:eastAsia="en-IN" w:bidi="ta-IN"/>
+          <w14:ligatures w14:val="none"/>
+        </w:rPr>
+        <w:t>Project Objective</w:t>
+      </w:r>
+    </w:p>
+    <w:p>
+      <w:pPr>
+        <w:tabs>
+          <w:tab w:val="left" w:pos="916"/>
+          <w:tab w:val="left" w:pos="1832"/>
+          <w:tab w:val="left" w:pos="2748"/>
+          <w:tab w:val="left" w:pos="3664"/>
+          <w:tab w:val="left" w:pos="4580"/>
+          <w:tab w:val="left" w:pos="5496"/>
+          <w:tab w:val="left" w:pos="6412"/>
+          <w:tab w:val="left" w:pos="7328"/>
+          <w:tab w:val="left" w:pos="8244"/>
+          <w:tab w:val="left" w:pos="9160"/>
+          <w:tab w:val="left" w:pos="10076"/>
+          <w:tab w:val="left" w:pos="10992"/>
+          <w:tab w:val="left" w:pos="11908"/>
+          <w:tab w:val="left" w:pos="12824"/>
+          <w:tab w:val="left" w:pos="13740"/>
+          <w:tab w:val="left" w:pos="14656"/>
+        </w:tabs>
+        <w:spacing w:after="0" w:line="240" w:lineRule="auto"/>
+        <w:rPr>
+          <w:rFonts w:ascii="Courier New" w:eastAsia="Times New Roman" w:hAnsi="Courier New" w:cs="Courier New"/>
+          <w:kern w:val="0"/>
+          <w:sz w:val="20"/>
+          <w:szCs w:val="20"/>
+          <w:lang w:eastAsia="en-IN" w:bidi="ta-IN"/>
+          <w14:ligatures w14:val="none"/>
+        </w:rPr>
+      </w:pPr>
+      <w:r>
+        <w:rPr>
+          <w:rFonts w:ascii="Courier New" w:eastAsia="Times New Roman" w:hAnsi="Courier New" w:cs="Courier New"/>
+          <w:kern w:val="0"/>
+          <w:sz w:val="20"/>
+          <w:szCs w:val="20"/>
+          <w:lang w:eastAsia="en-IN" w:bidi="ta-IN"/>
+          <w14:ligatures w14:val="none"/>
+        </w:rPr>
+        <w:t>To predict Air Quality Index (AQI) using Machine Learning techniques based on pollution parameters such as PM2.5, PM10, NO, NO2, NOx, NH3, CO, SO2 and O3.</w:t>
+      </w:r>
+    </w:p>
+    <w:p>
+      <w:pPr>
+        <w:spacing w:before="100" w:beforeAutospacing="1" w:after="100" w:afterAutospacing="1" w:line="240" w:lineRule="auto"/>
+        <w:outlineLvl w:val="2"/>
+        <w:rPr>
+          <w:rFonts w:ascii="Times New Roman" w:eastAsia="Times New Roman" w:hAnsi="Times New Roman" w:cs="Times New Roman"/>
+          <w:b/>
+          <w:bCs/>
+          <w:kern w:val="0"/>
+          <w:sz w:val="27"/>
+          <w:szCs w:val="27"/>
+          <w:lang w:eastAsia="en-IN" w:bidi="ta-IN"/>
+          <w14:ligatures w14:val="none"/>
+        </w:rPr>
+      </w:pPr>
+      <w:r>
+        <w:rPr>
+          <w:rFonts w:ascii="Times New Roman" w:eastAsia="Times New Roman" w:hAnsi="Times New Roman" w:cs="Times New Roman"/>
+          <w:b/>
+          <w:bCs/>
+          <w:kern w:val="0"/>
+          <w:sz w:val="27"/>
+          <w:szCs w:val="27"/>
+          <w:lang w:eastAsia="en-IN" w:bidi="ta-IN"/>
+          <w14:ligatures w14:val="none"/>
+        </w:rPr>
+        <w:t>Technologies Used</w:t>
+      </w:r>
+    </w:p>
+    <w:p>
+      <w:pPr>
+        <w:tabs>
+          <w:tab w:val="left" w:pos="916"/>
+          <w:tab w:val="left" w:pos="1832"/>
+          <w:tab w:val="left" w:pos="2748"/>
+          <w:tab w:val="left" w:pos="3664"/>
+          <w:tab w:val="left" w:pos="4580"/>
+          <w:tab w:val="left" w:pos="5496"/>
+          <w:tab w:val="left" w:pos="6412"/>
+          <w:tab w:val="left" w:pos="7328"/>
+          <w:tab w:val="left" w:pos="8244"/>
+          <w:tab w:val="left" w:pos="9160"/>
+          <w:tab w:val="left" w:pos="10076"/>
+          <w:tab w:val="left" w:pos="10992"/>
+          <w:tab w:val="left" w:pos="11908"/>
+          <w:tab w:val="left" w:pos="12824"/>
+          <w:tab w:val="left" w:pos="13740"/>
+          <w:tab w:val="left" w:pos="14656"/>
+        </w:tabs>
+        <w:spacing w:after="0" w:line="240" w:lineRule="auto"/>
+        <w:rPr>
+          <w:rFonts w:ascii="Courier New" w:eastAsia="Times New Roman" w:hAnsi="Courier New" w:cs="Courier New"/>
+          <w:kern w:val="0"/>
+          <w:sz w:val="20"/>
+          <w:szCs w:val="20"/>
+          <w:lang w:eastAsia="en-IN" w:bidi="ta-IN"/>
+          <w14:ligatures w14:val="none"/>
+        </w:rPr>
+      </w:pPr>
+      <w:r>
+        <w:rPr>
+          <w:rFonts w:ascii="Courier New" w:eastAsia="Times New Roman" w:hAnsi="Courier New" w:cs="Courier New"/>
+          <w:kern w:val="0"/>
+          <w:sz w:val="20"/>
+          <w:szCs w:val="20"/>
+          <w:lang w:eastAsia="en-IN" w:bidi="ta-IN"/>
+          <w14:ligatures w14:val="none"/>
+        </w:rPr>
+        <w:t>Python</w:t>
+      </w:r>
+    </w:p>
+    <w:p>
+      <w:pPr>
+        <w:tabs>
+          <w:tab w:val="left" w:pos="916"/>
+          <w:tab w:val="left" w:pos="1832"/>
+          <w:tab w:val="left" w:pos="2748"/>
+          <w:tab w:val="left" w:pos="3664"/>
+          <w:tab w:val="left" w:pos="4580"/>
+          <w:tab w:val="left" w:pos="5496"/>
+          <w:tab w:val="left" w:pos="6412"/>
+          <w:tab w:val="left" w:pos="7328"/>
+          <w:tab w:val="left" w:pos="8244"/>
+          <w:tab w:val="left" w:pos="9160"/>
+          <w:tab w:val="left" w:pos="10076"/>
+          <w:tab w:val="left" w:pos="10992"/>
+          <w:tab w:val="left" w:pos="11908"/>
+          <w:tab w:val="left" w:pos="12824"/>
+          <w:tab w:val="left" w:pos="13740"/>
+          <w:tab w:val="left" w:pos="14656"/>
+        </w:tabs>
+        <w:spacing w:after="0" w:line="240" w:lineRule="auto"/>
+        <w:rPr>
+          <w:rFonts w:ascii="Courier New" w:eastAsia="Times New Roman" w:hAnsi="Courier New" w:cs="Courier New"/>
+          <w:kern w:val="0"/>
+          <w:sz w:val="20"/>
+          <w:szCs w:val="20"/>
+          <w:lang w:eastAsia="en-IN" w:bidi="ta-IN"/>
+          <w14:ligatures w14:val="none"/>
+        </w:rPr>
+      </w:pPr>
+      <w:r>
+        <w:rPr>
+          <w:rFonts w:ascii="Courier New" w:eastAsia="Times New Roman" w:hAnsi="Courier New" w:cs="Courier New"/>
+          <w:kern w:val="0"/>
+          <w:sz w:val="20"/>
+          <w:szCs w:val="20"/>
+          <w:lang w:eastAsia="en-IN" w:bidi="ta-IN"/>
+          <w14:ligatures w14:val="none"/>
+        </w:rPr>
+        <w:t>Flask</w:t>
+      </w:r>
+    </w:p>
+    <w:p>
+      <w:pPr>
+        <w:tabs>
+          <w:tab w:val="left" w:pos="916"/>
+          <w:tab w:val="left" w:pos="1832"/>
+          <w:tab w:val="left" w:pos="2748"/>
+          <w:tab w:val="left" w:pos="3664"/>
+          <w:tab w:val="left" w:pos="4580"/>
+          <w:tab w:val="left" w:pos="5496"/>
+          <w:tab w:val="left" w:pos="6412"/>
+          <w:tab w:val="left" w:pos="7328"/>
+          <w:tab w:val="left" w:pos="8244"/>
+          <w:tab w:val="left" w:pos="9160"/>
+          <w:tab w:val="left" w:pos="10076"/>
+          <w:tab w:val="left" w:pos="10992"/>
+          <w:tab w:val="left" w:pos="11908"/>
+          <w:tab w:val="left" w:pos="12824"/>
+          <w:tab w:val="left" w:pos="13740"/>
+          <w:tab w:val="left" w:pos="14656"/>
+        </w:tabs>
+        <w:spacing w:after="0" w:line="240" w:lineRule="auto"/>
+        <w:rPr>
+          <w:rFonts w:ascii="Courier New" w:eastAsia="Times New Roman" w:hAnsi="Courier New" w:cs="Courier New"/>
+          <w:kern w:val="0"/>
+          <w:sz w:val="20"/>
+          <w:szCs w:val="20"/>
+          <w:lang w:eastAsia="en-IN" w:bidi="ta-IN"/>
+          <w14:ligatures w14:val="none"/>
+        </w:rPr>
+      </w:pPr>
+      <w:proofErr w:type="spellStart"/>
+      <w:r>
+        <w:rPr>
+          <w:rFonts w:ascii="Courier New" w:eastAsia="Times New Roman" w:hAnsi="Courier New" w:cs="Courier New"/>
+          <w:kern w:val="0"/>
+          <w:sz w:val="20"/>
+          <w:szCs w:val="20"/>
+          <w:lang w:eastAsia="en-IN" w:bidi="ta-IN"/>
+          <w14:ligatures w14:val="none"/>
+        </w:rPr>
+        <w:t>Scikit</w:t>
+      </w:r>
+      <w:proofErr w:type="spellEnd"/>
+      <w:r>
+        <w:rPr>
+          <w:rFonts w:ascii="Courier New" w:eastAsia="Times New Roman" w:hAnsi="Courier New" w:cs="Courier New"/>
+          <w:kern w:val="0"/>
+          <w:sz w:val="20"/>
+          <w:szCs w:val="20"/>
+          <w:lang w:eastAsia="en-IN" w:bidi="ta-IN"/>
+          <w14:ligatures w14:val="none"/>
+        </w:rPr>
+        <w:t>-Learn</w:t>
+      </w:r>
+    </w:p>
+    <w:p>
+      <w:pPr>
+        <w:tabs>
+          <w:tab w:val="left" w:pos="916"/>
+          <w:tab w:val="left" w:pos="1832"/>
+          <w:tab w:val="left" w:pos="2748"/>
+          <w:tab w:val="left" w:pos="3664"/>
+          <w:tab w:val="left" w:pos="4580"/>
+          <w:tab w:val="left" w:pos="5496"/>
+          <w:tab w:val="left" w:pos="6412"/>
+          <w:tab w:val="left" w:pos="7328"/>
+          <w:tab w:val="left" w:pos="8244"/>
+          <w:tab w:val="left" w:pos="9160"/>
+          <w:tab w:val="left" w:pos="10076"/>
+          <w:tab w:val="left" w:pos="10992"/>
+          <w:tab w:val="left" w:pos="11908"/>
+          <w:tab w:val="left" w:pos="12824"/>
+          <w:tab w:val="left" w:pos="13740"/>
+          <w:tab w:val="left" w:pos="14656"/>
+        </w:tabs>
+        <w:spacing w:after="0" w:line="240" w:lineRule="auto"/>
+        <w:rPr>
+          <w:rFonts w:ascii="Courier New" w:eastAsia="Times New Roman" w:hAnsi="Courier New" w:cs="Courier New"/>
+          <w:kern w:val="0"/>
+          <w:sz w:val="20"/>
+          <w:szCs w:val="20"/>
+          <w:lang w:eastAsia="en-IN" w:bidi="ta-IN"/>
+          <w14:ligatures w14:val="none"/>
+        </w:rPr>
+      </w:pPr>
+      <w:r>
+        <w:rPr>
+          <w:rFonts w:ascii="Courier New" w:eastAsia="Times New Roman" w:hAnsi="Courier New" w:cs="Courier New"/>
+          <w:kern w:val="0"/>
+          <w:sz w:val="20"/>
+          <w:szCs w:val="20"/>
+          <w:lang w:eastAsia="en-IN" w:bidi="ta-IN"/>
+          <w14:ligatures w14:val="none"/>
+        </w:rPr>
+        <w:t>Pandas</w:t>
+      </w:r>
+    </w:p>
+    <w:p>
+      <w:pPr>
+        <w:tabs>
+          <w:tab w:val="left" w:pos="916"/>
+          <w:tab w:val="left" w:pos="1832"/>
+          <w:tab w:val="left" w:pos="2748"/>
+          <w:tab w:val="left" w:pos="3664"/>
+          <w:tab w:val="left" w:pos="4580"/>
+          <w:tab w:val="left" w:pos="5496"/>
+          <w:tab w:val="left" w:pos="6412"/>
+          <w:tab w:val="left" w:pos="7328"/>
+          <w:tab w:val="left" w:pos="8244"/>
+          <w:tab w:val="left" w:pos="9160"/>
+          <w:tab w:val="left" w:pos="10076"/>
+          <w:tab w:val="left" w:pos="10992"/>
+          <w:tab w:val="left" w:pos="11908"/>
+          <w:tab w:val="left" w:pos="12824"/>
+          <w:tab w:val="left" w:pos="13740"/>
+          <w:tab w:val="left" w:pos="14656"/>
+        </w:tabs>
+        <w:spacing w:after="0" w:line="240" w:lineRule="auto"/>
+        <w:rPr>
+          <w:rFonts w:ascii="Courier New" w:eastAsia="Times New Roman" w:hAnsi="Courier New" w:cs="Courier New"/>
+          <w:kern w:val="0"/>
+          <w:sz w:val="20"/>
+          <w:szCs w:val="20"/>
+          <w:lang w:eastAsia="en-IN" w:bidi="ta-IN"/>
+          <w14:ligatures w14:val="none"/>
+        </w:rPr>
+      </w:pPr>
+      <w:proofErr w:type="spellStart"/>
+      <w:r>
+        <w:rPr>
+          <w:rFonts w:ascii="Courier New" w:eastAsia="Times New Roman" w:hAnsi="Courier New" w:cs="Courier New"/>
+          <w:kern w:val="0"/>
+          <w:sz w:val="20"/>
+          <w:szCs w:val="20"/>
+          <w:lang w:eastAsia="en-IN" w:bidi="ta-IN"/>
+          <w14:ligatures w14:val="none"/>
+        </w:rPr>
+        <w:t>NumPy</w:t>
+      </w:r>
+      <w:proofErr w:type="spellEnd"/>
+    </w:p>
+    <w:p>
+      <w:pPr>
+        <w:tabs>
+          <w:tab w:val="left" w:pos="916"/>
+          <w:tab w:val="left" w:pos="1832"/>
+          <w:tab w:val="left" w:pos="2748"/>
+          <w:tab w:val="left" w:pos="3664"/>
+          <w:tab w:val="left" w:pos="4580"/>
+          <w:tab w:val="left" w:pos="5496"/>
+          <w:tab w:val="left" w:pos="6412"/>
+          <w:tab w:val="left" w:pos="7328"/>
+          <w:tab w:val="left" w:pos="8244"/>
+          <w:tab w:val="left" w:pos="9160"/>
+          <w:tab w:val="left" w:pos="10076"/>
+          <w:tab w:val="left" w:pos="10992"/>
+          <w:tab w:val="left" w:pos="11908"/>
+          <w:tab w:val="left" w:pos="12824"/>
+          <w:tab w:val="left" w:pos="13740"/>
+          <w:tab w:val="left" w:pos="14656"/>
+        </w:tabs>
+        <w:spacing w:after="0" w:line="240" w:lineRule="auto"/>
+        <w:rPr>
+          <w:rFonts w:ascii="Courier New" w:eastAsia="Times New Roman" w:hAnsi="Courier New" w:cs="Courier New"/>
+          <w:kern w:val="0"/>
+          <w:sz w:val="20"/>
+          <w:szCs w:val="20"/>
+          <w:lang w:eastAsia="en-IN" w:bidi="ta-IN"/>
+          <w14:ligatures w14:val="none"/>
+        </w:rPr>
+      </w:pPr>
+      <w:proofErr w:type="spellStart"/>
+      <w:r>
+        <w:rPr>
+          <w:rFonts w:ascii="Courier New" w:eastAsia="Times New Roman" w:hAnsi="Courier New" w:cs="Courier New"/>
+          <w:kern w:val="0"/>
+          <w:sz w:val="20"/>
+          <w:szCs w:val="20"/>
+          <w:lang w:eastAsia="en-IN" w:bidi="ta-IN"/>
+          <w14:ligatures w14:val="none"/>
+        </w:rPr>
+        <w:t>Matplotlib</w:t>
+      </w:r>
+      <w:proofErr w:type="spellEnd"/>
+    </w:p>
+    <w:p>
+      <w:pPr>
+        <w:tabs>
+          <w:tab w:val="left" w:pos="916"/>
+          <w:tab w:val="left" w:pos="1832"/>
+          <w:tab w:val="left" w:pos="2748"/>
+          <w:tab w:val="left" w:pos="3664"/>
+          <w:tab w:val="left" w:pos="4580"/>
+          <w:tab w:val="left" w:pos="5496"/>
+          <w:tab w:val="left" w:pos="6412"/>
+          <w:tab w:val="left" w:pos="7328"/>
+          <w:tab w:val="left" w:pos="8244"/>
+          <w:tab w:val="left" w:pos="9160"/>
+          <w:tab w:val="left" w:pos="10076"/>
+          <w:tab w:val="left" w:pos="10992"/>
+          <w:tab w:val="left" w:pos="11908"/>
+          <w:tab w:val="left" w:pos="12824"/>
+          <w:tab w:val="left" w:pos="13740"/>
+          <w:tab w:val="left" w:pos="14656"/>
+        </w:tabs>
+        <w:spacing w:after="0" w:line="240" w:lineRule="auto"/>
+        <w:rPr>
+          <w:rFonts w:ascii="Courier New" w:eastAsia="Times New Roman" w:hAnsi="Courier New" w:cs="Courier New"/>
+          <w:kern w:val="0"/>
+          <w:sz w:val="20"/>
+          <w:szCs w:val="20"/>
+          <w:lang w:eastAsia="en-IN" w:bidi="ta-IN"/>
+          <w14:ligatures w14:val="none"/>
+        </w:rPr>
+      </w:pPr>
+      <w:r>
+        <w:rPr>
+          <w:rFonts w:ascii="Courier New" w:eastAsia="Times New Roman" w:hAnsi="Courier New" w:cs="Courier New"/>
+          <w:kern w:val="0"/>
+          <w:sz w:val="20"/>
+          <w:szCs w:val="20"/>
+          <w:lang w:eastAsia="en-IN" w:bidi="ta-IN"/>
+          <w14:ligatures w14:val="none"/>
+        </w:rPr>
+        <w:t>SQLite</w:t>
+      </w:r>
+    </w:p>
+    <w:p>
+      <w:pPr>
+        <w:tabs>
+          <w:tab w:val="left" w:pos="916"/>
+          <w:tab w:val="left" w:pos="1832"/>
+          <w:tab w:val="left" w:pos="2748"/>
+          <w:tab w:val="left" w:pos="3664"/>
+          <w:tab w:val="left" w:pos="4580"/>
+          <w:tab w:val="left" w:pos="5496"/>
+          <w:tab w:val="left" w:pos="6412"/>
+          <w:tab w:val="left" w:pos="7328"/>
+          <w:tab w:val="left" w:pos="8244"/>
+          <w:tab w:val="left" w:pos="9160"/>
+          <w:tab w:val="left" w:pos="10076"/>
+          <w:tab w:val="left" w:pos="10992"/>
+          <w:tab w:val="left" w:pos="11908"/>
+          <w:tab w:val="left" w:pos="12824"/>
+          <w:tab w:val="left" w:pos="13740"/>
+          <w:tab w:val="left" w:pos="14656"/>
+        </w:tabs>
+        <w:spacing w:after="0" w:line="240" w:lineRule="auto"/>
+        <w:rPr>
+          <w:rFonts w:ascii="Courier New" w:eastAsia="Times New Roman" w:hAnsi="Courier New" w:cs="Courier New"/>
+          <w:kern w:val="0"/>
+          <w:sz w:val="20"/>
+          <w:szCs w:val="20"/>
+          <w:lang w:eastAsia="en-IN" w:bidi="ta-IN"/>
+          <w14:ligatures w14:val="none"/>
+        </w:rPr>
+      </w:pPr>
+      <w:r>
+        <w:rPr>
+          <w:rFonts w:ascii="Courier New" w:eastAsia="Times New Roman" w:hAnsi="Courier New" w:cs="Courier New"/>
+          <w:kern w:val="0"/>
+          <w:sz w:val="20"/>
+          <w:szCs w:val="20"/>
+          <w:lang w:eastAsia="en-IN" w:bidi="ta-IN"/>
+          <w14:ligatures w14:val="none"/>
+        </w:rPr>
+        <w:t>HTML/CSS</w:t>
+      </w:r>
+    </w:p>
+    <w:p>
+      <w:pPr>
+        <w:spacing w:before="100" w:beforeAutospacing="1" w:after="100" w:afterAutospacing="1" w:line="240" w:lineRule="auto"/>
+        <w:outlineLvl w:val="2"/>
+        <w:rPr>
+          <w:rFonts w:ascii="Times New Roman" w:eastAsia="Times New Roman" w:hAnsi="Times New Roman" w:cs="Times New Roman"/>
+          <w:b/>
+          <w:bCs/>
+          <w:kern w:val="0"/>
+          <w:sz w:val="27"/>
+          <w:szCs w:val="27"/>
+          <w:lang w:eastAsia="en-IN" w:bidi="ta-IN"/>
+          <w14:ligatures w14:val="none"/>
+        </w:rPr>
+      </w:pPr>
+      <w:r>
+        <w:rPr>
+          <w:rFonts w:ascii="Times New Roman" w:eastAsia="Times New Roman" w:hAnsi="Times New Roman" w:cs="Times New Roman"/>
+          <w:b/>
+          <w:bCs/>
+          <w:kern w:val="0"/>
+          <w:sz w:val="27"/>
+          <w:szCs w:val="27"/>
+          <w:lang w:eastAsia="en-IN" w:bidi="ta-IN"/>
+          <w14:ligatures w14:val="none"/>
+        </w:rPr>
+        <w:t>Machine Learning Models</w:t>
+      </w:r>
+    </w:p>
+    <w:p>
+      <w:pPr>
+        <w:tabs>
+          <w:tab w:val="left" w:pos="916"/>
+          <w:tab w:val="left" w:pos="1832"/>
+          <w:tab w:val="left" w:pos="2748"/>
+          <w:tab w:val="left" w:pos="3664"/>
+          <w:tab w:val="left" w:pos="4580"/>
+          <w:tab w:val="left" w:pos="5496"/>
+          <w:tab w:val="left" w:pos="6412"/>
+          <w:tab w:val="left" w:pos="7328"/>
+          <w:tab w:val="left" w:pos="8244"/>
+          <w:tab w:val="left" w:pos="9160"/>
+          <w:tab w:val="left" w:pos="10076"/>
+          <w:tab w:val="left" w:pos="10992"/>
+          <w:tab w:val="left" w:pos="11908"/>
+          <w:tab w:val="left" w:pos="12824"/>
+          <w:tab w:val="left" w:pos="13740"/>
+          <w:tab w:val="left" w:pos="14656"/>
+        </w:tabs>
+        <w:spacing w:after="0" w:line="240" w:lineRule="auto"/>
+        <w:rPr>
+          <w:rFonts w:ascii="Courier New" w:eastAsia="Times New Roman" w:hAnsi="Courier New" w:cs="Courier New"/>
+          <w:kern w:val="0"/>
+          <w:sz w:val="20"/>
+          <w:szCs w:val="20"/>
+          <w:lang w:eastAsia="en-IN" w:bidi="ta-IN"/>
+          <w14:ligatures w14:val="none"/>
+        </w:rPr>
+      </w:pPr>
+      <w:r>
+        <w:rPr>
+          <w:rFonts w:ascii="Courier New" w:eastAsia="Times New Roman" w:hAnsi="Courier New" w:cs="Courier New"/>
+          <w:kern w:val="0"/>
+          <w:sz w:val="20"/>
+          <w:szCs w:val="20"/>
+          <w:lang w:eastAsia="en-IN" w:bidi="ta-IN"/>
+          <w14:ligatures w14:val="none"/>
+        </w:rPr>
+        <w:t>Decision Tree</w:t>
+      </w:r>
+    </w:p>
+    <w:p>
+      <w:pPr>
+        <w:tabs>
+          <w:tab w:val="left" w:pos="916"/>
+          <w:tab w:val="left" w:pos="1832"/>
+          <w:tab w:val="left" w:pos="2748"/>
+          <w:tab w:val="left" w:pos="3664"/>
+          <w:tab w:val="left" w:pos="4580"/>
+          <w:tab w:val="left" w:pos="5496"/>
+          <w:tab w:val="left" w:pos="6412"/>
+          <w:tab w:val="left" w:pos="7328"/>
+          <w:tab w:val="left" w:pos="8244"/>
+          <w:tab w:val="left" w:pos="9160"/>
+          <w:tab w:val="left" w:pos="10076"/>
+          <w:tab w:val="left" w:pos="10992"/>
+          <w:tab w:val="left" w:pos="11908"/>
+          <w:tab w:val="left" w:pos="12824"/>
+          <w:tab w:val="left" w:pos="13740"/>
+          <w:tab w:val="left" w:pos="14656"/>
+        </w:tabs>
+        <w:spacing w:after="0" w:line="240" w:lineRule="auto"/>
+        <w:rPr>
+          <w:rFonts w:ascii="Courier New" w:eastAsia="Times New Roman" w:hAnsi="Courier New" w:cs="Courier New"/>
+          <w:kern w:val="0"/>
+          <w:sz w:val="20"/>
+          <w:szCs w:val="20"/>
+          <w:lang w:eastAsia="en-IN" w:bidi="ta-IN"/>
+          <w14:ligatures w14:val="none"/>
+        </w:rPr>
+      </w:pPr>
+      <w:r>
+        <w:rPr>
+          <w:rFonts w:ascii="Courier New" w:eastAsia="Times New Roman" w:hAnsi="Courier New" w:cs="Courier New"/>
+          <w:kern w:val="0"/>
+          <w:sz w:val="20"/>
+          <w:szCs w:val="20"/>
+          <w:lang w:eastAsia="en-IN" w:bidi="ta-IN"/>
+          <w14:ligatures w14:val="none"/>
+        </w:rPr>
+        <w:t>KNN</w:t>
+      </w:r>
+    </w:p>
+    <w:p>
+      <w:pPr>
+        <w:tabs>
+          <w:tab w:val="left" w:pos="916"/>
+          <w:tab w:val="left" w:pos="1832"/>
+          <w:tab w:val="left" w:pos="2748"/>
+          <w:tab w:val="left" w:pos="3664"/>
+          <w:tab w:val="left" w:pos="4580"/>
+          <w:tab w:val="left" w:pos="5496"/>
+          <w:tab w:val="left" w:pos="6412"/>
+          <w:tab w:val="left" w:pos="7328"/>
+          <w:tab w:val="left" w:pos="8244"/>
+          <w:tab w:val="left" w:pos="9160"/>
+          <w:tab w:val="left" w:pos="10076"/>
+          <w:tab w:val="left" w:pos="10992"/>
+          <w:tab w:val="left" w:pos="11908"/>
+          <w:tab w:val="left" w:pos="12824"/>
+          <w:tab w:val="left" w:pos="13740"/>
+          <w:tab w:val="left" w:pos="14656"/>
+        </w:tabs>
+        <w:spacing w:after="0" w:line="240" w:lineRule="auto"/>
+        <w:rPr>
+          <w:rFonts w:ascii="Courier New" w:eastAsia="Times New Roman" w:hAnsi="Courier New" w:cs="Courier New"/>
+          <w:kern w:val="0"/>
+          <w:sz w:val="20"/>
+          <w:szCs w:val="20"/>
+          <w:lang w:eastAsia="en-IN" w:bidi="ta-IN"/>
+          <w14:ligatures w14:val="none"/>
+        </w:rPr>
+      </w:pPr>
+      <w:r>
+        <w:rPr>
+          <w:rFonts w:ascii="Courier New" w:eastAsia="Times New Roman" w:hAnsi="Courier New" w:cs="Courier New"/>
+          <w:kern w:val="0"/>
+          <w:sz w:val="20"/>
+          <w:szCs w:val="20"/>
+          <w:lang w:eastAsia="en-IN" w:bidi="ta-IN"/>
+          <w14:ligatures w14:val="none"/>
+        </w:rPr>
+        <w:t>Random Forest</w:t>
+      </w:r>
+    </w:p>
+    <w:p>
+      <w:pPr>
+        <w:spacing w:after="0" w:line="240" w:lineRule="auto"/>
+        <w:rPr>
+          <w:rFonts w:ascii="Times New Roman" w:eastAsia="Times New Roman" w:hAnsi="Times New Roman" w:cs="Times New Roman"/>
+          <w:kern w:val="0"/>
+          <w:sz w:val="24"/>
+          <w:szCs w:val="24"/>
+          <w:lang w:eastAsia="en-IN" w:bidi="ta-IN"/>
+          <w14:ligatures w14:val="none"/>
+        </w:rPr>
+      </w:pPr>
+      <w:r>
+        <w:rPr>
+          <w:rFonts w:ascii="Times New Roman" w:eastAsia="Times New Roman" w:hAnsi="Times New Roman" w:cs="Times New Roman"/>
+          <w:kern w:val="0"/>
+          <w:sz w:val="24"/>
+          <w:szCs w:val="24"/>
+          <w:lang w:eastAsia="en-IN" w:bidi="ta-IN"/>
+          <w14:ligatures w14:val="none"/>
+        </w:rPr>
+        <w:pict>
+          <v:rect id="_x0000_i1027" style="width:0;height:1.5pt" o:hralign="center" o:hrstd="t" o:hr="t" fillcolor="#a0a0a0" stroked="f"/>
+        </w:pict>
+      </w:r>
+    </w:p>
+    <w:p>
+      <w:pPr>
+        <w:spacing w:before="100" w:beforeAutospacing="1" w:after="100" w:afterAutospacing="1" w:line="240" w:lineRule="auto"/>
+        <w:outlineLvl w:val="1"/>
+        <w:rPr>
+          <w:rFonts w:ascii="Times New Roman" w:eastAsia="Times New Roman" w:hAnsi="Times New Roman" w:cs="Times New Roman"/>
+          <w:b/>
+          <w:bCs/>
+          <w:kern w:val="0"/>
+          <w:sz w:val="36"/>
+          <w:szCs w:val="36"/>
+          <w:lang w:eastAsia="en-IN" w:bidi="ta-IN"/>
+          <w14:ligatures w14:val="none"/>
+        </w:rPr>
+      </w:pPr>
+      <w:r>
+        <w:rPr>
+          <w:rFonts w:ascii="Times New Roman" w:eastAsia="Times New Roman" w:hAnsi="Times New Roman" w:cs="Times New Roman"/>
+          <w:b/>
+          <w:bCs/>
+          <w:kern w:val="0"/>
+          <w:sz w:val="36"/>
+          <w:szCs w:val="36"/>
+          <w:lang w:eastAsia="en-IN" w:bidi="ta-IN"/>
+          <w14:ligatures w14:val="none"/>
+        </w:rPr>
+        <w:t>3. Dataset Page</w:t>
+      </w:r>
+    </w:p>
+    <w:p>
+      <w:pPr>
+        <w:spacing w:before="100" w:beforeAutospacing="1" w:after="100" w:afterAutospacing="1" w:line="240" w:lineRule="auto"/>
+        <w:rPr>
+          <w:rFonts w:ascii="Times New Roman" w:eastAsia="Times New Roman" w:hAnsi="Times New Roman" w:cs="Times New Roman"/>
+          <w:kern w:val="0"/>
+          <w:sz w:val="24"/>
+          <w:szCs w:val="24"/>
+          <w:lang w:eastAsia="en-IN" w:bidi="ta-IN"/>
+          <w14:ligatures w14:val="none"/>
+        </w:rPr>
+      </w:pPr>
+      <w:r>
+        <w:rPr>
+          <w:rFonts w:ascii="Times New Roman" w:eastAsia="Times New Roman" w:hAnsi="Times New Roman" w:cs="Times New Roman"/>
+          <w:kern w:val="0"/>
+          <w:sz w:val="24"/>
+          <w:szCs w:val="24"/>
+          <w:lang w:eastAsia="en-IN" w:bidi="ta-IN"/>
+          <w14:ligatures w14:val="none"/>
+        </w:rPr>
+        <w:t>Show:</w:t>
+      </w:r>
+    </w:p>
+    <w:p>
+      <w:pPr>
+        <w:tabs>
+          <w:tab w:val="left" w:pos="916"/>
+          <w:tab w:val="left" w:pos="1832"/>
+          <w:tab w:val="left" w:pos="2748"/>
+          <w:tab w:val="left" w:pos="3664"/>
+          <w:tab w:val="left" w:pos="4580"/>
+          <w:tab w:val="left" w:pos="5496"/>
+          <w:tab w:val="left" w:pos="6412"/>
+          <w:tab w:val="left" w:pos="7328"/>
+          <w:tab w:val="left" w:pos="8244"/>
+          <w:tab w:val="left" w:pos="9160"/>
+          <w:tab w:val="left" w:pos="10076"/>
+          <w:tab w:val="left" w:pos="10992"/>
+          <w:tab w:val="left" w:pos="11908"/>
+          <w:tab w:val="left" w:pos="12824"/>
+          <w:tab w:val="left" w:pos="13740"/>
+          <w:tab w:val="left" w:pos="14656"/>
+        </w:tabs>
+        <w:spacing w:after="0" w:line="240" w:lineRule="auto"/>
+        <w:rPr>
+          <w:rFonts w:ascii="Courier New" w:eastAsia="Times New Roman" w:hAnsi="Courier New" w:cs="Courier New"/>
+          <w:kern w:val="0"/>
+          <w:sz w:val="20"/>
+          <w:szCs w:val="20"/>
+          <w:lang w:eastAsia="en-IN" w:bidi="ta-IN"/>
+          <w14:ligatures w14:val="none"/>
+        </w:rPr>
+      </w:pPr>
+      <w:r>
+        <w:rPr>
+          <w:rFonts w:ascii="Courier New" w:eastAsia="Times New Roman" w:hAnsi="Courier New" w:cs="Courier New"/>
+          <w:kern w:val="0"/>
+          <w:sz w:val="20"/>
+          <w:szCs w:val="20"/>
+          <w:lang w:eastAsia="en-IN" w:bidi="ta-IN"/>
+          <w14:ligatures w14:val="none"/>
+        </w:rPr>
+        <w:t>Total Records</w:t>
+      </w:r>
+    </w:p>
+    <w:p>
+      <w:pPr>
+        <w:tabs>
+          <w:tab w:val="left" w:pos="916"/>
+          <w:tab w:val="left" w:pos="1832"/>
+          <w:tab w:val="left" w:pos="2748"/>
+          <w:tab w:val="left" w:pos="3664"/>
+          <w:tab w:val="left" w:pos="4580"/>
+          <w:tab w:val="left" w:pos="5496"/>
+          <w:tab w:val="left" w:pos="6412"/>
+          <w:tab w:val="left" w:pos="7328"/>
+          <w:tab w:val="left" w:pos="8244"/>
+          <w:tab w:val="left" w:pos="9160"/>
+          <w:tab w:val="left" w:pos="10076"/>
+          <w:tab w:val="left" w:pos="10992"/>
+          <w:tab w:val="left" w:pos="11908"/>
+          <w:tab w:val="left" w:pos="12824"/>
+          <w:tab w:val="left" w:pos="13740"/>
+          <w:tab w:val="left" w:pos="14656"/>
+        </w:tabs>
+        <w:spacing w:after="0" w:line="240" w:lineRule="auto"/>
+        <w:rPr>
+          <w:rFonts w:ascii="Courier New" w:eastAsia="Times New Roman" w:hAnsi="Courier New" w:cs="Courier New"/>
+          <w:kern w:val="0"/>
+          <w:sz w:val="20"/>
+          <w:szCs w:val="20"/>
+          <w:lang w:eastAsia="en-IN" w:bidi="ta-IN"/>
+          <w14:ligatures w14:val="none"/>
+        </w:rPr>
+      </w:pPr>
+      <w:r>
+        <w:rPr>
+          <w:rFonts w:ascii="Courier New" w:eastAsia="Times New Roman" w:hAnsi="Courier New" w:cs="Courier New"/>
+          <w:kern w:val="0"/>
+          <w:sz w:val="20"/>
+          <w:szCs w:val="20"/>
+          <w:lang w:eastAsia="en-IN" w:bidi="ta-IN"/>
+          <w14:ligatures w14:val="none"/>
+        </w:rPr>
+        <w:t>Columns</w:t>
+      </w:r>
+    </w:p>
+    <w:p>
+      <w:pPr>
+        <w:tabs>
+          <w:tab w:val="left" w:pos="916"/>
+          <w:tab w:val="left" w:pos="1832"/>
+          <w:tab w:val="left" w:pos="2748"/>
+          <w:tab w:val="left" w:pos="3664"/>
+          <w:tab w:val="left" w:pos="4580"/>
+          <w:tab w:val="left" w:pos="5496"/>
+          <w:tab w:val="left" w:pos="6412"/>
+          <w:tab w:val="left" w:pos="7328"/>
+          <w:tab w:val="left" w:pos="8244"/>
+          <w:tab w:val="left" w:pos="9160"/>
+          <w:tab w:val="left" w:pos="10076"/>
+          <w:tab w:val="left" w:pos="10992"/>
+          <w:tab w:val="left" w:pos="11908"/>
+          <w:tab w:val="left" w:pos="12824"/>
+          <w:tab w:val="left" w:pos="13740"/>
+          <w:tab w:val="left" w:pos="14656"/>
+        </w:tabs>
+        <w:spacing w:after="0" w:line="240" w:lineRule="auto"/>
+        <w:rPr>
+          <w:rFonts w:ascii="Courier New" w:eastAsia="Times New Roman" w:hAnsi="Courier New" w:cs="Courier New"/>
+          <w:kern w:val="0"/>
+          <w:sz w:val="20"/>
+          <w:szCs w:val="20"/>
+          <w:lang w:eastAsia="en-IN" w:bidi="ta-IN"/>
+          <w14:ligatures w14:val="none"/>
+        </w:rPr>
+      </w:pPr>
+      <w:r>
+        <w:rPr>
+          <w:rFonts w:ascii="Courier New" w:eastAsia="Times New Roman" w:hAnsi="Courier New" w:cs="Courier New"/>
+          <w:kern w:val="0"/>
+          <w:sz w:val="20"/>
+          <w:szCs w:val="20"/>
+          <w:lang w:eastAsia="en-IN" w:bidi="ta-IN"/>
+          <w14:ligatures w14:val="none"/>
+        </w:rPr>
+        <w:t>Missing Values</w:t>
+      </w:r>
+    </w:p>
+    <w:p>
+      <w:pPr>
+        <w:tabs>
+          <w:tab w:val="left" w:pos="916"/>
+          <w:tab w:val="left" w:pos="1832"/>
+          <w:tab w:val="left" w:pos="2748"/>
+          <w:tab w:val="left" w:pos="3664"/>
+          <w:tab w:val="left" w:pos="4580"/>
+          <w:tab w:val="left" w:pos="5496"/>
+          <w:tab w:val="left" w:pos="6412"/>
+          <w:tab w:val="left" w:pos="7328"/>
+          <w:tab w:val="left" w:pos="8244"/>
+          <w:tab w:val="left" w:pos="9160"/>
+          <w:tab w:val="left" w:pos="10076"/>
+          <w:tab w:val="left" w:pos="10992"/>
+          <w:tab w:val="left" w:pos="11908"/>
+          <w:tab w:val="left" w:pos="12824"/>
+          <w:tab w:val="left" w:pos="13740"/>
+          <w:tab w:val="left" w:pos="14656"/>
+        </w:tabs>
+        <w:spacing w:after="0" w:line="240" w:lineRule="auto"/>
+        <w:rPr>
+          <w:rFonts w:ascii="Courier New" w:eastAsia="Times New Roman" w:hAnsi="Courier New" w:cs="Courier New"/>
+          <w:kern w:val="0"/>
+          <w:sz w:val="20"/>
+          <w:szCs w:val="20"/>
+          <w:lang w:eastAsia="en-IN" w:bidi="ta-IN"/>
+          <w14:ligatures w14:val="none"/>
+        </w:rPr>
+      </w:pPr>
+      <w:r>
+        <w:rPr>
+          <w:rFonts w:ascii="Courier New" w:eastAsia="Times New Roman" w:hAnsi="Courier New" w:cs="Courier New"/>
+          <w:kern w:val="0"/>
+          <w:sz w:val="20"/>
+          <w:szCs w:val="20"/>
+          <w:lang w:eastAsia="en-IN" w:bidi="ta-IN"/>
+          <w14:ligatures w14:val="none"/>
+        </w:rPr>
+        <w:t>AQI Categories</w:t>
+      </w:r>
+    </w:p>
+    <w:p>
+      <w:pPr>
+        <w:spacing w:before="100" w:beforeAutospacing="1" w:after="100" w:afterAutospacing="1" w:line="240" w:lineRule="auto"/>
+        <w:rPr>
+          <w:rFonts w:ascii="Times New Roman" w:eastAsia="Times New Roman" w:hAnsi="Times New Roman" w:cs="Times New Roman"/>
+          <w:kern w:val="0"/>
+          <w:sz w:val="24"/>
+          <w:szCs w:val="24"/>
+          <w:lang w:eastAsia="en-IN" w:bidi="ta-IN"/>
+          <w14:ligatures w14:val="none"/>
+        </w:rPr>
+      </w:pPr>
+      <w:r>
+        <w:rPr>
+          <w:rFonts w:ascii="Times New Roman" w:eastAsia="Times New Roman" w:hAnsi="Times New Roman" w:cs="Times New Roman"/>
+          <w:kern w:val="0"/>
+          <w:sz w:val="24"/>
+          <w:szCs w:val="24"/>
+          <w:lang w:eastAsia="en-IN" w:bidi="ta-IN"/>
+          <w14:ligatures w14:val="none"/>
+        </w:rPr>
+        <w:t>Example cards:</w:t>
+      </w:r>
+    </w:p>
+    <w:p>
+      <w:pPr>
+        <w:tabs>
+          <w:tab w:val="left" w:pos="916"/>
+          <w:tab w:val="left" w:pos="1832"/>
+          <w:tab w:val="left" w:pos="2748"/>
+          <w:tab w:val="left" w:pos="3664"/>
+          <w:tab w:val="left" w:pos="4580"/>
+          <w:tab w:val="left" w:pos="5496"/>
+          <w:tab w:val="left" w:pos="6412"/>
+          <w:tab w:val="left" w:pos="7328"/>
+          <w:tab w:val="left" w:pos="8244"/>
+          <w:tab w:val="left" w:pos="9160"/>
+          <w:tab w:val="left" w:pos="10076"/>
+          <w:tab w:val="left" w:pos="10992"/>
+          <w:tab w:val="left" w:pos="11908"/>
+          <w:tab w:val="left" w:pos="12824"/>
+          <w:tab w:val="left" w:pos="13740"/>
+          <w:tab w:val="left" w:pos="14656"/>
+        </w:tabs>
+        <w:spacing w:after="0" w:line="240" w:lineRule="auto"/>
+        <w:rPr>
+          <w:rFonts w:ascii="Courier New" w:eastAsia="Times New Roman" w:hAnsi="Courier New" w:cs="Courier New"/>
+          <w:kern w:val="0"/>
+          <w:sz w:val="20"/>
+          <w:szCs w:val="20"/>
+          <w:lang w:eastAsia="en-IN" w:bidi="ta-IN"/>
+          <w14:ligatures w14:val="none"/>
+        </w:rPr>
+      </w:pPr>
+      <w:r>
+        <w:rPr>
+          <w:rFonts w:ascii="Courier New" w:eastAsia="Times New Roman" w:hAnsi="Courier New" w:cs="Courier New"/>
+          <w:kern w:val="0"/>
+          <w:sz w:val="20"/>
+          <w:szCs w:val="20"/>
+          <w:lang w:eastAsia="en-IN" w:bidi="ta-IN"/>
+          <w14:ligatures w14:val="none"/>
+        </w:rPr>
+        <w:t>29531 Records</w:t>
+      </w:r>
+    </w:p>
+    <w:p>
+      <w:pPr>
+        <w:tabs>
+          <w:tab w:val="left" w:pos="916"/>
+          <w:tab w:val="left" w:pos="1832"/>
+          <w:tab w:val="left" w:pos="2748"/>
+          <w:tab w:val="left" w:pos="3664"/>
+          <w:tab w:val="left" w:pos="4580"/>
+          <w:tab w:val="left" w:pos="5496"/>
+          <w:tab w:val="left" w:pos="6412"/>
+          <w:tab w:val="left" w:pos="7328"/>
+          <w:tab w:val="left" w:pos="8244"/>
+          <w:tab w:val="left" w:pos="9160"/>
+          <w:tab w:val="left" w:pos="10076"/>
+          <w:tab w:val="left" w:pos="10992"/>
+          <w:tab w:val="left" w:pos="11908"/>
+          <w:tab w:val="left" w:pos="12824"/>
+          <w:tab w:val="left" w:pos="13740"/>
+          <w:tab w:val="left" w:pos="14656"/>
+        </w:tabs>
+        <w:spacing w:after="0" w:line="240" w:lineRule="auto"/>
+        <w:rPr>
+          <w:rFonts w:ascii="Courier New" w:eastAsia="Times New Roman" w:hAnsi="Courier New" w:cs="Courier New"/>
+          <w:kern w:val="0"/>
+          <w:sz w:val="20"/>
+          <w:szCs w:val="20"/>
+          <w:lang w:eastAsia="en-IN" w:bidi="ta-IN"/>
+          <w14:ligatures w14:val="none"/>
+        </w:rPr>
+      </w:pPr>
+      <w:r>
+        <w:rPr>
+          <w:rFonts w:ascii="Courier New" w:eastAsia="Times New Roman" w:hAnsi="Courier New" w:cs="Courier New"/>
+          <w:kern w:val="0"/>
+          <w:sz w:val="20"/>
+          <w:szCs w:val="20"/>
+          <w:lang w:eastAsia="en-IN" w:bidi="ta-IN"/>
+          <w14:ligatures w14:val="none"/>
+        </w:rPr>
+        <w:t>9 Features</w:t>
+      </w:r>
+    </w:p>
+    <w:p>
+      <w:pPr>
+        <w:tabs>
+          <w:tab w:val="left" w:pos="916"/>
+          <w:tab w:val="left" w:pos="1832"/>
+          <w:tab w:val="left" w:pos="2748"/>
+          <w:tab w:val="left" w:pos="3664"/>
+          <w:tab w:val="left" w:pos="4580"/>
+          <w:tab w:val="left" w:pos="5496"/>
+          <w:tab w:val="left" w:pos="6412"/>
+          <w:tab w:val="left" w:pos="7328"/>
+          <w:tab w:val="left" w:pos="8244"/>
+          <w:tab w:val="left" w:pos="9160"/>
+          <w:tab w:val="left" w:pos="10076"/>
+          <w:tab w:val="left" w:pos="10992"/>
+          <w:tab w:val="left" w:pos="11908"/>
+          <w:tab w:val="left" w:pos="12824"/>
+          <w:tab w:val="left" w:pos="13740"/>
+          <w:tab w:val="left" w:pos="14656"/>
+        </w:tabs>
+        <w:spacing w:after="0" w:line="240" w:lineRule="auto"/>
+        <w:rPr>
+          <w:rFonts w:ascii="Courier New" w:eastAsia="Times New Roman" w:hAnsi="Courier New" w:cs="Courier New"/>
+          <w:kern w:val="0"/>
+          <w:sz w:val="20"/>
+          <w:szCs w:val="20"/>
+          <w:lang w:eastAsia="en-IN" w:bidi="ta-IN"/>
+          <w14:ligatures w14:val="none"/>
+        </w:rPr>
+      </w:pPr>
+      <w:r>
+        <w:rPr>
+          <w:rFonts w:ascii="Courier New" w:eastAsia="Times New Roman" w:hAnsi="Courier New" w:cs="Courier New"/>
+          <w:kern w:val="0"/>
+          <w:sz w:val="20"/>
+          <w:szCs w:val="20"/>
+          <w:lang w:eastAsia="en-IN" w:bidi="ta-IN"/>
+          <w14:ligatures w14:val="none"/>
+        </w:rPr>
+        <w:t>0 Missing Values</w:t>
+      </w:r>
+    </w:p>
+    <w:p>
+      <w:pPr>
+        <w:tabs>
+          <w:tab w:val="left" w:pos="916"/>
+          <w:tab w:val="left" w:pos="1832"/>
+          <w:tab w:val="left" w:pos="2748"/>
+          <w:tab w:val="left" w:pos="3664"/>
+          <w:tab w:val="left" w:pos="4580"/>
+          <w:tab w:val="left" w:pos="5496"/>
+          <w:tab w:val="left" w:pos="6412"/>
+          <w:tab w:val="left" w:pos="7328"/>
+          <w:tab w:val="left" w:pos="8244"/>
+          <w:tab w:val="left" w:pos="9160"/>
+          <w:tab w:val="left" w:pos="10076"/>
+          <w:tab w:val="left" w:pos="10992"/>
+          <w:tab w:val="left" w:pos="11908"/>
+          <w:tab w:val="left" w:pos="12824"/>
+          <w:tab w:val="left" w:pos="13740"/>
+          <w:tab w:val="left" w:pos="14656"/>
+        </w:tabs>
+        <w:spacing w:after="0" w:line="240" w:lineRule="auto"/>
+        <w:rPr>
+          <w:rFonts w:ascii="Courier New" w:eastAsia="Times New Roman" w:hAnsi="Courier New" w:cs="Courier New"/>
+          <w:kern w:val="0"/>
+          <w:sz w:val="20"/>
+          <w:szCs w:val="20"/>
+          <w:lang w:eastAsia="en-IN" w:bidi="ta-IN"/>
+          <w14:ligatures w14:val="none"/>
+        </w:rPr>
+      </w:pPr>
+      <w:r>
+        <w:rPr>
+          <w:rFonts w:ascii="Courier New" w:eastAsia="Times New Roman" w:hAnsi="Courier New" w:cs="Courier New"/>
+          <w:kern w:val="0"/>
+          <w:sz w:val="20"/>
+          <w:szCs w:val="20"/>
+          <w:lang w:eastAsia="en-IN" w:bidi="ta-IN"/>
+          <w14:ligatures w14:val="none"/>
+        </w:rPr>
+        <w:t>6 AQI Classes</w:t>
+      </w:r>
+    </w:p>
+    <w:p>
+      <w:pPr>
+        <w:spacing w:before="100" w:beforeAutospacing="1" w:after="100" w:afterAutospacing="1" w:line="240" w:lineRule="auto"/>
+        <w:rPr>
+          <w:rFonts w:ascii="Times New Roman" w:eastAsia="Times New Roman" w:hAnsi="Times New Roman" w:cs="Times New Roman"/>
+          <w:kern w:val="0"/>
+          <w:sz w:val="24"/>
+          <w:szCs w:val="24"/>
+          <w:lang w:eastAsia="en-IN" w:bidi="ta-IN"/>
+          <w14:ligatures w14:val="none"/>
+        </w:rPr>
+      </w:pPr>
+      <w:r>
+        <w:rPr>
+          <w:rFonts w:ascii="Times New Roman" w:eastAsia="Times New Roman" w:hAnsi="Times New Roman" w:cs="Times New Roman"/>
+          <w:kern w:val="0"/>
+          <w:sz w:val="24"/>
+          <w:szCs w:val="24"/>
+          <w:lang w:eastAsia="en-IN" w:bidi="ta-IN"/>
+          <w14:ligatures w14:val="none"/>
+        </w:rPr>
+        <w:t>Looks professional.</w:t>
+      </w:r>
+    </w:p>
+    <w:p>
+      <w:pPr>
+        <w:spacing w:after="0" w:line="240" w:lineRule="auto"/>
+        <w:rPr>
+          <w:rFonts w:ascii="Times New Roman" w:eastAsia="Times New Roman" w:hAnsi="Times New Roman" w:cs="Times New Roman"/>
+          <w:kern w:val="0"/>
+          <w:sz w:val="24"/>
+          <w:szCs w:val="24"/>
+          <w:lang w:eastAsia="en-IN" w:bidi="ta-IN"/>
+          <w14:ligatures w14:val="none"/>
+        </w:rPr>
+      </w:pPr>
+      <w:r>
+        <w:rPr>
+          <w:rFonts w:ascii="Times New Roman" w:eastAsia="Times New Roman" w:hAnsi="Times New Roman" w:cs="Times New Roman"/>
+          <w:kern w:val="0"/>
+          <w:sz w:val="24"/>
+          <w:szCs w:val="24"/>
+          <w:lang w:eastAsia="en-IN" w:bidi="ta-IN"/>
+          <w14:ligatures w14:val="none"/>
+        </w:rPr>
+        <w:lastRenderedPageBreak/>
+        <w:pict>
+          <v:rect id="_x0000_i1028" style="width:0;height:1.5pt" o:hralign="center" o:hrstd="t" o:hr="t" fillcolor="#a0a0a0" stroked="f"/>
+        </w:pict>
+      </w:r>
+    </w:p>
+    <w:p>
+      <w:pPr>
+        <w:spacing w:before="100" w:beforeAutospacing="1" w:after="100" w:afterAutospacing="1" w:line="240" w:lineRule="auto"/>
+        <w:outlineLvl w:val="1"/>
+        <w:rPr>
+          <w:rFonts w:ascii="Times New Roman" w:eastAsia="Times New Roman" w:hAnsi="Times New Roman" w:cs="Times New Roman"/>
+          <w:b/>
+          <w:bCs/>
+          <w:kern w:val="0"/>
+          <w:sz w:val="36"/>
+          <w:szCs w:val="36"/>
+          <w:lang w:eastAsia="en-IN" w:bidi="ta-IN"/>
+          <w14:ligatures w14:val="none"/>
+        </w:rPr>
+      </w:pPr>
+      <w:r>
+        <w:rPr>
+          <w:rFonts w:ascii="Times New Roman" w:eastAsia="Times New Roman" w:hAnsi="Times New Roman" w:cs="Times New Roman"/>
+          <w:b/>
+          <w:bCs/>
+          <w:kern w:val="0"/>
+          <w:sz w:val="36"/>
+          <w:szCs w:val="36"/>
+          <w:lang w:eastAsia="en-IN" w:bidi="ta-IN"/>
+          <w14:ligatures w14:val="none"/>
+        </w:rPr>
+        <w:t>4. History Page</w:t>
+      </w:r>
+    </w:p>
+    <w:p>
+      <w:pPr>
+        <w:spacing w:before="100" w:beforeAutospacing="1" w:after="100" w:afterAutospacing="1" w:line="240" w:lineRule="auto"/>
+        <w:rPr>
+          <w:rFonts w:ascii="Times New Roman" w:eastAsia="Times New Roman" w:hAnsi="Times New Roman" w:cs="Times New Roman"/>
+          <w:kern w:val="0"/>
+          <w:sz w:val="24"/>
+          <w:szCs w:val="24"/>
+          <w:lang w:eastAsia="en-IN" w:bidi="ta-IN"/>
+          <w14:ligatures w14:val="none"/>
+        </w:rPr>
+      </w:pPr>
+      <w:r>
+        <w:rPr>
+          <w:rFonts w:ascii="Times New Roman" w:eastAsia="Times New Roman" w:hAnsi="Times New Roman" w:cs="Times New Roman"/>
+          <w:kern w:val="0"/>
+          <w:sz w:val="24"/>
+          <w:szCs w:val="24"/>
+          <w:lang w:eastAsia="en-IN" w:bidi="ta-IN"/>
+          <w14:ligatures w14:val="none"/>
+        </w:rPr>
+        <w:t>Add:</w:t>
+      </w:r>
+    </w:p>
+    <w:p>
+      <w:pPr>
+        <w:spacing w:before="100" w:beforeAutospacing="1" w:after="100" w:afterAutospacing="1" w:line="240" w:lineRule="auto"/>
+        <w:outlineLvl w:val="2"/>
+        <w:rPr>
+          <w:rFonts w:ascii="Times New Roman" w:eastAsia="Times New Roman" w:hAnsi="Times New Roman" w:cs="Times New Roman"/>
+          <w:b/>
+          <w:bCs/>
+          <w:kern w:val="0"/>
+          <w:sz w:val="27"/>
+          <w:szCs w:val="27"/>
+          <w:lang w:eastAsia="en-IN" w:bidi="ta-IN"/>
+          <w14:ligatures w14:val="none"/>
+        </w:rPr>
+      </w:pPr>
+      <w:r>
+        <w:rPr>
+          <w:rFonts w:ascii="Times New Roman" w:eastAsia="Times New Roman" w:hAnsi="Times New Roman" w:cs="Times New Roman"/>
+          <w:b/>
+          <w:bCs/>
+          <w:kern w:val="0"/>
+          <w:sz w:val="27"/>
+          <w:szCs w:val="27"/>
+          <w:lang w:eastAsia="en-IN" w:bidi="ta-IN"/>
+          <w14:ligatures w14:val="none"/>
+        </w:rPr>
+        <w:t>Delete Button</w:t>
+      </w:r>
+    </w:p>
+    <w:p>
+      <w:pPr>
+        <w:tabs>
+          <w:tab w:val="left" w:pos="916"/>
+          <w:tab w:val="left" w:pos="1832"/>
+          <w:tab w:val="left" w:pos="2748"/>
+          <w:tab w:val="left" w:pos="3664"/>
+          <w:tab w:val="left" w:pos="4580"/>
+          <w:tab w:val="left" w:pos="5496"/>
+          <w:tab w:val="left" w:pos="6412"/>
+          <w:tab w:val="left" w:pos="7328"/>
+          <w:tab w:val="left" w:pos="8244"/>
+          <w:tab w:val="left" w:pos="9160"/>
+          <w:tab w:val="left" w:pos="10076"/>
+          <w:tab w:val="left" w:pos="10992"/>
+          <w:tab w:val="left" w:pos="11908"/>
+          <w:tab w:val="left" w:pos="12824"/>
+          <w:tab w:val="left" w:pos="13740"/>
+          <w:tab w:val="left" w:pos="14656"/>
+        </w:tabs>
+        <w:spacing w:after="0" w:line="240" w:lineRule="auto"/>
+        <w:rPr>
+          <w:rFonts w:ascii="Courier New" w:eastAsia="Times New Roman" w:hAnsi="Courier New" w:cs="Courier New"/>
+          <w:kern w:val="0"/>
+          <w:sz w:val="20"/>
+          <w:szCs w:val="20"/>
+          <w:lang w:eastAsia="en-IN" w:bidi="ta-IN"/>
+          <w14:ligatures w14:val="none"/>
+        </w:rPr>
+      </w:pPr>
+      <w:r>
+        <w:rPr>
+          <w:rFonts w:ascii="Courier New" w:eastAsia="Times New Roman" w:hAnsi="Courier New" w:cs="Courier New"/>
+          <w:kern w:val="0"/>
+          <w:sz w:val="20"/>
+          <w:szCs w:val="20"/>
+          <w:lang w:eastAsia="en-IN" w:bidi="ta-IN"/>
+          <w14:ligatures w14:val="none"/>
+        </w:rPr>
+        <w:t>Delete Prediction</w:t>
+      </w:r>
+    </w:p>
+    <w:p>
+      <w:pPr>
+        <w:spacing w:before="100" w:beforeAutospacing="1" w:after="100" w:afterAutospacing="1" w:line="240" w:lineRule="auto"/>
+        <w:rPr>
+          <w:rFonts w:ascii="Times New Roman" w:eastAsia="Times New Roman" w:hAnsi="Times New Roman" w:cs="Times New Roman"/>
+          <w:kern w:val="0"/>
+          <w:sz w:val="24"/>
+          <w:szCs w:val="24"/>
+          <w:lang w:eastAsia="en-IN" w:bidi="ta-IN"/>
+          <w14:ligatures w14:val="none"/>
+        </w:rPr>
+      </w:pPr>
+      <w:proofErr w:type="gramStart"/>
+      <w:r>
+        <w:rPr>
+          <w:rFonts w:ascii="Times New Roman" w:eastAsia="Times New Roman" w:hAnsi="Times New Roman" w:cs="Times New Roman"/>
+          <w:kern w:val="0"/>
+          <w:sz w:val="24"/>
+          <w:szCs w:val="24"/>
+          <w:lang w:eastAsia="en-IN" w:bidi="ta-IN"/>
+          <w14:ligatures w14:val="none"/>
+        </w:rPr>
+        <w:t>or</w:t>
+      </w:r>
+      <w:proofErr w:type="gramEnd"/>
+    </w:p>
+    <w:p>
+      <w:pPr>
+        <w:tabs>
+          <w:tab w:val="left" w:pos="916"/>
+          <w:tab w:val="left" w:pos="1832"/>
+          <w:tab w:val="left" w:pos="2748"/>
+          <w:tab w:val="left" w:pos="3664"/>
+          <w:tab w:val="left" w:pos="4580"/>
+          <w:tab w:val="left" w:pos="5496"/>
+          <w:tab w:val="left" w:pos="6412"/>
+          <w:tab w:val="left" w:pos="7328"/>
+          <w:tab w:val="left" w:pos="8244"/>
+          <w:tab w:val="left" w:pos="9160"/>
+          <w:tab w:val="left" w:pos="10076"/>
+          <w:tab w:val="left" w:pos="10992"/>
+          <w:tab w:val="left" w:pos="11908"/>
+          <w:tab w:val="left" w:pos="12824"/>
+          <w:tab w:val="left" w:pos="13740"/>
+          <w:tab w:val="left" w:pos="14656"/>
+        </w:tabs>
+        <w:spacing w:after="0" w:line="240" w:lineRule="auto"/>
+        <w:rPr>
+          <w:rFonts w:ascii="Courier New" w:eastAsia="Times New Roman" w:hAnsi="Courier New" w:cs="Courier New"/>
+          <w:kern w:val="0"/>
+          <w:sz w:val="20"/>
+          <w:szCs w:val="20"/>
+          <w:lang w:eastAsia="en-IN" w:bidi="ta-IN"/>
+          <w14:ligatures w14:val="none"/>
+        </w:rPr>
+      </w:pPr>
+      <w:r>
+        <w:rPr>
+          <w:rFonts w:ascii="Courier New" w:eastAsia="Times New Roman" w:hAnsi="Courier New" w:cs="Courier New"/>
+          <w:kern w:val="0"/>
+          <w:sz w:val="20"/>
+          <w:szCs w:val="20"/>
+          <w:lang w:eastAsia="en-IN" w:bidi="ta-IN"/>
+          <w14:ligatures w14:val="none"/>
+        </w:rPr>
+        <w:t>Clear History</w:t>
+      </w:r>
+    </w:p>
+    <w:p>
+      <w:pPr>
+        <w:spacing w:before="100" w:beforeAutospacing="1" w:after="100" w:afterAutospacing="1" w:line="240" w:lineRule="auto"/>
+        <w:rPr>
+          <w:rFonts w:ascii="Times New Roman" w:eastAsia="Times New Roman" w:hAnsi="Times New Roman" w:cs="Times New Roman"/>
+          <w:kern w:val="0"/>
+          <w:sz w:val="24"/>
+          <w:szCs w:val="24"/>
+          <w:lang w:eastAsia="en-IN" w:bidi="ta-IN"/>
+          <w14:ligatures w14:val="none"/>
+        </w:rPr>
+      </w:pPr>
+      <w:r>
+        <w:rPr>
+          <w:rFonts w:ascii="Times New Roman" w:eastAsia="Times New Roman" w:hAnsi="Times New Roman" w:cs="Times New Roman"/>
+          <w:kern w:val="0"/>
+          <w:sz w:val="24"/>
+          <w:szCs w:val="24"/>
+          <w:lang w:eastAsia="en-IN" w:bidi="ta-IN"/>
+          <w14:ligatures w14:val="none"/>
+        </w:rPr>
+        <w:t>This impresses evaluators.</w:t>
+      </w:r>
+    </w:p>
+    <w:p>
+      <w:pPr>
+        <w:spacing w:after="0" w:line="240" w:lineRule="auto"/>
+        <w:rPr>
+          <w:rFonts w:ascii="Times New Roman" w:eastAsia="Times New Roman" w:hAnsi="Times New Roman" w:cs="Times New Roman"/>
+          <w:kern w:val="0"/>
+          <w:sz w:val="24"/>
+          <w:szCs w:val="24"/>
+          <w:lang w:eastAsia="en-IN" w:bidi="ta-IN"/>
+          <w14:ligatures w14:val="none"/>
+        </w:rPr>
+      </w:pPr>
+      <w:r>
+        <w:rPr>
+          <w:rFonts w:ascii="Times New Roman" w:eastAsia="Times New Roman" w:hAnsi="Times New Roman" w:cs="Times New Roman"/>
+          <w:kern w:val="0"/>
+          <w:sz w:val="24"/>
+          <w:szCs w:val="24"/>
+          <w:lang w:eastAsia="en-IN" w:bidi="ta-IN"/>
+          <w14:ligatures w14:val="none"/>
+        </w:rPr>
+        <w:pict>
+          <v:rect id="_x0000_i1029" style="width:0;height:1.5pt" o:hralign="center" o:hrstd="t" o:hr="t" fillcolor="#a0a0a0" stroked="f"/>
+        </w:pict>
+      </w:r>
+    </w:p>
+    <w:p>
+      <w:pPr>
+        <w:spacing w:before="100" w:beforeAutospacing="1" w:after="100" w:afterAutospacing="1" w:line="240" w:lineRule="auto"/>
+        <w:outlineLvl w:val="1"/>
+        <w:rPr>
+          <w:rFonts w:ascii="Times New Roman" w:eastAsia="Times New Roman" w:hAnsi="Times New Roman" w:cs="Times New Roman"/>
+          <w:b/>
+          <w:bCs/>
+          <w:kern w:val="0"/>
+          <w:sz w:val="36"/>
+          <w:szCs w:val="36"/>
+          <w:lang w:eastAsia="en-IN" w:bidi="ta-IN"/>
+          <w14:ligatures w14:val="none"/>
+        </w:rPr>
+      </w:pPr>
+      <w:r>
+        <w:rPr>
+          <w:rFonts w:ascii="Times New Roman" w:eastAsia="Times New Roman" w:hAnsi="Times New Roman" w:cs="Times New Roman"/>
+          <w:b/>
+          <w:bCs/>
+          <w:kern w:val="0"/>
+          <w:sz w:val="36"/>
+          <w:szCs w:val="36"/>
+          <w:lang w:eastAsia="en-IN" w:bidi="ta-IN"/>
+          <w14:ligatures w14:val="none"/>
+        </w:rPr>
+        <w:t>5. Add Footer Everywhere</w:t>
+      </w:r>
+    </w:p>
+    <w:p>
+      <w:pPr>
+        <w:tabs>
+          <w:tab w:val="left" w:pos="916"/>
+          <w:tab w:val="left" w:pos="1832"/>
+          <w:tab w:val="left" w:pos="2748"/>
+          <w:tab w:val="left" w:pos="3664"/>
+          <w:tab w:val="left" w:pos="4580"/>
+          <w:tab w:val="left" w:pos="5496"/>
+          <w:tab w:val="left" w:pos="6412"/>
+          <w:tab w:val="left" w:pos="7328"/>
+          <w:tab w:val="left" w:pos="8244"/>
+          <w:tab w:val="left" w:pos="9160"/>
+          <w:tab w:val="left" w:pos="10076"/>
+          <w:tab w:val="left" w:pos="10992"/>
+          <w:tab w:val="left" w:pos="11908"/>
+          <w:tab w:val="left" w:pos="12824"/>
+          <w:tab w:val="left" w:pos="13740"/>
+          <w:tab w:val="left" w:pos="14656"/>
+        </w:tabs>
+        <w:spacing w:after="0" w:line="240" w:lineRule="auto"/>
+        <w:rPr>
+          <w:rFonts w:ascii="Courier New" w:eastAsia="Times New Roman" w:hAnsi="Courier New" w:cs="Courier New"/>
+          <w:kern w:val="0"/>
+          <w:sz w:val="20"/>
+          <w:szCs w:val="20"/>
+          <w:lang w:eastAsia="en-IN" w:bidi="ta-IN"/>
+          <w14:ligatures w14:val="none"/>
+        </w:rPr>
+      </w:pPr>
+      <w:r>
+        <w:rPr>
+          <w:rFonts w:ascii="Courier New" w:eastAsia="Times New Roman" w:hAnsi="Courier New" w:cs="Courier New"/>
+          <w:kern w:val="0"/>
+          <w:sz w:val="20"/>
+          <w:szCs w:val="20"/>
+          <w:lang w:eastAsia="en-IN" w:bidi="ta-IN"/>
+          <w14:ligatures w14:val="none"/>
+        </w:rPr>
+        <w:t>Developed by:</w:t>
+      </w:r>
+    </w:p>
+    <w:p>
+      <w:pPr>
+        <w:tabs>
+          <w:tab w:val="left" w:pos="916"/>
+          <w:tab w:val="left" w:pos="1832"/>
+          <w:tab w:val="left" w:pos="2748"/>
+          <w:tab w:val="left" w:pos="3664"/>
+          <w:tab w:val="left" w:pos="4580"/>
+          <w:tab w:val="left" w:pos="5496"/>
+          <w:tab w:val="left" w:pos="6412"/>
+          <w:tab w:val="left" w:pos="7328"/>
+          <w:tab w:val="left" w:pos="8244"/>
+          <w:tab w:val="left" w:pos="9160"/>
+          <w:tab w:val="left" w:pos="10076"/>
+          <w:tab w:val="left" w:pos="10992"/>
+          <w:tab w:val="left" w:pos="11908"/>
+          <w:tab w:val="left" w:pos="12824"/>
+          <w:tab w:val="left" w:pos="13740"/>
+          <w:tab w:val="left" w:pos="14656"/>
+        </w:tabs>
+        <w:spacing w:after="0" w:line="240" w:lineRule="auto"/>
+        <w:rPr>
+          <w:rFonts w:ascii="Courier New" w:eastAsia="Times New Roman" w:hAnsi="Courier New" w:cs="Courier New"/>
+          <w:kern w:val="0"/>
+          <w:sz w:val="20"/>
+          <w:szCs w:val="20"/>
+          <w:lang w:eastAsia="en-IN" w:bidi="ta-IN"/>
+          <w14:ligatures w14:val="none"/>
+        </w:rPr>
+      </w:pPr>
+      <w:r>
+        <w:rPr>
+          <w:rFonts w:ascii="Courier New" w:eastAsia="Times New Roman" w:hAnsi="Courier New" w:cs="Courier New"/>
+          <w:kern w:val="0"/>
+          <w:sz w:val="20"/>
+          <w:szCs w:val="20"/>
+          <w:lang w:eastAsia="en-IN" w:bidi="ta-IN"/>
+          <w14:ligatures w14:val="none"/>
+        </w:rPr>
+        <w:t>ABD FATHAH</w:t>
+      </w:r>
+    </w:p>
+    <w:p>
+      <w:pPr>
+        <w:tabs>
+          <w:tab w:val="left" w:pos="916"/>
+          <w:tab w:val="left" w:pos="1832"/>
+          <w:tab w:val="left" w:pos="2748"/>
+          <w:tab w:val="left" w:pos="3664"/>
+          <w:tab w:val="left" w:pos="4580"/>
+          <w:tab w:val="left" w:pos="5496"/>
+          <w:tab w:val="left" w:pos="6412"/>
+          <w:tab w:val="left" w:pos="7328"/>
+          <w:tab w:val="left" w:pos="8244"/>
+          <w:tab w:val="left" w:pos="9160"/>
+          <w:tab w:val="left" w:pos="10076"/>
+          <w:tab w:val="left" w:pos="10992"/>
+          <w:tab w:val="left" w:pos="11908"/>
+          <w:tab w:val="left" w:pos="12824"/>
+          <w:tab w:val="left" w:pos="13740"/>
+          <w:tab w:val="left" w:pos="14656"/>
+        </w:tabs>
+        <w:spacing w:after="0" w:line="240" w:lineRule="auto"/>
+        <w:rPr>
+          <w:rFonts w:ascii="Courier New" w:eastAsia="Times New Roman" w:hAnsi="Courier New" w:cs="Courier New"/>
+          <w:kern w:val="0"/>
+          <w:sz w:val="20"/>
+          <w:szCs w:val="20"/>
+          <w:lang w:eastAsia="en-IN" w:bidi="ta-IN"/>
+          <w14:ligatures w14:val="none"/>
+        </w:rPr>
+      </w:pPr>
+    </w:p>
+    <w:p>
+      <w:pPr>
+        <w:tabs>
+          <w:tab w:val="left" w:pos="916"/>
+          <w:tab w:val="left" w:pos="1832"/>
+          <w:tab w:val="left" w:pos="2748"/>
+          <w:tab w:val="left" w:pos="3664"/>
+          <w:tab w:val="left" w:pos="4580"/>
+          <w:tab w:val="left" w:pos="5496"/>
+          <w:tab w:val="left" w:pos="6412"/>
+          <w:tab w:val="left" w:pos="7328"/>
+          <w:tab w:val="left" w:pos="8244"/>
+          <w:tab w:val="left" w:pos="9160"/>
+          <w:tab w:val="left" w:pos="10076"/>
+          <w:tab w:val="left" w:pos="10992"/>
+          <w:tab w:val="left" w:pos="11908"/>
+          <w:tab w:val="left" w:pos="12824"/>
+          <w:tab w:val="left" w:pos="13740"/>
+          <w:tab w:val="left" w:pos="14656"/>
+        </w:tabs>
+        <w:spacing w:after="0" w:line="240" w:lineRule="auto"/>
+        <w:rPr>
+          <w:rFonts w:ascii="Courier New" w:eastAsia="Times New Roman" w:hAnsi="Courier New" w:cs="Courier New"/>
+          <w:kern w:val="0"/>
+          <w:sz w:val="20"/>
+          <w:szCs w:val="20"/>
+          <w:lang w:eastAsia="en-IN" w:bidi="ta-IN"/>
+          <w14:ligatures w14:val="none"/>
+        </w:rPr>
+      </w:pPr>
+      <w:proofErr w:type="spellStart"/>
+      <w:r>
+        <w:rPr>
+          <w:rFonts w:ascii="Courier New" w:eastAsia="Times New Roman" w:hAnsi="Courier New" w:cs="Courier New"/>
+          <w:kern w:val="0"/>
+          <w:sz w:val="20"/>
+          <w:szCs w:val="20"/>
+          <w:lang w:eastAsia="en-IN" w:bidi="ta-IN"/>
+          <w14:ligatures w14:val="none"/>
+        </w:rPr>
+        <w:t>M.Sc</w:t>
+      </w:r>
+      <w:proofErr w:type="spellEnd"/>
+      <w:r>
+        <w:rPr>
+          <w:rFonts w:ascii="Courier New" w:eastAsia="Times New Roman" w:hAnsi="Courier New" w:cs="Courier New"/>
+          <w:kern w:val="0"/>
+          <w:sz w:val="20"/>
+          <w:szCs w:val="20"/>
+          <w:lang w:eastAsia="en-IN" w:bidi="ta-IN"/>
+          <w14:ligatures w14:val="none"/>
+        </w:rPr>
+        <w:t xml:space="preserve"> Data Science</w:t>
+      </w:r>
+    </w:p>
+    <w:p>
+      <w:pPr>
+        <w:tabs>
+          <w:tab w:val="left" w:pos="916"/>
+          <w:tab w:val="left" w:pos="1832"/>
+          <w:tab w:val="left" w:pos="2748"/>
+          <w:tab w:val="left" w:pos="3664"/>
+          <w:tab w:val="left" w:pos="4580"/>
+          <w:tab w:val="left" w:pos="5496"/>
+          <w:tab w:val="left" w:pos="6412"/>
+          <w:tab w:val="left" w:pos="7328"/>
+          <w:tab w:val="left" w:pos="8244"/>
+          <w:tab w:val="left" w:pos="9160"/>
+          <w:tab w:val="left" w:pos="10076"/>
+          <w:tab w:val="left" w:pos="10992"/>
+          <w:tab w:val="left" w:pos="11908"/>
+          <w:tab w:val="left" w:pos="12824"/>
+          <w:tab w:val="left" w:pos="13740"/>
+          <w:tab w:val="left" w:pos="14656"/>
+        </w:tabs>
+        <w:spacing w:after="0" w:line="240" w:lineRule="auto"/>
+        <w:rPr>
+          <w:rFonts w:ascii="Courier New" w:eastAsia="Times New Roman" w:hAnsi="Courier New" w:cs="Courier New"/>
+          <w:kern w:val="0"/>
+          <w:sz w:val="20"/>
+          <w:szCs w:val="20"/>
+          <w:lang w:eastAsia="en-IN" w:bidi="ta-IN"/>
+          <w14:ligatures w14:val="none"/>
+        </w:rPr>
+      </w:pPr>
+    </w:p>
+    <w:p>
+      <w:pPr>
+        <w:tabs>
+          <w:tab w:val="left" w:pos="916"/>
+          <w:tab w:val="left" w:pos="1832"/>
+          <w:tab w:val="left" w:pos="2748"/>
+          <w:tab w:val="left" w:pos="3664"/>
+          <w:tab w:val="left" w:pos="4580"/>
+          <w:tab w:val="left" w:pos="5496"/>
+          <w:tab w:val="left" w:pos="6412"/>
+          <w:tab w:val="left" w:pos="7328"/>
+          <w:tab w:val="left" w:pos="8244"/>
+          <w:tab w:val="left" w:pos="9160"/>
+          <w:tab w:val="left" w:pos="10076"/>
+          <w:tab w:val="left" w:pos="10992"/>
+          <w:tab w:val="left" w:pos="11908"/>
+          <w:tab w:val="left" w:pos="12824"/>
+          <w:tab w:val="left" w:pos="13740"/>
+          <w:tab w:val="left" w:pos="14656"/>
+        </w:tabs>
+        <w:spacing w:after="0" w:line="240" w:lineRule="auto"/>
+        <w:rPr>
+          <w:rFonts w:ascii="Courier New" w:eastAsia="Times New Roman" w:hAnsi="Courier New" w:cs="Courier New"/>
+          <w:kern w:val="0"/>
+          <w:sz w:val="20"/>
+          <w:szCs w:val="20"/>
+          <w:lang w:eastAsia="en-IN" w:bidi="ta-IN"/>
+          <w14:ligatures w14:val="none"/>
+        </w:rPr>
+      </w:pPr>
+      <w:r>
+        <w:rPr>
+          <w:rFonts w:ascii="Courier New" w:eastAsia="Times New Roman" w:hAnsi="Courier New" w:cs="Courier New"/>
+          <w:kern w:val="0"/>
+          <w:sz w:val="20"/>
+          <w:szCs w:val="20"/>
+          <w:lang w:eastAsia="en-IN" w:bidi="ta-IN"/>
+          <w14:ligatures w14:val="none"/>
+        </w:rPr>
+        <w:t>Air Quality Prediction System</w:t>
+      </w:r>
+    </w:p>
+    <w:p>
+      <w:pPr>
+        <w:spacing w:after="0" w:line="240" w:lineRule="auto"/>
+        <w:rPr>
+          <w:rFonts w:ascii="Times New Roman" w:eastAsia="Times New Roman" w:hAnsi="Times New Roman" w:cs="Times New Roman"/>
+          <w:kern w:val="0"/>
+          <w:sz w:val="24"/>
+          <w:szCs w:val="24"/>
+          <w:lang w:eastAsia="en-IN" w:bidi="ta-IN"/>
+          <w14:ligatures w14:val="none"/>
+        </w:rPr>
+      </w:pPr>
+      <w:r>
+        <w:rPr>
+          <w:rFonts w:ascii="Times New Roman" w:eastAsia="Times New Roman" w:hAnsi="Times New Roman" w:cs="Times New Roman"/>
+          <w:kern w:val="0"/>
+          <w:sz w:val="24"/>
+          <w:szCs w:val="24"/>
+          <w:lang w:eastAsia="en-IN" w:bidi="ta-IN"/>
+          <w14:ligatures w14:val="none"/>
+        </w:rPr>
+        <w:pict>
+          <v:rect id="_x0000_i1030" style="width:0;height:1.5pt" o:hralign="center" o:hrstd="t" o:hr="t" fillcolor="#a0a0a0" stroked="f"/>
+        </w:pict>
+      </w:r>
+    </w:p>
+    <w:p>
+      <w:pPr>
+        <w:spacing w:before="100" w:beforeAutospacing="1" w:after="100" w:afterAutospacing="1" w:line="240" w:lineRule="auto"/>
+        <w:outlineLvl w:val="0"/>
+        <w:rPr>
+          <w:rFonts w:ascii="Times New Roman" w:eastAsia="Times New Roman" w:hAnsi="Times New Roman" w:cs="Times New Roman"/>
+          <w:b/>
+          <w:bCs/>
+          <w:kern w:val="36"/>
+          <w:sz w:val="48"/>
+          <w:szCs w:val="48"/>
+          <w:lang w:eastAsia="en-IN" w:bidi="ta-IN"/>
+          <w14:ligatures w14:val="none"/>
+        </w:rPr>
+      </w:pPr>
+      <w:r>
+        <w:rPr>
+          <w:rFonts w:ascii="Times New Roman" w:eastAsia="Times New Roman" w:hAnsi="Times New Roman" w:cs="Times New Roman"/>
+          <w:b/>
+          <w:bCs/>
+          <w:kern w:val="36"/>
+          <w:sz w:val="48"/>
+          <w:szCs w:val="48"/>
+          <w:lang w:eastAsia="en-IN" w:bidi="ta-IN"/>
+          <w14:ligatures w14:val="none"/>
+        </w:rPr>
+        <w:t>Final Priority</w:t>
+      </w:r>
+    </w:p>
+    <w:p>
+      <w:pPr>
+        <w:spacing w:before="100" w:beforeAutospacing="1" w:after="100" w:afterAutospacing="1" w:line="240" w:lineRule="auto"/>
+        <w:outlineLvl w:val="1"/>
+        <w:rPr>
+          <w:rFonts w:ascii="Times New Roman" w:eastAsia="Times New Roman" w:hAnsi="Times New Roman" w:cs="Times New Roman"/>
+          <w:b/>
+          <w:bCs/>
+          <w:kern w:val="0"/>
+          <w:sz w:val="36"/>
+          <w:szCs w:val="36"/>
+          <w:lang w:eastAsia="en-IN" w:bidi="ta-IN"/>
+          <w14:ligatures w14:val="none"/>
+        </w:rPr>
+      </w:pPr>
+      <w:r>
+        <w:rPr>
+          <w:rFonts w:ascii="Times New Roman" w:eastAsia="Times New Roman" w:hAnsi="Times New Roman" w:cs="Times New Roman"/>
+          <w:b/>
+          <w:bCs/>
+          <w:kern w:val="0"/>
+          <w:sz w:val="36"/>
+          <w:szCs w:val="36"/>
+          <w:lang w:eastAsia="en-IN" w:bidi="ta-IN"/>
+          <w14:ligatures w14:val="none"/>
+        </w:rPr>
+        <w:t>GitHub Upload</w:t>
+      </w:r>
+    </w:p>
+    <w:p>
+      <w:pPr>
+        <w:spacing w:before="100" w:beforeAutospacing="1" w:after="100" w:afterAutospacing="1" w:line="240" w:lineRule="auto"/>
+        <w:rPr>
+          <w:rFonts w:ascii="Times New Roman" w:eastAsia="Times New Roman" w:hAnsi="Times New Roman" w:cs="Times New Roman"/>
+          <w:kern w:val="0"/>
+          <w:sz w:val="24"/>
+          <w:szCs w:val="24"/>
+          <w:lang w:eastAsia="en-IN" w:bidi="ta-IN"/>
+          <w14:ligatures w14:val="none"/>
+        </w:rPr>
+      </w:pPr>
+      <w:r>
+        <w:rPr>
+          <w:rFonts w:ascii="Times New Roman" w:eastAsia="Times New Roman" w:hAnsi="Times New Roman" w:cs="Times New Roman"/>
+          <w:kern w:val="0"/>
+          <w:sz w:val="24"/>
+          <w:szCs w:val="24"/>
+          <w:lang w:eastAsia="en-IN" w:bidi="ta-IN"/>
+          <w14:ligatures w14:val="none"/>
+        </w:rPr>
+        <w:t>Project structure:</w:t>
+      </w:r>
+    </w:p>
+    <w:p>
+      <w:pPr>
+        <w:tabs>
+          <w:tab w:val="left" w:pos="916"/>
+          <w:tab w:val="left" w:pos="1832"/>
+          <w:tab w:val="left" w:pos="2748"/>
+          <w:tab w:val="left" w:pos="3664"/>
+          <w:tab w:val="left" w:pos="4580"/>
+          <w:tab w:val="left" w:pos="5496"/>
+          <w:tab w:val="left" w:pos="6412"/>
+          <w:tab w:val="left" w:pos="7328"/>
+          <w:tab w:val="left" w:pos="8244"/>
+          <w:tab w:val="left" w:pos="9160"/>
+          <w:tab w:val="left" w:pos="10076"/>
+          <w:tab w:val="left" w:pos="10992"/>
+          <w:tab w:val="left" w:pos="11908"/>
+          <w:tab w:val="left" w:pos="12824"/>
+          <w:tab w:val="left" w:pos="13740"/>
+          <w:tab w:val="left" w:pos="14656"/>
+        </w:tabs>
+        <w:spacing w:after="0" w:line="240" w:lineRule="auto"/>
+        <w:rPr>
+          <w:rFonts w:ascii="Courier New" w:eastAsia="Times New Roman" w:hAnsi="Courier New" w:cs="Courier New"/>
+          <w:kern w:val="0"/>
+          <w:sz w:val="20"/>
+          <w:szCs w:val="20"/>
+          <w:lang w:eastAsia="en-IN" w:bidi="ta-IN"/>
+          <w14:ligatures w14:val="none"/>
+        </w:rPr>
+      </w:pPr>
+      <w:proofErr w:type="spellStart"/>
+      <w:r>
+        <w:rPr>
+          <w:rFonts w:ascii="Courier New" w:eastAsia="Times New Roman" w:hAnsi="Courier New" w:cs="Courier New"/>
+          <w:kern w:val="0"/>
+          <w:sz w:val="20"/>
+          <w:szCs w:val="20"/>
+          <w:lang w:eastAsia="en-IN" w:bidi="ta-IN"/>
+          <w14:ligatures w14:val="none"/>
+        </w:rPr>
+        <w:t>pollution_project</w:t>
+      </w:r>
+      <w:proofErr w:type="spellEnd"/>
+      <w:r>
+        <w:rPr>
+          <w:rFonts w:ascii="Courier New" w:eastAsia="Times New Roman" w:hAnsi="Courier New" w:cs="Courier New"/>
+          <w:kern w:val="0"/>
+          <w:sz w:val="20"/>
+          <w:szCs w:val="20"/>
+          <w:lang w:eastAsia="en-IN" w:bidi="ta-IN"/>
+          <w14:ligatures w14:val="none"/>
+        </w:rPr>
+        <w:t>/</w:t>
+      </w:r>
+    </w:p>
+    <w:p>
+      <w:pPr>
+        <w:tabs>
+          <w:tab w:val="left" w:pos="916"/>
+          <w:tab w:val="left" w:pos="1832"/>
+          <w:tab w:val="left" w:pos="2748"/>
+          <w:tab w:val="left" w:pos="3664"/>
+          <w:tab w:val="left" w:pos="4580"/>
+          <w:tab w:val="left" w:pos="5496"/>
+          <w:tab w:val="left" w:pos="6412"/>
+          <w:tab w:val="left" w:pos="7328"/>
+          <w:tab w:val="left" w:pos="8244"/>
+          <w:tab w:val="left" w:pos="9160"/>
+          <w:tab w:val="left" w:pos="10076"/>
+          <w:tab w:val="left" w:pos="10992"/>
+          <w:tab w:val="left" w:pos="11908"/>
+          <w:tab w:val="left" w:pos="12824"/>
+          <w:tab w:val="left" w:pos="13740"/>
+          <w:tab w:val="left" w:pos="14656"/>
+        </w:tabs>
+        <w:spacing w:after="0" w:line="240" w:lineRule="auto"/>
+        <w:rPr>
+          <w:rFonts w:ascii="Courier New" w:eastAsia="Times New Roman" w:hAnsi="Courier New" w:cs="Courier New"/>
+          <w:kern w:val="0"/>
+          <w:sz w:val="20"/>
+          <w:szCs w:val="20"/>
+          <w:lang w:eastAsia="en-IN" w:bidi="ta-IN"/>
+          <w14:ligatures w14:val="none"/>
+        </w:rPr>
+      </w:pPr>
+    </w:p>
+    <w:p>
+      <w:pPr>
+        <w:tabs>
+          <w:tab w:val="left" w:pos="916"/>
+          <w:tab w:val="left" w:pos="1832"/>
+          <w:tab w:val="left" w:pos="2748"/>
+          <w:tab w:val="left" w:pos="3664"/>
+          <w:tab w:val="left" w:pos="4580"/>
+          <w:tab w:val="left" w:pos="5496"/>
+          <w:tab w:val="left" w:pos="6412"/>
+          <w:tab w:val="left" w:pos="7328"/>
+          <w:tab w:val="left" w:pos="8244"/>
+          <w:tab w:val="left" w:pos="9160"/>
+          <w:tab w:val="left" w:pos="10076"/>
+          <w:tab w:val="left" w:pos="10992"/>
+          <w:tab w:val="left" w:pos="11908"/>
+          <w:tab w:val="left" w:pos="12824"/>
+          <w:tab w:val="left" w:pos="13740"/>
+          <w:tab w:val="left" w:pos="14656"/>
+        </w:tabs>
+        <w:spacing w:after="0" w:line="240" w:lineRule="auto"/>
+        <w:rPr>
+          <w:rFonts w:ascii="Courier New" w:eastAsia="Times New Roman" w:hAnsi="Courier New" w:cs="Courier New"/>
+          <w:kern w:val="0"/>
+          <w:sz w:val="20"/>
+          <w:szCs w:val="20"/>
+          <w:lang w:eastAsia="en-IN" w:bidi="ta-IN"/>
+          <w14:ligatures w14:val="none"/>
+        </w:rPr>
+      </w:pPr>
+      <w:proofErr w:type="gramStart"/>
+      <w:r>
+        <w:rPr>
+          <w:rFonts w:ascii="Courier New" w:eastAsia="Times New Roman" w:hAnsi="Courier New" w:cs="Courier New"/>
+          <w:kern w:val="0"/>
+          <w:sz w:val="20"/>
+          <w:szCs w:val="20"/>
+          <w:lang w:eastAsia="en-IN" w:bidi="ta-IN"/>
+          <w14:ligatures w14:val="none"/>
+        </w:rPr>
+        <w:t>static</w:t>
+      </w:r>
+      <w:proofErr w:type="gramEnd"/>
+      <w:r>
+        <w:rPr>
+          <w:rFonts w:ascii="Courier New" w:eastAsia="Times New Roman" w:hAnsi="Courier New" w:cs="Courier New"/>
+          <w:kern w:val="0"/>
+          <w:sz w:val="20"/>
+          <w:szCs w:val="20"/>
+          <w:lang w:eastAsia="en-IN" w:bidi="ta-IN"/>
+          <w14:ligatures w14:val="none"/>
+        </w:rPr>
+        <w:t>/</w:t>
+      </w:r>
+    </w:p>
+    <w:p>
+      <w:pPr>
+        <w:tabs>
+          <w:tab w:val="left" w:pos="916"/>
+          <w:tab w:val="left" w:pos="1832"/>
+          <w:tab w:val="left" w:pos="2748"/>
+          <w:tab w:val="left" w:pos="3664"/>
+          <w:tab w:val="left" w:pos="4580"/>
+          <w:tab w:val="left" w:pos="5496"/>
+          <w:tab w:val="left" w:pos="6412"/>
+          <w:tab w:val="left" w:pos="7328"/>
+          <w:tab w:val="left" w:pos="8244"/>
+          <w:tab w:val="left" w:pos="9160"/>
+          <w:tab w:val="left" w:pos="10076"/>
+          <w:tab w:val="left" w:pos="10992"/>
+          <w:tab w:val="left" w:pos="11908"/>
+          <w:tab w:val="left" w:pos="12824"/>
+          <w:tab w:val="left" w:pos="13740"/>
+          <w:tab w:val="left" w:pos="14656"/>
+        </w:tabs>
+        <w:spacing w:after="0" w:line="240" w:lineRule="auto"/>
+        <w:rPr>
+          <w:rFonts w:ascii="Courier New" w:eastAsia="Times New Roman" w:hAnsi="Courier New" w:cs="Courier New"/>
+          <w:kern w:val="0"/>
+          <w:sz w:val="20"/>
+          <w:szCs w:val="20"/>
+          <w:lang w:eastAsia="en-IN" w:bidi="ta-IN"/>
+          <w14:ligatures w14:val="none"/>
+        </w:rPr>
+      </w:pPr>
+      <w:proofErr w:type="gramStart"/>
+      <w:r>
+        <w:rPr>
+          <w:rFonts w:ascii="Courier New" w:eastAsia="Times New Roman" w:hAnsi="Courier New" w:cs="Courier New"/>
+          <w:kern w:val="0"/>
+          <w:sz w:val="20"/>
+          <w:szCs w:val="20"/>
+          <w:lang w:eastAsia="en-IN" w:bidi="ta-IN"/>
+          <w14:ligatures w14:val="none"/>
+        </w:rPr>
+        <w:t>templates</w:t>
+      </w:r>
+      <w:proofErr w:type="gramEnd"/>
+      <w:r>
+        <w:rPr>
+          <w:rFonts w:ascii="Courier New" w:eastAsia="Times New Roman" w:hAnsi="Courier New" w:cs="Courier New"/>
+          <w:kern w:val="0"/>
+          <w:sz w:val="20"/>
+          <w:szCs w:val="20"/>
+          <w:lang w:eastAsia="en-IN" w:bidi="ta-IN"/>
+          <w14:ligatures w14:val="none"/>
+        </w:rPr>
+        <w:t>/</w:t>
+      </w:r>
+    </w:p>
+    <w:p>
+      <w:pPr>
+        <w:tabs>
+          <w:tab w:val="left" w:pos="916"/>
+          <w:tab w:val="left" w:pos="1832"/>
+          <w:tab w:val="left" w:pos="2748"/>
+          <w:tab w:val="left" w:pos="3664"/>
+          <w:tab w:val="left" w:pos="4580"/>
+          <w:tab w:val="left" w:pos="5496"/>
+          <w:tab w:val="left" w:pos="6412"/>
+          <w:tab w:val="left" w:pos="7328"/>
+          <w:tab w:val="left" w:pos="8244"/>
+          <w:tab w:val="left" w:pos="9160"/>
+          <w:tab w:val="left" w:pos="10076"/>
+          <w:tab w:val="left" w:pos="10992"/>
+          <w:tab w:val="left" w:pos="11908"/>
+          <w:tab w:val="left" w:pos="12824"/>
+          <w:tab w:val="left" w:pos="13740"/>
+          <w:tab w:val="left" w:pos="14656"/>
+        </w:tabs>
+        <w:spacing w:after="0" w:line="240" w:lineRule="auto"/>
+        <w:rPr>
+          <w:rFonts w:ascii="Courier New" w:eastAsia="Times New Roman" w:hAnsi="Courier New" w:cs="Courier New"/>
+          <w:kern w:val="0"/>
+          <w:sz w:val="20"/>
+          <w:szCs w:val="20"/>
+          <w:lang w:eastAsia="en-IN" w:bidi="ta-IN"/>
+          <w14:ligatures w14:val="none"/>
+        </w:rPr>
+      </w:pPr>
+    </w:p>
+    <w:p>
+      <w:pPr>
+        <w:tabs>
+          <w:tab w:val="left" w:pos="916"/>
+          <w:tab w:val="left" w:pos="1832"/>
+          <w:tab w:val="left" w:pos="2748"/>
+          <w:tab w:val="left" w:pos="3664"/>
+          <w:tab w:val="left" w:pos="4580"/>
+          <w:tab w:val="left" w:pos="5496"/>
+          <w:tab w:val="left" w:pos="6412"/>
+          <w:tab w:val="left" w:pos="7328"/>
+          <w:tab w:val="left" w:pos="8244"/>
+          <w:tab w:val="left" w:pos="9160"/>
+          <w:tab w:val="left" w:pos="10076"/>
+          <w:tab w:val="left" w:pos="10992"/>
+          <w:tab w:val="left" w:pos="11908"/>
+          <w:tab w:val="left" w:pos="12824"/>
+          <w:tab w:val="left" w:pos="13740"/>
+          <w:tab w:val="left" w:pos="14656"/>
+        </w:tabs>
+        <w:spacing w:after="0" w:line="240" w:lineRule="auto"/>
+        <w:rPr>
+          <w:rFonts w:ascii="Courier New" w:eastAsia="Times New Roman" w:hAnsi="Courier New" w:cs="Courier New"/>
+          <w:kern w:val="0"/>
+          <w:sz w:val="20"/>
+          <w:szCs w:val="20"/>
+          <w:lang w:eastAsia="en-IN" w:bidi="ta-IN"/>
+          <w14:ligatures w14:val="none"/>
+        </w:rPr>
+      </w:pPr>
+      <w:r>
+        <w:rPr>
+          <w:rFonts w:ascii="Courier New" w:eastAsia="Times New Roman" w:hAnsi="Courier New" w:cs="Courier New"/>
+          <w:kern w:val="0"/>
+          <w:sz w:val="20"/>
+          <w:szCs w:val="20"/>
+          <w:lang w:eastAsia="en-IN" w:bidi="ta-IN"/>
+          <w14:ligatures w14:val="none"/>
+        </w:rPr>
+        <w:t>app.py</w:t>
+      </w:r>
+    </w:p>
+    <w:p>
+      <w:pPr>
+        <w:tabs>
+          <w:tab w:val="left" w:pos="916"/>
+          <w:tab w:val="left" w:pos="1832"/>
+          <w:tab w:val="left" w:pos="2748"/>
+          <w:tab w:val="left" w:pos="3664"/>
+          <w:tab w:val="left" w:pos="4580"/>
+          <w:tab w:val="left" w:pos="5496"/>
+          <w:tab w:val="left" w:pos="6412"/>
+          <w:tab w:val="left" w:pos="7328"/>
+          <w:tab w:val="left" w:pos="8244"/>
+          <w:tab w:val="left" w:pos="9160"/>
+          <w:tab w:val="left" w:pos="10076"/>
+          <w:tab w:val="left" w:pos="10992"/>
+          <w:tab w:val="left" w:pos="11908"/>
+          <w:tab w:val="left" w:pos="12824"/>
+          <w:tab w:val="left" w:pos="13740"/>
+          <w:tab w:val="left" w:pos="14656"/>
+        </w:tabs>
+        <w:spacing w:after="0" w:line="240" w:lineRule="auto"/>
+        <w:rPr>
+          <w:rFonts w:ascii="Courier New" w:eastAsia="Times New Roman" w:hAnsi="Courier New" w:cs="Courier New"/>
+          <w:kern w:val="0"/>
+          <w:sz w:val="20"/>
+          <w:szCs w:val="20"/>
+          <w:lang w:eastAsia="en-IN" w:bidi="ta-IN"/>
+          <w14:ligatures w14:val="none"/>
+        </w:rPr>
+      </w:pPr>
+      <w:r>
+        <w:rPr>
+          <w:rFonts w:ascii="Courier New" w:eastAsia="Times New Roman" w:hAnsi="Courier New" w:cs="Courier New"/>
+          <w:kern w:val="0"/>
+          <w:sz w:val="20"/>
+          <w:szCs w:val="20"/>
+          <w:lang w:eastAsia="en-IN" w:bidi="ta-IN"/>
+          <w14:ligatures w14:val="none"/>
+        </w:rPr>
+        <w:t>database.py</w:t>
+      </w:r>
+    </w:p>
+    <w:p>
+      <w:pPr>
+        <w:tabs>
+          <w:tab w:val="left" w:pos="916"/>
+          <w:tab w:val="left" w:pos="1832"/>
+          <w:tab w:val="left" w:pos="2748"/>
+          <w:tab w:val="left" w:pos="3664"/>
+          <w:tab w:val="left" w:pos="4580"/>
+          <w:tab w:val="left" w:pos="5496"/>
+          <w:tab w:val="left" w:pos="6412"/>
+          <w:tab w:val="left" w:pos="7328"/>
+          <w:tab w:val="left" w:pos="8244"/>
+          <w:tab w:val="left" w:pos="9160"/>
+          <w:tab w:val="left" w:pos="10076"/>
+          <w:tab w:val="left" w:pos="10992"/>
+          <w:tab w:val="left" w:pos="11908"/>
+          <w:tab w:val="left" w:pos="12824"/>
+          <w:tab w:val="left" w:pos="13740"/>
+          <w:tab w:val="left" w:pos="14656"/>
+        </w:tabs>
+        <w:spacing w:after="0" w:line="240" w:lineRule="auto"/>
+        <w:rPr>
+          <w:rFonts w:ascii="Courier New" w:eastAsia="Times New Roman" w:hAnsi="Courier New" w:cs="Courier New"/>
+          <w:kern w:val="0"/>
+          <w:sz w:val="20"/>
+          <w:szCs w:val="20"/>
+          <w:lang w:eastAsia="en-IN" w:bidi="ta-IN"/>
+          <w14:ligatures w14:val="none"/>
+        </w:rPr>
+      </w:pPr>
+      <w:r>
+        <w:rPr>
+          <w:rFonts w:ascii="Courier New" w:eastAsia="Times New Roman" w:hAnsi="Courier New" w:cs="Courier New"/>
+          <w:kern w:val="0"/>
+          <w:sz w:val="20"/>
+          <w:szCs w:val="20"/>
+          <w:lang w:eastAsia="en-IN" w:bidi="ta-IN"/>
+          <w14:ligatures w14:val="none"/>
+        </w:rPr>
+        <w:t>clean_dataset.py</w:t>
+      </w:r>
+    </w:p>
+    <w:p>
+      <w:pPr>
+        <w:tabs>
+          <w:tab w:val="left" w:pos="916"/>
+          <w:tab w:val="left" w:pos="1832"/>
+          <w:tab w:val="left" w:pos="2748"/>
+          <w:tab w:val="left" w:pos="3664"/>
+          <w:tab w:val="left" w:pos="4580"/>
+          <w:tab w:val="left" w:pos="5496"/>
+          <w:tab w:val="left" w:pos="6412"/>
+          <w:tab w:val="left" w:pos="7328"/>
+          <w:tab w:val="left" w:pos="8244"/>
+          <w:tab w:val="left" w:pos="9160"/>
+          <w:tab w:val="left" w:pos="10076"/>
+          <w:tab w:val="left" w:pos="10992"/>
+          <w:tab w:val="left" w:pos="11908"/>
+          <w:tab w:val="left" w:pos="12824"/>
+          <w:tab w:val="left" w:pos="13740"/>
+          <w:tab w:val="left" w:pos="14656"/>
+        </w:tabs>
+        <w:spacing w:after="0" w:line="240" w:lineRule="auto"/>
+        <w:rPr>
+          <w:rFonts w:ascii="Courier New" w:eastAsia="Times New Roman" w:hAnsi="Courier New" w:cs="Courier New"/>
+          <w:kern w:val="0"/>
+          <w:sz w:val="20"/>
+          <w:szCs w:val="20"/>
+          <w:lang w:eastAsia="en-IN" w:bidi="ta-IN"/>
+          <w14:ligatures w14:val="none"/>
+        </w:rPr>
+      </w:pPr>
+      <w:r>
+        <w:rPr>
+          <w:rFonts w:ascii="Courier New" w:eastAsia="Times New Roman" w:hAnsi="Courier New" w:cs="Courier New"/>
+          <w:kern w:val="0"/>
+          <w:sz w:val="20"/>
+          <w:szCs w:val="20"/>
+          <w:lang w:eastAsia="en-IN" w:bidi="ta-IN"/>
+          <w14:ligatures w14:val="none"/>
+        </w:rPr>
+        <w:t>model_comparison.py</w:t>
+      </w:r>
+    </w:p>
+    <w:p>
+      <w:pPr>
+        <w:tabs>
+          <w:tab w:val="left" w:pos="916"/>
+          <w:tab w:val="left" w:pos="1832"/>
+          <w:tab w:val="left" w:pos="2748"/>
+          <w:tab w:val="left" w:pos="3664"/>
+          <w:tab w:val="left" w:pos="4580"/>
+          <w:tab w:val="left" w:pos="5496"/>
+          <w:tab w:val="left" w:pos="6412"/>
+          <w:tab w:val="left" w:pos="7328"/>
+          <w:tab w:val="left" w:pos="8244"/>
+          <w:tab w:val="left" w:pos="9160"/>
+          <w:tab w:val="left" w:pos="10076"/>
+          <w:tab w:val="left" w:pos="10992"/>
+          <w:tab w:val="left" w:pos="11908"/>
+          <w:tab w:val="left" w:pos="12824"/>
+          <w:tab w:val="left" w:pos="13740"/>
+          <w:tab w:val="left" w:pos="14656"/>
+        </w:tabs>
+        <w:spacing w:after="0" w:line="240" w:lineRule="auto"/>
+        <w:rPr>
+          <w:rFonts w:ascii="Courier New" w:eastAsia="Times New Roman" w:hAnsi="Courier New" w:cs="Courier New"/>
+          <w:kern w:val="0"/>
+          <w:sz w:val="20"/>
+          <w:szCs w:val="20"/>
+          <w:lang w:eastAsia="en-IN" w:bidi="ta-IN"/>
+          <w14:ligatures w14:val="none"/>
+        </w:rPr>
+      </w:pPr>
+    </w:p>
+    <w:p>
+      <w:pPr>
+        <w:tabs>
+          <w:tab w:val="left" w:pos="916"/>
+          <w:tab w:val="left" w:pos="1832"/>
+          <w:tab w:val="left" w:pos="2748"/>
+          <w:tab w:val="left" w:pos="3664"/>
+          <w:tab w:val="left" w:pos="4580"/>
+          <w:tab w:val="left" w:pos="5496"/>
+          <w:tab w:val="left" w:pos="6412"/>
+          <w:tab w:val="left" w:pos="7328"/>
+          <w:tab w:val="left" w:pos="8244"/>
+          <w:tab w:val="left" w:pos="9160"/>
+          <w:tab w:val="left" w:pos="10076"/>
+          <w:tab w:val="left" w:pos="10992"/>
+          <w:tab w:val="left" w:pos="11908"/>
+          <w:tab w:val="left" w:pos="12824"/>
+          <w:tab w:val="left" w:pos="13740"/>
+          <w:tab w:val="left" w:pos="14656"/>
+        </w:tabs>
+        <w:spacing w:after="0" w:line="240" w:lineRule="auto"/>
+        <w:rPr>
+          <w:rFonts w:ascii="Courier New" w:eastAsia="Times New Roman" w:hAnsi="Courier New" w:cs="Courier New"/>
+          <w:kern w:val="0"/>
+          <w:sz w:val="20"/>
+          <w:szCs w:val="20"/>
+          <w:lang w:eastAsia="en-IN" w:bidi="ta-IN"/>
+          <w14:ligatures w14:val="none"/>
+        </w:rPr>
+      </w:pPr>
+      <w:proofErr w:type="spellStart"/>
+      <w:r>
+        <w:rPr>
+          <w:rFonts w:ascii="Courier New" w:eastAsia="Times New Roman" w:hAnsi="Courier New" w:cs="Courier New"/>
+          <w:kern w:val="0"/>
+          <w:sz w:val="20"/>
+          <w:szCs w:val="20"/>
+          <w:lang w:eastAsia="en-IN" w:bidi="ta-IN"/>
+          <w14:ligatures w14:val="none"/>
+        </w:rPr>
+        <w:t>best_model.pkl</w:t>
+      </w:r>
+      <w:proofErr w:type="spellEnd"/>
+    </w:p>
+    <w:p>
+      <w:pPr>
+        <w:tabs>
+          <w:tab w:val="left" w:pos="916"/>
+          <w:tab w:val="left" w:pos="1832"/>
+          <w:tab w:val="left" w:pos="2748"/>
+          <w:tab w:val="left" w:pos="3664"/>
+          <w:tab w:val="left" w:pos="4580"/>
+          <w:tab w:val="left" w:pos="5496"/>
+          <w:tab w:val="left" w:pos="6412"/>
+          <w:tab w:val="left" w:pos="7328"/>
+          <w:tab w:val="left" w:pos="8244"/>
+          <w:tab w:val="left" w:pos="9160"/>
+          <w:tab w:val="left" w:pos="10076"/>
+          <w:tab w:val="left" w:pos="10992"/>
+          <w:tab w:val="left" w:pos="11908"/>
+          <w:tab w:val="left" w:pos="12824"/>
+          <w:tab w:val="left" w:pos="13740"/>
+          <w:tab w:val="left" w:pos="14656"/>
+        </w:tabs>
+        <w:spacing w:after="0" w:line="240" w:lineRule="auto"/>
+        <w:rPr>
+          <w:rFonts w:ascii="Courier New" w:eastAsia="Times New Roman" w:hAnsi="Courier New" w:cs="Courier New"/>
+          <w:kern w:val="0"/>
+          <w:sz w:val="20"/>
+          <w:szCs w:val="20"/>
+          <w:lang w:eastAsia="en-IN" w:bidi="ta-IN"/>
+          <w14:ligatures w14:val="none"/>
+        </w:rPr>
+      </w:pPr>
+      <w:r>
+        <w:rPr>
+          <w:rFonts w:ascii="Courier New" w:eastAsia="Times New Roman" w:hAnsi="Courier New" w:cs="Courier New"/>
+          <w:kern w:val="0"/>
+          <w:sz w:val="20"/>
+          <w:szCs w:val="20"/>
+          <w:lang w:eastAsia="en-IN" w:bidi="ta-IN"/>
+          <w14:ligatures w14:val="none"/>
+        </w:rPr>
+        <w:t>cleaned_dataset.csv</w:t>
+      </w:r>
+    </w:p>
+    <w:p>
+      <w:pPr>
+        <w:tabs>
+          <w:tab w:val="left" w:pos="916"/>
+          <w:tab w:val="left" w:pos="1832"/>
+          <w:tab w:val="left" w:pos="2748"/>
+          <w:tab w:val="left" w:pos="3664"/>
+          <w:tab w:val="left" w:pos="4580"/>
+          <w:tab w:val="left" w:pos="5496"/>
+          <w:tab w:val="left" w:pos="6412"/>
+          <w:tab w:val="left" w:pos="7328"/>
+          <w:tab w:val="left" w:pos="8244"/>
+          <w:tab w:val="left" w:pos="9160"/>
+          <w:tab w:val="left" w:pos="10076"/>
+          <w:tab w:val="left" w:pos="10992"/>
+          <w:tab w:val="left" w:pos="11908"/>
+          <w:tab w:val="left" w:pos="12824"/>
+          <w:tab w:val="left" w:pos="13740"/>
+          <w:tab w:val="left" w:pos="14656"/>
+        </w:tabs>
+        <w:spacing w:after="0" w:line="240" w:lineRule="auto"/>
+        <w:rPr>
+          <w:rFonts w:ascii="Courier New" w:eastAsia="Times New Roman" w:hAnsi="Courier New" w:cs="Courier New"/>
+          <w:kern w:val="0"/>
+          <w:sz w:val="20"/>
+          <w:szCs w:val="20"/>
+          <w:lang w:eastAsia="en-IN" w:bidi="ta-IN"/>
+          <w14:ligatures w14:val="none"/>
+        </w:rPr>
+      </w:pPr>
+    </w:p>
+    <w:p>
+      <w:pPr>
+        <w:tabs>
+          <w:tab w:val="left" w:pos="916"/>
+          <w:tab w:val="left" w:pos="1832"/>
+          <w:tab w:val="left" w:pos="2748"/>
+          <w:tab w:val="left" w:pos="3664"/>
+          <w:tab w:val="left" w:pos="4580"/>
+          <w:tab w:val="left" w:pos="5496"/>
+          <w:tab w:val="left" w:pos="6412"/>
+          <w:tab w:val="left" w:pos="7328"/>
+          <w:tab w:val="left" w:pos="8244"/>
+          <w:tab w:val="left" w:pos="9160"/>
+          <w:tab w:val="left" w:pos="10076"/>
+          <w:tab w:val="left" w:pos="10992"/>
+          <w:tab w:val="left" w:pos="11908"/>
+          <w:tab w:val="left" w:pos="12824"/>
+          <w:tab w:val="left" w:pos="13740"/>
+          <w:tab w:val="left" w:pos="14656"/>
+        </w:tabs>
+        <w:spacing w:after="0" w:line="240" w:lineRule="auto"/>
+        <w:rPr>
+          <w:rFonts w:ascii="Courier New" w:eastAsia="Times New Roman" w:hAnsi="Courier New" w:cs="Courier New"/>
+          <w:kern w:val="0"/>
+          <w:sz w:val="20"/>
+          <w:szCs w:val="20"/>
+          <w:lang w:eastAsia="en-IN" w:bidi="ta-IN"/>
+          <w14:ligatures w14:val="none"/>
+        </w:rPr>
+      </w:pPr>
+      <w:r>
+        <w:rPr>
+          <w:rFonts w:ascii="Courier New" w:eastAsia="Times New Roman" w:hAnsi="Courier New" w:cs="Courier New"/>
+          <w:kern w:val="0"/>
+          <w:sz w:val="20"/>
+          <w:szCs w:val="20"/>
+          <w:lang w:eastAsia="en-IN" w:bidi="ta-IN"/>
+          <w14:ligatures w14:val="none"/>
+        </w:rPr>
+        <w:t>requirements.txt</w:t>
+      </w:r>
+    </w:p>
+    <w:p>
+      <w:pPr>
+        <w:tabs>
+          <w:tab w:val="left" w:pos="916"/>
+          <w:tab w:val="left" w:pos="1832"/>
+          <w:tab w:val="left" w:pos="2748"/>
+          <w:tab w:val="left" w:pos="3664"/>
+          <w:tab w:val="left" w:pos="4580"/>
+          <w:tab w:val="left" w:pos="5496"/>
+          <w:tab w:val="left" w:pos="6412"/>
+          <w:tab w:val="left" w:pos="7328"/>
+          <w:tab w:val="left" w:pos="8244"/>
+          <w:tab w:val="left" w:pos="9160"/>
+          <w:tab w:val="left" w:pos="10076"/>
+          <w:tab w:val="left" w:pos="10992"/>
+          <w:tab w:val="left" w:pos="11908"/>
+          <w:tab w:val="left" w:pos="12824"/>
+          <w:tab w:val="left" w:pos="13740"/>
+          <w:tab w:val="left" w:pos="14656"/>
+        </w:tabs>
+        <w:spacing w:after="0" w:line="240" w:lineRule="auto"/>
+        <w:rPr>
+          <w:rFonts w:ascii="Courier New" w:eastAsia="Times New Roman" w:hAnsi="Courier New" w:cs="Courier New"/>
+          <w:kern w:val="0"/>
+          <w:sz w:val="20"/>
+          <w:szCs w:val="20"/>
+          <w:lang w:eastAsia="en-IN" w:bidi="ta-IN"/>
+          <w14:ligatures w14:val="none"/>
+        </w:rPr>
+      </w:pPr>
+      <w:r>
+        <w:rPr>
+          <w:rFonts w:ascii="Courier New" w:eastAsia="Times New Roman" w:hAnsi="Courier New" w:cs="Courier New"/>
+          <w:kern w:val="0"/>
+          <w:sz w:val="20"/>
+          <w:szCs w:val="20"/>
+          <w:lang w:eastAsia="en-IN" w:bidi="ta-IN"/>
+          <w14:ligatures w14:val="none"/>
+        </w:rPr>
+        <w:t>README.md</w:t>
+      </w:r>
+    </w:p>
+    <w:p>
+      <w:pPr>
+        <w:spacing w:after="0" w:line="240" w:lineRule="auto"/>
+        <w:rPr>
+          <w:rFonts w:ascii="Times New Roman" w:eastAsia="Times New Roman" w:hAnsi="Times New Roman" w:cs="Times New Roman"/>
+          <w:kern w:val="0"/>
+          <w:sz w:val="24"/>
+          <w:szCs w:val="24"/>
+          <w:lang w:eastAsia="en-IN" w:bidi="ta-IN"/>
+          <w14:ligatures w14:val="none"/>
+        </w:rPr>
+      </w:pPr>
+      <w:r>
+        <w:rPr>
+          <w:rFonts w:ascii="Times New Roman" w:eastAsia="Times New Roman" w:hAnsi="Times New Roman" w:cs="Times New Roman"/>
+          <w:kern w:val="0"/>
+          <w:sz w:val="24"/>
+          <w:szCs w:val="24"/>
+          <w:lang w:eastAsia="en-IN" w:bidi="ta-IN"/>
+          <w14:ligatures w14:val="none"/>
+        </w:rPr>
+        <w:pict>
+          <v:rect id="_x0000_i1031" style="width:0;height:1.5pt" o:hralign="center" o:hrstd="t" o:hr="t" fillcolor="#a0a0a0" stroked="f"/>
+        </w:pict>
+      </w:r>
+    </w:p>
+    <w:p>
+      <w:pPr>
+        <w:spacing w:before="100" w:beforeAutospacing="1" w:after="100" w:afterAutospacing="1" w:line="240" w:lineRule="auto"/>
+        <w:outlineLvl w:val="1"/>
+        <w:rPr>
+          <w:rFonts w:ascii="Times New Roman" w:eastAsia="Times New Roman" w:hAnsi="Times New Roman" w:cs="Times New Roman"/>
+          <w:b/>
+          <w:bCs/>
+          <w:kern w:val="0"/>
+          <w:sz w:val="36"/>
+          <w:szCs w:val="36"/>
+          <w:lang w:eastAsia="en-IN" w:bidi="ta-IN"/>
+          <w14:ligatures w14:val="none"/>
+        </w:rPr>
+      </w:pPr>
+      <w:r>
+        <w:rPr>
+          <w:rFonts w:ascii="Times New Roman" w:eastAsia="Times New Roman" w:hAnsi="Times New Roman" w:cs="Times New Roman"/>
+          <w:b/>
+          <w:bCs/>
+          <w:kern w:val="0"/>
+          <w:sz w:val="36"/>
+          <w:szCs w:val="36"/>
+          <w:lang w:eastAsia="en-IN" w:bidi="ta-IN"/>
+          <w14:ligatures w14:val="none"/>
+        </w:rPr>
+        <w:lastRenderedPageBreak/>
+        <w:t>Create README.md</w:t>
+      </w:r>
+    </w:p>
+    <w:p>
+      <w:pPr>
+        <w:spacing w:before="100" w:beforeAutospacing="1" w:after="100" w:afterAutospacing="1" w:line="240" w:lineRule="auto"/>
+        <w:rPr>
+          <w:rFonts w:ascii="Times New Roman" w:eastAsia="Times New Roman" w:hAnsi="Times New Roman" w:cs="Times New Roman"/>
+          <w:kern w:val="0"/>
+          <w:sz w:val="24"/>
+          <w:szCs w:val="24"/>
+          <w:lang w:eastAsia="en-IN" w:bidi="ta-IN"/>
+          <w14:ligatures w14:val="none"/>
+        </w:rPr>
+      </w:pPr>
+      <w:r>
+        <w:rPr>
+          <w:rFonts w:ascii="Times New Roman" w:eastAsia="Times New Roman" w:hAnsi="Times New Roman" w:cs="Times New Roman"/>
+          <w:kern w:val="0"/>
+          <w:sz w:val="24"/>
+          <w:szCs w:val="24"/>
+          <w:lang w:eastAsia="en-IN" w:bidi="ta-IN"/>
+          <w14:ligatures w14:val="none"/>
+        </w:rPr>
+        <w:t>Sections:</w:t>
+      </w:r>
+    </w:p>
+    <w:p>
+      <w:pPr>
+        <w:tabs>
+          <w:tab w:val="left" w:pos="916"/>
+          <w:tab w:val="left" w:pos="1832"/>
+          <w:tab w:val="left" w:pos="2748"/>
+          <w:tab w:val="left" w:pos="3664"/>
+          <w:tab w:val="left" w:pos="4580"/>
+          <w:tab w:val="left" w:pos="5496"/>
+          <w:tab w:val="left" w:pos="6412"/>
+          <w:tab w:val="left" w:pos="7328"/>
+          <w:tab w:val="left" w:pos="8244"/>
+          <w:tab w:val="left" w:pos="9160"/>
+          <w:tab w:val="left" w:pos="10076"/>
+          <w:tab w:val="left" w:pos="10992"/>
+          <w:tab w:val="left" w:pos="11908"/>
+          <w:tab w:val="left" w:pos="12824"/>
+          <w:tab w:val="left" w:pos="13740"/>
+          <w:tab w:val="left" w:pos="14656"/>
+        </w:tabs>
+        <w:spacing w:after="0" w:line="240" w:lineRule="auto"/>
+        <w:rPr>
+          <w:rFonts w:ascii="Courier New" w:eastAsia="Times New Roman" w:hAnsi="Courier New" w:cs="Courier New"/>
+          <w:kern w:val="0"/>
+          <w:sz w:val="20"/>
+          <w:szCs w:val="20"/>
+          <w:lang w:eastAsia="en-IN" w:bidi="ta-IN"/>
+          <w14:ligatures w14:val="none"/>
+        </w:rPr>
+      </w:pPr>
+      <w:r>
+        <w:rPr>
+          <w:rFonts w:ascii="Courier New" w:eastAsia="Times New Roman" w:hAnsi="Courier New" w:cs="Courier New"/>
+          <w:kern w:val="0"/>
+          <w:sz w:val="20"/>
+          <w:szCs w:val="20"/>
+          <w:lang w:eastAsia="en-IN" w:bidi="ta-IN"/>
+          <w14:ligatures w14:val="none"/>
+        </w:rPr>
+        <w:t>Project Title</w:t>
+      </w:r>
+    </w:p>
+    <w:p>
+      <w:pPr>
+        <w:tabs>
+          <w:tab w:val="left" w:pos="916"/>
+          <w:tab w:val="left" w:pos="1832"/>
+          <w:tab w:val="left" w:pos="2748"/>
+          <w:tab w:val="left" w:pos="3664"/>
+          <w:tab w:val="left" w:pos="4580"/>
+          <w:tab w:val="left" w:pos="5496"/>
+          <w:tab w:val="left" w:pos="6412"/>
+          <w:tab w:val="left" w:pos="7328"/>
+          <w:tab w:val="left" w:pos="8244"/>
+          <w:tab w:val="left" w:pos="9160"/>
+          <w:tab w:val="left" w:pos="10076"/>
+          <w:tab w:val="left" w:pos="10992"/>
+          <w:tab w:val="left" w:pos="11908"/>
+          <w:tab w:val="left" w:pos="12824"/>
+          <w:tab w:val="left" w:pos="13740"/>
+          <w:tab w:val="left" w:pos="14656"/>
+        </w:tabs>
+        <w:spacing w:after="0" w:line="240" w:lineRule="auto"/>
+        <w:rPr>
+          <w:rFonts w:ascii="Courier New" w:eastAsia="Times New Roman" w:hAnsi="Courier New" w:cs="Courier New"/>
+          <w:kern w:val="0"/>
+          <w:sz w:val="20"/>
+          <w:szCs w:val="20"/>
+          <w:lang w:eastAsia="en-IN" w:bidi="ta-IN"/>
+          <w14:ligatures w14:val="none"/>
+        </w:rPr>
+      </w:pPr>
+    </w:p>
+    <w:p>
+      <w:pPr>
+        <w:tabs>
+          <w:tab w:val="left" w:pos="916"/>
+          <w:tab w:val="left" w:pos="1832"/>
+          <w:tab w:val="left" w:pos="2748"/>
+          <w:tab w:val="left" w:pos="3664"/>
+          <w:tab w:val="left" w:pos="4580"/>
+          <w:tab w:val="left" w:pos="5496"/>
+          <w:tab w:val="left" w:pos="6412"/>
+          <w:tab w:val="left" w:pos="7328"/>
+          <w:tab w:val="left" w:pos="8244"/>
+          <w:tab w:val="left" w:pos="9160"/>
+          <w:tab w:val="left" w:pos="10076"/>
+          <w:tab w:val="left" w:pos="10992"/>
+          <w:tab w:val="left" w:pos="11908"/>
+          <w:tab w:val="left" w:pos="12824"/>
+          <w:tab w:val="left" w:pos="13740"/>
+          <w:tab w:val="left" w:pos="14656"/>
+        </w:tabs>
+        <w:spacing w:after="0" w:line="240" w:lineRule="auto"/>
+        <w:rPr>
+          <w:rFonts w:ascii="Courier New" w:eastAsia="Times New Roman" w:hAnsi="Courier New" w:cs="Courier New"/>
+          <w:kern w:val="0"/>
+          <w:sz w:val="20"/>
+          <w:szCs w:val="20"/>
+          <w:lang w:eastAsia="en-IN" w:bidi="ta-IN"/>
+          <w14:ligatures w14:val="none"/>
+        </w:rPr>
+      </w:pPr>
+      <w:r>
+        <w:rPr>
+          <w:rFonts w:ascii="Courier New" w:eastAsia="Times New Roman" w:hAnsi="Courier New" w:cs="Courier New"/>
+          <w:kern w:val="0"/>
+          <w:sz w:val="20"/>
+          <w:szCs w:val="20"/>
+          <w:lang w:eastAsia="en-IN" w:bidi="ta-IN"/>
+          <w14:ligatures w14:val="none"/>
+        </w:rPr>
+        <w:t>Objective</w:t>
+      </w:r>
+    </w:p>
+    <w:p>
+      <w:pPr>
+        <w:tabs>
+          <w:tab w:val="left" w:pos="916"/>
+          <w:tab w:val="left" w:pos="1832"/>
+          <w:tab w:val="left" w:pos="2748"/>
+          <w:tab w:val="left" w:pos="3664"/>
+          <w:tab w:val="left" w:pos="4580"/>
+          <w:tab w:val="left" w:pos="5496"/>
+          <w:tab w:val="left" w:pos="6412"/>
+          <w:tab w:val="left" w:pos="7328"/>
+          <w:tab w:val="left" w:pos="8244"/>
+          <w:tab w:val="left" w:pos="9160"/>
+          <w:tab w:val="left" w:pos="10076"/>
+          <w:tab w:val="left" w:pos="10992"/>
+          <w:tab w:val="left" w:pos="11908"/>
+          <w:tab w:val="left" w:pos="12824"/>
+          <w:tab w:val="left" w:pos="13740"/>
+          <w:tab w:val="left" w:pos="14656"/>
+        </w:tabs>
+        <w:spacing w:after="0" w:line="240" w:lineRule="auto"/>
+        <w:rPr>
+          <w:rFonts w:ascii="Courier New" w:eastAsia="Times New Roman" w:hAnsi="Courier New" w:cs="Courier New"/>
+          <w:kern w:val="0"/>
+          <w:sz w:val="20"/>
+          <w:szCs w:val="20"/>
+          <w:lang w:eastAsia="en-IN" w:bidi="ta-IN"/>
+          <w14:ligatures w14:val="none"/>
+        </w:rPr>
+      </w:pPr>
+    </w:p>
+    <w:p>
+      <w:pPr>
+        <w:tabs>
+          <w:tab w:val="left" w:pos="916"/>
+          <w:tab w:val="left" w:pos="1832"/>
+          <w:tab w:val="left" w:pos="2748"/>
+          <w:tab w:val="left" w:pos="3664"/>
+          <w:tab w:val="left" w:pos="4580"/>
+          <w:tab w:val="left" w:pos="5496"/>
+          <w:tab w:val="left" w:pos="6412"/>
+          <w:tab w:val="left" w:pos="7328"/>
+          <w:tab w:val="left" w:pos="8244"/>
+          <w:tab w:val="left" w:pos="9160"/>
+          <w:tab w:val="left" w:pos="10076"/>
+          <w:tab w:val="left" w:pos="10992"/>
+          <w:tab w:val="left" w:pos="11908"/>
+          <w:tab w:val="left" w:pos="12824"/>
+          <w:tab w:val="left" w:pos="13740"/>
+          <w:tab w:val="left" w:pos="14656"/>
+        </w:tabs>
+        <w:spacing w:after="0" w:line="240" w:lineRule="auto"/>
+        <w:rPr>
+          <w:rFonts w:ascii="Courier New" w:eastAsia="Times New Roman" w:hAnsi="Courier New" w:cs="Courier New"/>
+          <w:kern w:val="0"/>
+          <w:sz w:val="20"/>
+          <w:szCs w:val="20"/>
+          <w:lang w:eastAsia="en-IN" w:bidi="ta-IN"/>
+          <w14:ligatures w14:val="none"/>
+        </w:rPr>
+      </w:pPr>
+      <w:r>
+        <w:rPr>
+          <w:rFonts w:ascii="Courier New" w:eastAsia="Times New Roman" w:hAnsi="Courier New" w:cs="Courier New"/>
+          <w:kern w:val="0"/>
+          <w:sz w:val="20"/>
+          <w:szCs w:val="20"/>
+          <w:lang w:eastAsia="en-IN" w:bidi="ta-IN"/>
+          <w14:ligatures w14:val="none"/>
+        </w:rPr>
+        <w:t>Dataset</w:t>
+      </w:r>
+    </w:p>
+    <w:p>
+      <w:pPr>
+        <w:tabs>
+          <w:tab w:val="left" w:pos="916"/>
+          <w:tab w:val="left" w:pos="1832"/>
+          <w:tab w:val="left" w:pos="2748"/>
+          <w:tab w:val="left" w:pos="3664"/>
+          <w:tab w:val="left" w:pos="4580"/>
+          <w:tab w:val="left" w:pos="5496"/>
+          <w:tab w:val="left" w:pos="6412"/>
+          <w:tab w:val="left" w:pos="7328"/>
+          <w:tab w:val="left" w:pos="8244"/>
+          <w:tab w:val="left" w:pos="9160"/>
+          <w:tab w:val="left" w:pos="10076"/>
+          <w:tab w:val="left" w:pos="10992"/>
+          <w:tab w:val="left" w:pos="11908"/>
+          <w:tab w:val="left" w:pos="12824"/>
+          <w:tab w:val="left" w:pos="13740"/>
+          <w:tab w:val="left" w:pos="14656"/>
+        </w:tabs>
+        <w:spacing w:after="0" w:line="240" w:lineRule="auto"/>
+        <w:rPr>
+          <w:rFonts w:ascii="Courier New" w:eastAsia="Times New Roman" w:hAnsi="Courier New" w:cs="Courier New"/>
+          <w:kern w:val="0"/>
+          <w:sz w:val="20"/>
+          <w:szCs w:val="20"/>
+          <w:lang w:eastAsia="en-IN" w:bidi="ta-IN"/>
+          <w14:ligatures w14:val="none"/>
+        </w:rPr>
+      </w:pPr>
+    </w:p>
+    <w:p>
+      <w:pPr>
+        <w:tabs>
+          <w:tab w:val="left" w:pos="916"/>
+          <w:tab w:val="left" w:pos="1832"/>
+          <w:tab w:val="left" w:pos="2748"/>
+          <w:tab w:val="left" w:pos="3664"/>
+          <w:tab w:val="left" w:pos="4580"/>
+          <w:tab w:val="left" w:pos="5496"/>
+          <w:tab w:val="left" w:pos="6412"/>
+          <w:tab w:val="left" w:pos="7328"/>
+          <w:tab w:val="left" w:pos="8244"/>
+          <w:tab w:val="left" w:pos="9160"/>
+          <w:tab w:val="left" w:pos="10076"/>
+          <w:tab w:val="left" w:pos="10992"/>
+          <w:tab w:val="left" w:pos="11908"/>
+          <w:tab w:val="left" w:pos="12824"/>
+          <w:tab w:val="left" w:pos="13740"/>
+          <w:tab w:val="left" w:pos="14656"/>
+        </w:tabs>
+        <w:spacing w:after="0" w:line="240" w:lineRule="auto"/>
+        <w:rPr>
+          <w:rFonts w:ascii="Courier New" w:eastAsia="Times New Roman" w:hAnsi="Courier New" w:cs="Courier New"/>
+          <w:kern w:val="0"/>
+          <w:sz w:val="20"/>
+          <w:szCs w:val="20"/>
+          <w:lang w:eastAsia="en-IN" w:bidi="ta-IN"/>
+          <w14:ligatures w14:val="none"/>
+        </w:rPr>
+      </w:pPr>
+      <w:r>
+        <w:rPr>
+          <w:rFonts w:ascii="Courier New" w:eastAsia="Times New Roman" w:hAnsi="Courier New" w:cs="Courier New"/>
+          <w:kern w:val="0"/>
+          <w:sz w:val="20"/>
+          <w:szCs w:val="20"/>
+          <w:lang w:eastAsia="en-IN" w:bidi="ta-IN"/>
+          <w14:ligatures w14:val="none"/>
+        </w:rPr>
+        <w:t>Algorithms Used</w:t>
+      </w:r>
+    </w:p>
+    <w:p>
+      <w:pPr>
+        <w:tabs>
+          <w:tab w:val="left" w:pos="916"/>
+          <w:tab w:val="left" w:pos="1832"/>
+          <w:tab w:val="left" w:pos="2748"/>
+          <w:tab w:val="left" w:pos="3664"/>
+          <w:tab w:val="left" w:pos="4580"/>
+          <w:tab w:val="left" w:pos="5496"/>
+          <w:tab w:val="left" w:pos="6412"/>
+          <w:tab w:val="left" w:pos="7328"/>
+          <w:tab w:val="left" w:pos="8244"/>
+          <w:tab w:val="left" w:pos="9160"/>
+          <w:tab w:val="left" w:pos="10076"/>
+          <w:tab w:val="left" w:pos="10992"/>
+          <w:tab w:val="left" w:pos="11908"/>
+          <w:tab w:val="left" w:pos="12824"/>
+          <w:tab w:val="left" w:pos="13740"/>
+          <w:tab w:val="left" w:pos="14656"/>
+        </w:tabs>
+        <w:spacing w:after="0" w:line="240" w:lineRule="auto"/>
+        <w:rPr>
+          <w:rFonts w:ascii="Courier New" w:eastAsia="Times New Roman" w:hAnsi="Courier New" w:cs="Courier New"/>
+          <w:kern w:val="0"/>
+          <w:sz w:val="20"/>
+          <w:szCs w:val="20"/>
+          <w:lang w:eastAsia="en-IN" w:bidi="ta-IN"/>
+          <w14:ligatures w14:val="none"/>
+        </w:rPr>
+      </w:pPr>
+    </w:p>
+    <w:p>
+      <w:pPr>
+        <w:tabs>
+          <w:tab w:val="left" w:pos="916"/>
+          <w:tab w:val="left" w:pos="1832"/>
+          <w:tab w:val="left" w:pos="2748"/>
+          <w:tab w:val="left" w:pos="3664"/>
+          <w:tab w:val="left" w:pos="4580"/>
+          <w:tab w:val="left" w:pos="5496"/>
+          <w:tab w:val="left" w:pos="6412"/>
+          <w:tab w:val="left" w:pos="7328"/>
+          <w:tab w:val="left" w:pos="8244"/>
+          <w:tab w:val="left" w:pos="9160"/>
+          <w:tab w:val="left" w:pos="10076"/>
+          <w:tab w:val="left" w:pos="10992"/>
+          <w:tab w:val="left" w:pos="11908"/>
+          <w:tab w:val="left" w:pos="12824"/>
+          <w:tab w:val="left" w:pos="13740"/>
+          <w:tab w:val="left" w:pos="14656"/>
+        </w:tabs>
+        <w:spacing w:after="0" w:line="240" w:lineRule="auto"/>
+        <w:rPr>
+          <w:rFonts w:ascii="Courier New" w:eastAsia="Times New Roman" w:hAnsi="Courier New" w:cs="Courier New"/>
+          <w:kern w:val="0"/>
+          <w:sz w:val="20"/>
+          <w:szCs w:val="20"/>
+          <w:lang w:eastAsia="en-IN" w:bidi="ta-IN"/>
+          <w14:ligatures w14:val="none"/>
+        </w:rPr>
+      </w:pPr>
+      <w:r>
+        <w:rPr>
+          <w:rFonts w:ascii="Courier New" w:eastAsia="Times New Roman" w:hAnsi="Courier New" w:cs="Courier New"/>
+          <w:kern w:val="0"/>
+          <w:sz w:val="20"/>
+          <w:szCs w:val="20"/>
+          <w:lang w:eastAsia="en-IN" w:bidi="ta-IN"/>
+          <w14:ligatures w14:val="none"/>
+        </w:rPr>
+        <w:t>Results</w:t>
+      </w:r>
+    </w:p>
+    <w:p>
+      <w:pPr>
+        <w:tabs>
+          <w:tab w:val="left" w:pos="916"/>
+          <w:tab w:val="left" w:pos="1832"/>
+          <w:tab w:val="left" w:pos="2748"/>
+          <w:tab w:val="left" w:pos="3664"/>
+          <w:tab w:val="left" w:pos="4580"/>
+          <w:tab w:val="left" w:pos="5496"/>
+          <w:tab w:val="left" w:pos="6412"/>
+          <w:tab w:val="left" w:pos="7328"/>
+          <w:tab w:val="left" w:pos="8244"/>
+          <w:tab w:val="left" w:pos="9160"/>
+          <w:tab w:val="left" w:pos="10076"/>
+          <w:tab w:val="left" w:pos="10992"/>
+          <w:tab w:val="left" w:pos="11908"/>
+          <w:tab w:val="left" w:pos="12824"/>
+          <w:tab w:val="left" w:pos="13740"/>
+          <w:tab w:val="left" w:pos="14656"/>
+        </w:tabs>
+        <w:spacing w:after="0" w:line="240" w:lineRule="auto"/>
+        <w:rPr>
+          <w:rFonts w:ascii="Courier New" w:eastAsia="Times New Roman" w:hAnsi="Courier New" w:cs="Courier New"/>
+          <w:kern w:val="0"/>
+          <w:sz w:val="20"/>
+          <w:szCs w:val="20"/>
+          <w:lang w:eastAsia="en-IN" w:bidi="ta-IN"/>
+          <w14:ligatures w14:val="none"/>
+        </w:rPr>
+      </w:pPr>
+    </w:p>
+    <w:p>
+      <w:pPr>
+        <w:tabs>
+          <w:tab w:val="left" w:pos="916"/>
+          <w:tab w:val="left" w:pos="1832"/>
+          <w:tab w:val="left" w:pos="2748"/>
+          <w:tab w:val="left" w:pos="3664"/>
+          <w:tab w:val="left" w:pos="4580"/>
+          <w:tab w:val="left" w:pos="5496"/>
+          <w:tab w:val="left" w:pos="6412"/>
+          <w:tab w:val="left" w:pos="7328"/>
+          <w:tab w:val="left" w:pos="8244"/>
+          <w:tab w:val="left" w:pos="9160"/>
+          <w:tab w:val="left" w:pos="10076"/>
+          <w:tab w:val="left" w:pos="10992"/>
+          <w:tab w:val="left" w:pos="11908"/>
+          <w:tab w:val="left" w:pos="12824"/>
+          <w:tab w:val="left" w:pos="13740"/>
+          <w:tab w:val="left" w:pos="14656"/>
+        </w:tabs>
+        <w:spacing w:after="0" w:line="240" w:lineRule="auto"/>
+        <w:rPr>
+          <w:rFonts w:ascii="Courier New" w:eastAsia="Times New Roman" w:hAnsi="Courier New" w:cs="Courier New"/>
+          <w:kern w:val="0"/>
+          <w:sz w:val="20"/>
+          <w:szCs w:val="20"/>
+          <w:lang w:eastAsia="en-IN" w:bidi="ta-IN"/>
+          <w14:ligatures w14:val="none"/>
+        </w:rPr>
+      </w:pPr>
+      <w:r>
+        <w:rPr>
+          <w:rFonts w:ascii="Courier New" w:eastAsia="Times New Roman" w:hAnsi="Courier New" w:cs="Courier New"/>
+          <w:kern w:val="0"/>
+          <w:sz w:val="20"/>
+          <w:szCs w:val="20"/>
+          <w:lang w:eastAsia="en-IN" w:bidi="ta-IN"/>
+          <w14:ligatures w14:val="none"/>
+        </w:rPr>
+        <w:t>How to Run</w:t>
+      </w:r>
+    </w:p>
+    <w:p>
+      <w:pPr>
+        <w:tabs>
+          <w:tab w:val="left" w:pos="916"/>
+          <w:tab w:val="left" w:pos="1832"/>
+          <w:tab w:val="left" w:pos="2748"/>
+          <w:tab w:val="left" w:pos="3664"/>
+          <w:tab w:val="left" w:pos="4580"/>
+          <w:tab w:val="left" w:pos="5496"/>
+          <w:tab w:val="left" w:pos="6412"/>
+          <w:tab w:val="left" w:pos="7328"/>
+          <w:tab w:val="left" w:pos="8244"/>
+          <w:tab w:val="left" w:pos="9160"/>
+          <w:tab w:val="left" w:pos="10076"/>
+          <w:tab w:val="left" w:pos="10992"/>
+          <w:tab w:val="left" w:pos="11908"/>
+          <w:tab w:val="left" w:pos="12824"/>
+          <w:tab w:val="left" w:pos="13740"/>
+          <w:tab w:val="left" w:pos="14656"/>
+        </w:tabs>
+        <w:spacing w:after="0" w:line="240" w:lineRule="auto"/>
+        <w:rPr>
+          <w:rFonts w:ascii="Courier New" w:eastAsia="Times New Roman" w:hAnsi="Courier New" w:cs="Courier New"/>
+          <w:kern w:val="0"/>
+          <w:sz w:val="20"/>
+          <w:szCs w:val="20"/>
+          <w:lang w:eastAsia="en-IN" w:bidi="ta-IN"/>
+          <w14:ligatures w14:val="none"/>
+        </w:rPr>
+      </w:pPr>
+    </w:p>
+    <w:p>
+      <w:pPr>
+        <w:tabs>
+          <w:tab w:val="left" w:pos="916"/>
+          <w:tab w:val="left" w:pos="1832"/>
+          <w:tab w:val="left" w:pos="2748"/>
+          <w:tab w:val="left" w:pos="3664"/>
+          <w:tab w:val="left" w:pos="4580"/>
+          <w:tab w:val="left" w:pos="5496"/>
+          <w:tab w:val="left" w:pos="6412"/>
+          <w:tab w:val="left" w:pos="7328"/>
+          <w:tab w:val="left" w:pos="8244"/>
+          <w:tab w:val="left" w:pos="9160"/>
+          <w:tab w:val="left" w:pos="10076"/>
+          <w:tab w:val="left" w:pos="10992"/>
+          <w:tab w:val="left" w:pos="11908"/>
+          <w:tab w:val="left" w:pos="12824"/>
+          <w:tab w:val="left" w:pos="13740"/>
+          <w:tab w:val="left" w:pos="14656"/>
+        </w:tabs>
+        <w:spacing w:after="0" w:line="240" w:lineRule="auto"/>
+        <w:rPr>
+          <w:rFonts w:ascii="Courier New" w:eastAsia="Times New Roman" w:hAnsi="Courier New" w:cs="Courier New"/>
+          <w:kern w:val="0"/>
+          <w:sz w:val="20"/>
+          <w:szCs w:val="20"/>
+          <w:lang w:eastAsia="en-IN" w:bidi="ta-IN"/>
+          <w14:ligatures w14:val="none"/>
+        </w:rPr>
+      </w:pPr>
+      <w:r>
+        <w:rPr>
+          <w:rFonts w:ascii="Courier New" w:eastAsia="Times New Roman" w:hAnsi="Courier New" w:cs="Courier New"/>
+          <w:kern w:val="0"/>
+          <w:sz w:val="20"/>
+          <w:szCs w:val="20"/>
+          <w:lang w:eastAsia="en-IN" w:bidi="ta-IN"/>
+          <w14:ligatures w14:val="none"/>
+        </w:rPr>
+        <w:t>Screenshots</w:t>
+      </w:r>
+    </w:p>
+    <w:p>
+      <w:pPr>
+        <w:spacing w:after="0" w:line="240" w:lineRule="auto"/>
+        <w:rPr>
+          <w:rFonts w:ascii="Times New Roman" w:eastAsia="Times New Roman" w:hAnsi="Times New Roman" w:cs="Times New Roman"/>
+          <w:kern w:val="0"/>
+          <w:sz w:val="24"/>
+          <w:szCs w:val="24"/>
+          <w:lang w:eastAsia="en-IN" w:bidi="ta-IN"/>
+          <w14:ligatures w14:val="none"/>
+        </w:rPr>
+      </w:pPr>
+      <w:r>
+        <w:rPr>
+          <w:rFonts w:ascii="Times New Roman" w:eastAsia="Times New Roman" w:hAnsi="Times New Roman" w:cs="Times New Roman"/>
+          <w:kern w:val="0"/>
+          <w:sz w:val="24"/>
+          <w:szCs w:val="24"/>
+          <w:lang w:eastAsia="en-IN" w:bidi="ta-IN"/>
+          <w14:ligatures w14:val="none"/>
+        </w:rPr>
+        <w:pict>
+          <v:rect id="_x0000_i1032" style="width:0;height:1.5pt" o:hralign="center" o:hrstd="t" o:hr="t" fillcolor="#a0a0a0" stroked="f"/>
+        </w:pict>
+      </w:r>
+    </w:p>
+    <w:p>
+      <w:pPr>
+        <w:spacing w:before="100" w:beforeAutospacing="1" w:after="100" w:afterAutospacing="1" w:line="240" w:lineRule="auto"/>
+        <w:outlineLvl w:val="0"/>
+        <w:rPr>
+          <w:rFonts w:ascii="Times New Roman" w:eastAsia="Times New Roman" w:hAnsi="Times New Roman" w:cs="Times New Roman"/>
+          <w:b/>
+          <w:bCs/>
+          <w:kern w:val="36"/>
+          <w:sz w:val="48"/>
+          <w:szCs w:val="48"/>
+          <w:lang w:eastAsia="en-IN" w:bidi="ta-IN"/>
+          <w14:ligatures w14:val="none"/>
+        </w:rPr>
+      </w:pPr>
+      <w:r>
+        <w:rPr>
+          <w:rFonts w:ascii="Times New Roman" w:eastAsia="Times New Roman" w:hAnsi="Times New Roman" w:cs="Times New Roman"/>
+          <w:b/>
+          <w:bCs/>
+          <w:kern w:val="36"/>
+          <w:sz w:val="48"/>
+          <w:szCs w:val="48"/>
+          <w:lang w:eastAsia="en-IN" w:bidi="ta-IN"/>
+          <w14:ligatures w14:val="none"/>
+        </w:rPr>
+        <w:t>After That</w:t>
+      </w:r>
+    </w:p>
+    <w:p>
+      <w:pPr>
+        <w:spacing w:before="100" w:beforeAutospacing="1" w:after="100" w:afterAutospacing="1" w:line="240" w:lineRule="auto"/>
+        <w:rPr>
+          <w:rFonts w:ascii="Times New Roman" w:eastAsia="Times New Roman" w:hAnsi="Times New Roman" w:cs="Times New Roman"/>
+          <w:kern w:val="0"/>
+          <w:sz w:val="24"/>
+          <w:szCs w:val="24"/>
+          <w:lang w:eastAsia="en-IN" w:bidi="ta-IN"/>
+          <w14:ligatures w14:val="none"/>
+        </w:rPr>
+      </w:pPr>
+      <w:r>
+        <w:rPr>
+          <w:rFonts w:ascii="Times New Roman" w:eastAsia="Times New Roman" w:hAnsi="Times New Roman" w:cs="Times New Roman"/>
+          <w:kern w:val="0"/>
+          <w:sz w:val="24"/>
+          <w:szCs w:val="24"/>
+          <w:lang w:eastAsia="en-IN" w:bidi="ta-IN"/>
+          <w14:ligatures w14:val="none"/>
+        </w:rPr>
+        <w:t>You will be ready for:</w:t>
+      </w:r>
+    </w:p>
+    <w:p>
+      <w:pPr>
+        <w:spacing w:before="100" w:beforeAutospacing="1" w:after="100" w:afterAutospacing="1" w:line="240" w:lineRule="auto"/>
+        <w:rPr>
+          <w:rFonts w:ascii="Times New Roman" w:eastAsia="Times New Roman" w:hAnsi="Times New Roman" w:cs="Times New Roman"/>
+          <w:kern w:val="0"/>
+          <w:sz w:val="24"/>
+          <w:szCs w:val="24"/>
+          <w:lang w:eastAsia="en-IN" w:bidi="ta-IN"/>
+          <w14:ligatures w14:val="none"/>
+        </w:rPr>
+      </w:pPr>
+      <w:r>
+        <w:rPr>
+          <w:rFonts w:ascii="Segoe UI Symbol" w:eastAsia="Times New Roman" w:hAnsi="Segoe UI Symbol" w:cs="Segoe UI Symbol"/>
+          <w:kern w:val="0"/>
+          <w:sz w:val="24"/>
+          <w:szCs w:val="24"/>
+          <w:lang w:eastAsia="en-IN" w:bidi="ta-IN"/>
+          <w14:ligatures w14:val="none"/>
+        </w:rPr>
+        <w:t>✅</w:t>
+      </w:r>
+      <w:r>
+        <w:rPr>
+          <w:rFonts w:ascii="Times New Roman" w:eastAsia="Times New Roman" w:hAnsi="Times New Roman" w:cs="Times New Roman"/>
+          <w:kern w:val="0"/>
+          <w:sz w:val="24"/>
+          <w:szCs w:val="24"/>
+          <w:lang w:eastAsia="en-IN" w:bidi="ta-IN"/>
+          <w14:ligatures w14:val="none"/>
+        </w:rPr>
+        <w:t xml:space="preserve"> Internal Review</w:t>
+      </w:r>
+    </w:p>
+    <w:p>
+      <w:pPr>
+        <w:spacing w:before="100" w:beforeAutospacing="1" w:after="100" w:afterAutospacing="1" w:line="240" w:lineRule="auto"/>
+        <w:rPr>
+          <w:rFonts w:ascii="Times New Roman" w:eastAsia="Times New Roman" w:hAnsi="Times New Roman" w:cs="Times New Roman"/>
+          <w:kern w:val="0"/>
+          <w:sz w:val="24"/>
+          <w:szCs w:val="24"/>
+          <w:lang w:eastAsia="en-IN" w:bidi="ta-IN"/>
+          <w14:ligatures w14:val="none"/>
+        </w:rPr>
+      </w:pPr>
+      <w:r>
+        <w:rPr>
+          <w:rFonts w:ascii="Segoe UI Symbol" w:eastAsia="Times New Roman" w:hAnsi="Segoe UI Symbol" w:cs="Segoe UI Symbol"/>
+          <w:kern w:val="0"/>
+          <w:sz w:val="24"/>
+          <w:szCs w:val="24"/>
+          <w:lang w:eastAsia="en-IN" w:bidi="ta-IN"/>
+          <w14:ligatures w14:val="none"/>
+        </w:rPr>
+        <w:t>✅</w:t>
+      </w:r>
+      <w:r>
+        <w:rPr>
+          <w:rFonts w:ascii="Times New Roman" w:eastAsia="Times New Roman" w:hAnsi="Times New Roman" w:cs="Times New Roman"/>
+          <w:kern w:val="0"/>
+          <w:sz w:val="24"/>
+          <w:szCs w:val="24"/>
+          <w:lang w:eastAsia="en-IN" w:bidi="ta-IN"/>
+          <w14:ligatures w14:val="none"/>
+        </w:rPr>
+        <w:t xml:space="preserve"> Project Submission</w:t>
+      </w:r>
+    </w:p>
+    <w:p>
+      <w:pPr>
+        <w:spacing w:before="100" w:beforeAutospacing="1" w:after="100" w:afterAutospacing="1" w:line="240" w:lineRule="auto"/>
+        <w:rPr>
+          <w:rFonts w:ascii="Times New Roman" w:eastAsia="Times New Roman" w:hAnsi="Times New Roman" w:cs="Times New Roman"/>
+          <w:kern w:val="0"/>
+          <w:sz w:val="24"/>
+          <w:szCs w:val="24"/>
+          <w:lang w:eastAsia="en-IN" w:bidi="ta-IN"/>
+          <w14:ligatures w14:val="none"/>
+        </w:rPr>
+      </w:pPr>
+      <w:r>
+        <w:rPr>
+          <w:rFonts w:ascii="Segoe UI Symbol" w:eastAsia="Times New Roman" w:hAnsi="Segoe UI Symbol" w:cs="Segoe UI Symbol"/>
+          <w:kern w:val="0"/>
+          <w:sz w:val="24"/>
+          <w:szCs w:val="24"/>
+          <w:lang w:eastAsia="en-IN" w:bidi="ta-IN"/>
+          <w14:ligatures w14:val="none"/>
+        </w:rPr>
+        <w:t>✅</w:t>
+      </w:r>
+      <w:r>
+        <w:rPr>
+          <w:rFonts w:ascii="Times New Roman" w:eastAsia="Times New Roman" w:hAnsi="Times New Roman" w:cs="Times New Roman"/>
+          <w:kern w:val="0"/>
+          <w:sz w:val="24"/>
+          <w:szCs w:val="24"/>
+          <w:lang w:eastAsia="en-IN" w:bidi="ta-IN"/>
+          <w14:ligatures w14:val="none"/>
+        </w:rPr>
+        <w:t xml:space="preserve"> Viva</w:t>
+      </w:r>
+    </w:p>
+    <w:p>
+      <w:pPr>
+        <w:spacing w:before="100" w:beforeAutospacing="1" w:after="100" w:afterAutospacing="1" w:line="240" w:lineRule="auto"/>
+        <w:rPr>
+          <w:rFonts w:ascii="Times New Roman" w:eastAsia="Times New Roman" w:hAnsi="Times New Roman" w:cs="Times New Roman"/>
+          <w:kern w:val="0"/>
+          <w:sz w:val="24"/>
+          <w:szCs w:val="24"/>
+          <w:lang w:eastAsia="en-IN" w:bidi="ta-IN"/>
+          <w14:ligatures w14:val="none"/>
+        </w:rPr>
+      </w:pPr>
+      <w:r>
+        <w:rPr>
+          <w:rFonts w:ascii="Segoe UI Symbol" w:eastAsia="Times New Roman" w:hAnsi="Segoe UI Symbol" w:cs="Segoe UI Symbol"/>
+          <w:kern w:val="0"/>
+          <w:sz w:val="24"/>
+          <w:szCs w:val="24"/>
+          <w:lang w:eastAsia="en-IN" w:bidi="ta-IN"/>
+          <w14:ligatures w14:val="none"/>
+        </w:rPr>
+        <w:t>✅</w:t>
+      </w:r>
+      <w:r>
+        <w:rPr>
+          <w:rFonts w:ascii="Times New Roman" w:eastAsia="Times New Roman" w:hAnsi="Times New Roman" w:cs="Times New Roman"/>
+          <w:kern w:val="0"/>
+          <w:sz w:val="24"/>
+          <w:szCs w:val="24"/>
+          <w:lang w:eastAsia="en-IN" w:bidi="ta-IN"/>
+          <w14:ligatures w14:val="none"/>
+        </w:rPr>
+        <w:t xml:space="preserve"> GitHub Portfolio</w:t>
+      </w:r>
+    </w:p>
+    <w:p>
+      <w:pPr>
+        <w:spacing w:before="100" w:beforeAutospacing="1" w:after="100" w:afterAutospacing="1" w:line="240" w:lineRule="auto"/>
+        <w:outlineLvl w:val="2"/>
+        <w:rPr>
+          <w:rFonts w:ascii="Times New Roman" w:eastAsia="Times New Roman" w:hAnsi="Times New Roman" w:cs="Times New Roman"/>
+          <w:b/>
+          <w:bCs/>
+          <w:kern w:val="0"/>
+          <w:sz w:val="27"/>
+          <w:szCs w:val="27"/>
+          <w:lang w:eastAsia="en-IN" w:bidi="ta-IN"/>
+          <w14:ligatures w14:val="none"/>
+        </w:rPr>
+      </w:pPr>
+      <w:r>
+        <w:rPr>
+          <w:rFonts w:ascii="Times New Roman" w:eastAsia="Times New Roman" w:hAnsi="Times New Roman" w:cs="Times New Roman"/>
+          <w:b/>
+          <w:bCs/>
+          <w:kern w:val="0"/>
+          <w:sz w:val="27"/>
+          <w:szCs w:val="27"/>
+          <w:lang w:eastAsia="en-IN" w:bidi="ta-IN"/>
+          <w14:ligatures w14:val="none"/>
+        </w:rPr>
+        <w:t>Current Project Rating</w:t>
+      </w:r>
+    </w:p>
+    <w:p>
+      <w:pPr>
+        <w:spacing w:before="100" w:beforeAutospacing="1" w:after="100" w:afterAutospacing="1" w:line="240" w:lineRule="auto"/>
+        <w:rPr>
+          <w:rFonts w:ascii="Times New Roman" w:eastAsia="Times New Roman" w:hAnsi="Times New Roman" w:cs="Times New Roman"/>
+          <w:kern w:val="0"/>
+          <w:sz w:val="24"/>
+          <w:szCs w:val="24"/>
+          <w:lang w:eastAsia="en-IN" w:bidi="ta-IN"/>
+          <w14:ligatures w14:val="none"/>
+        </w:rPr>
+      </w:pPr>
+      <w:r>
+        <w:rPr>
+          <w:rFonts w:ascii="Times New Roman" w:eastAsia="Times New Roman" w:hAnsi="Times New Roman" w:cs="Times New Roman"/>
+          <w:b/>
+          <w:bCs/>
+          <w:kern w:val="0"/>
+          <w:sz w:val="24"/>
+          <w:szCs w:val="24"/>
+          <w:lang w:eastAsia="en-IN" w:bidi="ta-IN"/>
+          <w14:ligatures w14:val="none"/>
+        </w:rPr>
+        <w:t>Before:</w:t>
+      </w:r>
+      <w:r>
+        <w:rPr>
+          <w:rFonts w:ascii="Times New Roman" w:eastAsia="Times New Roman" w:hAnsi="Times New Roman" w:cs="Times New Roman"/>
+          <w:kern w:val="0"/>
+          <w:sz w:val="24"/>
+          <w:szCs w:val="24"/>
+          <w:lang w:eastAsia="en-IN" w:bidi="ta-IN"/>
+          <w14:ligatures w14:val="none"/>
+        </w:rPr>
+        <w:t xml:space="preserve"> 5/10</w:t>
+      </w:r>
+    </w:p>
+    <w:p>
+      <w:pPr>
+        <w:spacing w:before="100" w:beforeAutospacing="1" w:after="100" w:afterAutospacing="1" w:line="240" w:lineRule="auto"/>
+        <w:rPr>
+          <w:rFonts w:ascii="Times New Roman" w:eastAsia="Times New Roman" w:hAnsi="Times New Roman" w:cs="Times New Roman"/>
+          <w:kern w:val="0"/>
+          <w:sz w:val="24"/>
+          <w:szCs w:val="24"/>
+          <w:lang w:eastAsia="en-IN" w:bidi="ta-IN"/>
+          <w14:ligatures w14:val="none"/>
+        </w:rPr>
+      </w:pPr>
+      <w:r>
+        <w:rPr>
+          <w:rFonts w:ascii="Times New Roman" w:eastAsia="Times New Roman" w:hAnsi="Times New Roman" w:cs="Times New Roman"/>
+          <w:b/>
+          <w:bCs/>
+          <w:kern w:val="0"/>
+          <w:sz w:val="24"/>
+          <w:szCs w:val="24"/>
+          <w:lang w:eastAsia="en-IN" w:bidi="ta-IN"/>
+          <w14:ligatures w14:val="none"/>
+        </w:rPr>
+        <w:t>Now:</w:t>
+      </w:r>
+      <w:r>
+        <w:rPr>
+          <w:rFonts w:ascii="Times New Roman" w:eastAsia="Times New Roman" w:hAnsi="Times New Roman" w:cs="Times New Roman"/>
+          <w:kern w:val="0"/>
+          <w:sz w:val="24"/>
+          <w:szCs w:val="24"/>
+          <w:lang w:eastAsia="en-IN" w:bidi="ta-IN"/>
+          <w14:ligatures w14:val="none"/>
+        </w:rPr>
+        <w:t xml:space="preserve"> 8.5/10</w:t>
+      </w:r>
+    </w:p>
+    <w:p>
+      <w:pPr>
+        <w:spacing w:before="100" w:beforeAutospacing="1" w:after="100" w:afterAutospacing="1" w:line="240" w:lineRule="auto"/>
+        <w:rPr>
+          <w:rFonts w:ascii="Times New Roman" w:eastAsia="Times New Roman" w:hAnsi="Times New Roman" w:cs="Times New Roman"/>
+          <w:kern w:val="0"/>
+          <w:sz w:val="24"/>
+          <w:szCs w:val="24"/>
+          <w:lang w:eastAsia="en-IN" w:bidi="ta-IN"/>
+          <w14:ligatures w14:val="none"/>
+        </w:rPr>
+      </w:pPr>
+      <w:r>
+        <w:rPr>
+          <w:rFonts w:ascii="Times New Roman" w:eastAsia="Times New Roman" w:hAnsi="Times New Roman" w:cs="Times New Roman"/>
+          <w:kern w:val="0"/>
+          <w:sz w:val="24"/>
+          <w:szCs w:val="24"/>
+          <w:lang w:eastAsia="en-IN" w:bidi="ta-IN"/>
+          <w14:ligatures w14:val="none"/>
+        </w:rPr>
+        <w:t>After About Page + Dataset Page + README:</w:t>
+      </w:r>
+    </w:p>
+    <w:p>
+      <w:pPr>
+        <w:spacing w:before="100" w:beforeAutospacing="1" w:after="100" w:afterAutospacing="1" w:line="240" w:lineRule="auto"/>
+        <w:rPr>
+          <w:rFonts w:ascii="Times New Roman" w:eastAsia="Times New Roman" w:hAnsi="Times New Roman" w:cs="Times New Roman"/>
+          <w:kern w:val="0"/>
+          <w:sz w:val="24"/>
+          <w:szCs w:val="24"/>
+          <w:lang w:eastAsia="en-IN" w:bidi="ta-IN"/>
+          <w14:ligatures w14:val="none"/>
+        </w:rPr>
+      </w:pPr>
+      <w:r>
+        <w:rPr>
+          <w:rFonts w:ascii="Times New Roman" w:eastAsia="Times New Roman" w:hAnsi="Times New Roman" w:cs="Times New Roman"/>
+          <w:b/>
+          <w:bCs/>
+          <w:kern w:val="0"/>
+          <w:sz w:val="24"/>
+          <w:szCs w:val="24"/>
+          <w:lang w:eastAsia="en-IN" w:bidi="ta-IN"/>
+          <w14:ligatures w14:val="none"/>
+        </w:rPr>
+        <w:t xml:space="preserve">9/10 </w:t>
+      </w:r>
+      <w:proofErr w:type="spellStart"/>
+      <w:r>
+        <w:rPr>
+          <w:rFonts w:ascii="Times New Roman" w:eastAsia="Times New Roman" w:hAnsi="Times New Roman" w:cs="Times New Roman"/>
+          <w:b/>
+          <w:bCs/>
+          <w:kern w:val="0"/>
+          <w:sz w:val="24"/>
+          <w:szCs w:val="24"/>
+          <w:lang w:eastAsia="en-IN" w:bidi="ta-IN"/>
+          <w14:ligatures w14:val="none"/>
+        </w:rPr>
+        <w:t>M.Sc</w:t>
+      </w:r>
+      <w:proofErr w:type="spellEnd"/>
+      <w:r>
+        <w:rPr>
+          <w:rFonts w:ascii="Times New Roman" w:eastAsia="Times New Roman" w:hAnsi="Times New Roman" w:cs="Times New Roman"/>
+          <w:b/>
+          <w:bCs/>
+          <w:kern w:val="0"/>
+          <w:sz w:val="24"/>
+          <w:szCs w:val="24"/>
+          <w:lang w:eastAsia="en-IN" w:bidi="ta-IN"/>
+          <w14:ligatures w14:val="none"/>
+        </w:rPr>
+        <w:t xml:space="preserve"> Project</w:t>
+      </w:r>
+      <w:r>
+        <w:rPr>
+          <w:rFonts w:ascii="Times New Roman" w:eastAsia="Times New Roman" w:hAnsi="Times New Roman" w:cs="Times New Roman"/>
+          <w:kern w:val="0"/>
+          <w:sz w:val="24"/>
+          <w:szCs w:val="24"/>
+          <w:lang w:eastAsia="en-IN" w:bidi="ta-IN"/>
+          <w14:ligatures w14:val="none"/>
+        </w:rPr>
+        <w:t xml:space="preserve"> </w:t>
+      </w:r>
+      <w:r>
+        <w:rPr>
+          <w:rFonts w:ascii="Segoe UI Symbol" w:eastAsia="Times New Roman" w:hAnsi="Segoe UI Symbol" w:cs="Segoe UI Symbol"/>
+          <w:kern w:val="0"/>
+          <w:sz w:val="24"/>
+          <w:szCs w:val="24"/>
+          <w:lang w:eastAsia="en-IN" w:bidi="ta-IN"/>
+          <w14:ligatures w14:val="none"/>
+        </w:rPr>
+        <w:t>🎓</w:t>
+      </w:r>
+    </w:p>
+    <w:p>
+      <w:pPr>
+        <w:spacing w:before="100" w:beforeAutospacing="1" w:after="100" w:afterAutospacing="1" w:line="240" w:lineRule="auto"/>
+        <w:rPr>
+          <w:rFonts w:ascii="Times New Roman" w:eastAsia="Times New Roman" w:hAnsi="Times New Roman" w:cs="Times New Roman"/>
+          <w:kern w:val="0"/>
+          <w:sz w:val="24"/>
+          <w:szCs w:val="24"/>
+          <w:lang w:eastAsia="en-IN" w:bidi="ta-IN"/>
+          <w14:ligatures w14:val="none"/>
+        </w:rPr>
+      </w:pPr>
+      <w:r>
+        <w:rPr>
+          <w:rFonts w:ascii="Times New Roman" w:eastAsia="Times New Roman" w:hAnsi="Times New Roman" w:cs="Times New Roman"/>
+          <w:kern w:val="0"/>
+          <w:sz w:val="24"/>
+          <w:szCs w:val="24"/>
+          <w:lang w:eastAsia="en-IN" w:bidi="ta-IN"/>
+          <w14:ligatures w14:val="none"/>
+        </w:rPr>
+        <w:t xml:space="preserve">The next thing I would work on is the </w:t>
+      </w:r>
+      <w:r>
+        <w:rPr>
+          <w:rFonts w:ascii="Times New Roman" w:eastAsia="Times New Roman" w:hAnsi="Times New Roman" w:cs="Times New Roman"/>
+          <w:b/>
+          <w:bCs/>
+          <w:kern w:val="0"/>
+          <w:sz w:val="24"/>
+          <w:szCs w:val="24"/>
+          <w:lang w:eastAsia="en-IN" w:bidi="ta-IN"/>
+          <w14:ligatures w14:val="none"/>
+        </w:rPr>
+        <w:t>About Page</w:t>
+      </w:r>
+      <w:r>
+        <w:rPr>
+          <w:rFonts w:ascii="Times New Roman" w:eastAsia="Times New Roman" w:hAnsi="Times New Roman" w:cs="Times New Roman"/>
+          <w:kern w:val="0"/>
+          <w:sz w:val="24"/>
+          <w:szCs w:val="24"/>
+          <w:lang w:eastAsia="en-IN" w:bidi="ta-IN"/>
+          <w14:ligatures w14:val="none"/>
+        </w:rPr>
+        <w:t>, because it is quick to finish and gives the project a polished academic feel.</w:t>
+      </w:r>
+    </w:p>
+    <w:p>
       <w:bookmarkStart w:id="0" w:name="_GoBack"/>
       <w:bookmarkEnd w:id="0"/>
     </w:p>
@@ -58,6 +4491,315 @@
     </w:sectPr>
   </w:body>
 </w:document>
+</file>
+
+<file path=word/numbering.xml><?xml version="1.0" encoding="utf-8"?>
+<w:numbering xmlns:wpc="http://schemas.microsoft.com/office/word/2010/wordprocessingCanvas" xmlns:cx="http://schemas.microsoft.com/office/drawing/2014/chartex" xmlns:cx1="http://schemas.microsoft.com/office/drawing/2015/9/8/chartex" xmlns:mc="http://schemas.openxmlformats.org/markup-compatibility/2006" xmlns:o="urn:schemas-microsoft-com:office:office" xmlns:r="http://schemas.openxmlformats.org/officeDocument/2006/relationships" xmlns:m="http://schemas.openxmlformats.org/officeDocument/2006/math" xmlns:v="urn:schemas-microsoft-com:vml" xmlns:wp14="http://schemas.microsoft.com/office/word/2010/wordprocessingDrawing" xmlns:wp="http://schemas.openxmlformats.org/drawingml/2006/wordprocessingDrawing" xmlns:w10="urn:schemas-microsoft-com:office:word" xmlns:w="http://schemas.openxmlformats.org/wordprocessingml/2006/main" xmlns:w14="http://schemas.microsoft.com/office/word/2010/wordml" xmlns:w15="http://schemas.microsoft.com/office/word/2012/wordml" xmlns:w16se="http://schemas.microsoft.com/office/word/2015/wordml/symex" xmlns:wpg="http://schemas.microsoft.com/office/word/2010/wordprocessingGroup" xmlns:wpi="http://schemas.microsoft.com/office/word/2010/wordprocessingInk" xmlns:wne="http://schemas.microsoft.com/office/word/2006/wordml" xmlns:wps="http://schemas.microsoft.com/office/word/2010/wordprocessingShape" mc:Ignorable="w14 w15 w16se wp14">
+  <w:abstractNum w:abstractNumId="0" w15:restartNumberingAfterBreak="0">
+    <w:nsid w:val="28586CA8"/>
+    <w:multiLevelType w:val="multilevel"/>
+    <w:tmpl w:val="6B0C327C"/>
+    <w:lvl w:ilvl="0">
+      <w:start w:val="1"/>
+      <w:numFmt w:val="bullet"/>
+      <w:lvlText w:val=""/>
+      <w:lvlJc w:val="left"/>
+      <w:pPr>
+        <w:tabs>
+          <w:tab w:val="num" w:pos="720"/>
+        </w:tabs>
+        <w:ind w:left="720" w:hanging="360"/>
+      </w:pPr>
+      <w:rPr>
+        <w:rFonts w:ascii="Symbol" w:hAnsi="Symbol" w:hint="default"/>
+        <w:sz w:val="20"/>
+      </w:rPr>
+    </w:lvl>
+    <w:lvl w:ilvl="1" w:tentative="1">
+      <w:start w:val="1"/>
+      <w:numFmt w:val="bullet"/>
+      <w:lvlText w:val="o"/>
+      <w:lvlJc w:val="left"/>
+      <w:pPr>
+        <w:tabs>
+          <w:tab w:val="num" w:pos="1440"/>
+        </w:tabs>
+        <w:ind w:left="1440" w:hanging="360"/>
+      </w:pPr>
+      <w:rPr>
+        <w:rFonts w:ascii="Courier New" w:hAnsi="Courier New" w:hint="default"/>
+        <w:sz w:val="20"/>
+      </w:rPr>
+    </w:lvl>
+    <w:lvl w:ilvl="2" w:tentative="1">
+      <w:start w:val="1"/>
+      <w:numFmt w:val="bullet"/>
+      <w:lvlText w:val=""/>
+      <w:lvlJc w:val="left"/>
+      <w:pPr>
+        <w:tabs>
+          <w:tab w:val="num" w:pos="2160"/>
+        </w:tabs>
+        <w:ind w:left="2160" w:hanging="360"/>
+      </w:pPr>
+      <w:rPr>
+        <w:rFonts w:ascii="Wingdings" w:hAnsi="Wingdings" w:hint="default"/>
+        <w:sz w:val="20"/>
+      </w:rPr>
+    </w:lvl>
+    <w:lvl w:ilvl="3" w:tentative="1">
+      <w:start w:val="1"/>
+      <w:numFmt w:val="bullet"/>
+      <w:lvlText w:val=""/>
+      <w:lvlJc w:val="left"/>
+      <w:pPr>
+        <w:tabs>
+          <w:tab w:val="num" w:pos="2880"/>
+        </w:tabs>
+        <w:ind w:left="2880" w:hanging="360"/>
+      </w:pPr>
+      <w:rPr>
+        <w:rFonts w:ascii="Wingdings" w:hAnsi="Wingdings" w:hint="default"/>
+        <w:sz w:val="20"/>
+      </w:rPr>
+    </w:lvl>
+    <w:lvl w:ilvl="4" w:tentative="1">
+      <w:start w:val="1"/>
+      <w:numFmt w:val="bullet"/>
+      <w:lvlText w:val=""/>
+      <w:lvlJc w:val="left"/>
+      <w:pPr>
+        <w:tabs>
+          <w:tab w:val="num" w:pos="3600"/>
+        </w:tabs>
+        <w:ind w:left="3600" w:hanging="360"/>
+      </w:pPr>
+      <w:rPr>
+        <w:rFonts w:ascii="Wingdings" w:hAnsi="Wingdings" w:hint="default"/>
+        <w:sz w:val="20"/>
+      </w:rPr>
+    </w:lvl>
+    <w:lvl w:ilvl="5" w:tentative="1">
+      <w:start w:val="1"/>
+      <w:numFmt w:val="bullet"/>
+      <w:lvlText w:val=""/>
+      <w:lvlJc w:val="left"/>
+      <w:pPr>
+        <w:tabs>
+          <w:tab w:val="num" w:pos="4320"/>
+        </w:tabs>
+        <w:ind w:left="4320" w:hanging="360"/>
+      </w:pPr>
+      <w:rPr>
+        <w:rFonts w:ascii="Wingdings" w:hAnsi="Wingdings" w:hint="default"/>
+        <w:sz w:val="20"/>
+      </w:rPr>
+    </w:lvl>
+    <w:lvl w:ilvl="6" w:tentative="1">
+      <w:start w:val="1"/>
+      <w:numFmt w:val="bullet"/>
+      <w:lvlText w:val=""/>
+      <w:lvlJc w:val="left"/>
+      <w:pPr>
+        <w:tabs>
+          <w:tab w:val="num" w:pos="5040"/>
+        </w:tabs>
+        <w:ind w:left="5040" w:hanging="360"/>
+      </w:pPr>
+      <w:rPr>
+        <w:rFonts w:ascii="Wingdings" w:hAnsi="Wingdings" w:hint="default"/>
+        <w:sz w:val="20"/>
+      </w:rPr>
+    </w:lvl>
+    <w:lvl w:ilvl="7" w:tentative="1">
+      <w:start w:val="1"/>
+      <w:numFmt w:val="bullet"/>
+      <w:lvlText w:val=""/>
+      <w:lvlJc w:val="left"/>
+      <w:pPr>
+        <w:tabs>
+          <w:tab w:val="num" w:pos="5760"/>
+        </w:tabs>
+        <w:ind w:left="5760" w:hanging="360"/>
+      </w:pPr>
+      <w:rPr>
+        <w:rFonts w:ascii="Wingdings" w:hAnsi="Wingdings" w:hint="default"/>
+        <w:sz w:val="20"/>
+      </w:rPr>
+    </w:lvl>
+    <w:lvl w:ilvl="8" w:tentative="1">
+      <w:start w:val="1"/>
+      <w:numFmt w:val="bullet"/>
+      <w:lvlText w:val=""/>
+      <w:lvlJc w:val="left"/>
+      <w:pPr>
+        <w:tabs>
+          <w:tab w:val="num" w:pos="6480"/>
+        </w:tabs>
+        <w:ind w:left="6480" w:hanging="360"/>
+      </w:pPr>
+      <w:rPr>
+        <w:rFonts w:ascii="Wingdings" w:hAnsi="Wingdings" w:hint="default"/>
+        <w:sz w:val="20"/>
+      </w:rPr>
+    </w:lvl>
+  </w:abstractNum>
+  <w:abstractNum w:abstractNumId="1" w15:restartNumberingAfterBreak="0">
+    <w:nsid w:val="55461AB7"/>
+    <w:multiLevelType w:val="multilevel"/>
+    <w:tmpl w:val="36084C1C"/>
+    <w:lvl w:ilvl="0">
+      <w:start w:val="1"/>
+      <w:numFmt w:val="bullet"/>
+      <w:lvlText w:val=""/>
+      <w:lvlJc w:val="left"/>
+      <w:pPr>
+        <w:tabs>
+          <w:tab w:val="num" w:pos="720"/>
+        </w:tabs>
+        <w:ind w:left="720" w:hanging="360"/>
+      </w:pPr>
+      <w:rPr>
+        <w:rFonts w:ascii="Symbol" w:hAnsi="Symbol" w:hint="default"/>
+        <w:sz w:val="20"/>
+      </w:rPr>
+    </w:lvl>
+    <w:lvl w:ilvl="1" w:tentative="1">
+      <w:start w:val="1"/>
+      <w:numFmt w:val="bullet"/>
+      <w:lvlText w:val="o"/>
+      <w:lvlJc w:val="left"/>
+      <w:pPr>
+        <w:tabs>
+          <w:tab w:val="num" w:pos="1440"/>
+        </w:tabs>
+        <w:ind w:left="1440" w:hanging="360"/>
+      </w:pPr>
+      <w:rPr>
+        <w:rFonts w:ascii="Courier New" w:hAnsi="Courier New" w:hint="default"/>
+        <w:sz w:val="20"/>
+      </w:rPr>
+    </w:lvl>
+    <w:lvl w:ilvl="2" w:tentative="1">
+      <w:start w:val="1"/>
+      <w:numFmt w:val="bullet"/>
+      <w:lvlText w:val=""/>
+      <w:lvlJc w:val="left"/>
+      <w:pPr>
+        <w:tabs>
+          <w:tab w:val="num" w:pos="2160"/>
+        </w:tabs>
+        <w:ind w:left="2160" w:hanging="360"/>
+      </w:pPr>
+      <w:rPr>
+        <w:rFonts w:ascii="Wingdings" w:hAnsi="Wingdings" w:hint="default"/>
+        <w:sz w:val="20"/>
+      </w:rPr>
+    </w:lvl>
+    <w:lvl w:ilvl="3" w:tentative="1">
+      <w:start w:val="1"/>
+      <w:numFmt w:val="bullet"/>
+      <w:lvlText w:val=""/>
+      <w:lvlJc w:val="left"/>
+      <w:pPr>
+        <w:tabs>
+          <w:tab w:val="num" w:pos="2880"/>
+        </w:tabs>
+        <w:ind w:left="2880" w:hanging="360"/>
+      </w:pPr>
+      <w:rPr>
+        <w:rFonts w:ascii="Wingdings" w:hAnsi="Wingdings" w:hint="default"/>
+        <w:sz w:val="20"/>
+      </w:rPr>
+    </w:lvl>
+    <w:lvl w:ilvl="4" w:tentative="1">
+      <w:start w:val="1"/>
+      <w:numFmt w:val="bullet"/>
+      <w:lvlText w:val=""/>
+      <w:lvlJc w:val="left"/>
+      <w:pPr>
+        <w:tabs>
+          <w:tab w:val="num" w:pos="3600"/>
+        </w:tabs>
+        <w:ind w:left="3600" w:hanging="360"/>
+      </w:pPr>
+      <w:rPr>
+        <w:rFonts w:ascii="Wingdings" w:hAnsi="Wingdings" w:hint="default"/>
+        <w:sz w:val="20"/>
+      </w:rPr>
+    </w:lvl>
+    <w:lvl w:ilvl="5" w:tentative="1">
+      <w:start w:val="1"/>
+      <w:numFmt w:val="bullet"/>
+      <w:lvlText w:val=""/>
+      <w:lvlJc w:val="left"/>
+      <w:pPr>
+        <w:tabs>
+          <w:tab w:val="num" w:pos="4320"/>
+        </w:tabs>
+        <w:ind w:left="4320" w:hanging="360"/>
+      </w:pPr>
+      <w:rPr>
+        <w:rFonts w:ascii="Wingdings" w:hAnsi="Wingdings" w:hint="default"/>
+        <w:sz w:val="20"/>
+      </w:rPr>
+    </w:lvl>
+    <w:lvl w:ilvl="6" w:tentative="1">
+      <w:start w:val="1"/>
+      <w:numFmt w:val="bullet"/>
+      <w:lvlText w:val=""/>
+      <w:lvlJc w:val="left"/>
+      <w:pPr>
+        <w:tabs>
+          <w:tab w:val="num" w:pos="5040"/>
+        </w:tabs>
+        <w:ind w:left="5040" w:hanging="360"/>
+      </w:pPr>
+      <w:rPr>
+        <w:rFonts w:ascii="Wingdings" w:hAnsi="Wingdings" w:hint="default"/>
+        <w:sz w:val="20"/>
+      </w:rPr>
+    </w:lvl>
+    <w:lvl w:ilvl="7" w:tentative="1">
+      <w:start w:val="1"/>
+      <w:numFmt w:val="bullet"/>
+      <w:lvlText w:val=""/>
+      <w:lvlJc w:val="left"/>
+      <w:pPr>
+        <w:tabs>
+          <w:tab w:val="num" w:pos="5760"/>
+        </w:tabs>
+        <w:ind w:left="5760" w:hanging="360"/>
+      </w:pPr>
+      <w:rPr>
+        <w:rFonts w:ascii="Wingdings" w:hAnsi="Wingdings" w:hint="default"/>
+        <w:sz w:val="20"/>
+      </w:rPr>
+    </w:lvl>
+    <w:lvl w:ilvl="8" w:tentative="1">
+      <w:start w:val="1"/>
+      <w:numFmt w:val="bullet"/>
+      <w:lvlText w:val=""/>
+      <w:lvlJc w:val="left"/>
+      <w:pPr>
+        <w:tabs>
+          <w:tab w:val="num" w:pos="6480"/>
+        </w:tabs>
+        <w:ind w:left="6480" w:hanging="360"/>
+      </w:pPr>
+      <w:rPr>
+        <w:rFonts w:ascii="Wingdings" w:hAnsi="Wingdings" w:hint="default"/>
+        <w:sz w:val="20"/>
+      </w:rPr>
+    </w:lvl>
+  </w:abstractNum>
+  <w:num w:numId="1">
+    <w:abstractNumId w:val="0"/>
+  </w:num>
+  <w:num w:numId="2">
+    <w:abstractNumId w:val="1"/>
+  </w:num>
+</w:numbering>
 </file>
 
 <file path=word/styles.xml><?xml version="1.0" encoding="utf-8"?>
@@ -456,6 +5198,72 @@
     <w:name w:val="Normal"/>
     <w:qFormat/>
   </w:style>
+  <w:style w:type="paragraph" w:styleId="Heading1">
+    <w:name w:val="heading 1"/>
+    <w:basedOn w:val="Normal"/>
+    <w:link w:val="Heading1Char"/>
+    <w:uiPriority w:val="9"/>
+    <w:qFormat/>
+    <w:rsid w:val="00305C7C"/>
+    <w:pPr>
+      <w:spacing w:before="100" w:beforeAutospacing="1" w:after="100" w:afterAutospacing="1" w:line="240" w:lineRule="auto"/>
+      <w:outlineLvl w:val="0"/>
+    </w:pPr>
+    <w:rPr>
+      <w:rFonts w:ascii="Times New Roman" w:eastAsia="Times New Roman" w:hAnsi="Times New Roman" w:cs="Times New Roman"/>
+      <w:b/>
+      <w:bCs/>
+      <w:kern w:val="36"/>
+      <w:sz w:val="48"/>
+      <w:szCs w:val="48"/>
+      <w:lang w:eastAsia="en-IN" w:bidi="ta-IN"/>
+      <w14:ligatures w14:val="none"/>
+    </w:rPr>
+  </w:style>
+  <w:style w:type="paragraph" w:styleId="Heading2">
+    <w:name w:val="heading 2"/>
+    <w:basedOn w:val="Normal"/>
+    <w:link w:val="Heading2Char"/>
+    <w:uiPriority w:val="9"/>
+    <w:qFormat/>
+    <w:rsid w:val="00305C7C"/>
+    <w:pPr>
+      <w:spacing w:before="100" w:beforeAutospacing="1" w:after="100" w:afterAutospacing="1" w:line="240" w:lineRule="auto"/>
+      <w:outlineLvl w:val="1"/>
+    </w:pPr>
+    <w:rPr>
+      <w:rFonts w:ascii="Times New Roman" w:eastAsia="Times New Roman" w:hAnsi="Times New Roman" w:cs="Times New Roman"/>
+      <w:b/>
+      <w:bCs/>
+      <w:kern w:val="0"/>
+      <w:sz w:val="36"/>
+      <w:szCs w:val="36"/>
+      <w:lang w:eastAsia="en-IN" w:bidi="ta-IN"/>
+      <w14:ligatures w14:val="none"/>
+    </w:rPr>
+  </w:style>
+  <w:style w:type="paragraph" w:styleId="Heading3">
+    <w:name w:val="heading 3"/>
+    <w:basedOn w:val="Normal"/>
+    <w:link w:val="Heading3Char"/>
+    <w:uiPriority w:val="9"/>
+    <w:qFormat/>
+    <w:rsid w:val="00305C7C"/>
+    <w:pPr>
+      <w:spacing w:before="100" w:beforeAutospacing="1" w:after="100" w:afterAutospacing="1" w:line="240" w:lineRule="auto"/>
+      <w:outlineLvl w:val="2"/>
+    </w:pPr>
+    <w:rPr>
+      <w:rFonts w:ascii="Times New Roman" w:eastAsia="Times New Roman" w:hAnsi="Times New Roman" w:cs="Times New Roman"/>
+      <w:b/>
+      <w:bCs/>
+      <w:kern w:val="0"/>
+      <w:sz w:val="27"/>
+      <w:szCs w:val="27"/>
+      <w:lang w:eastAsia="en-IN" w:bidi="ta-IN"/>
+      <w14:ligatures w14:val="none"/>
+    </w:rPr>
+  </w:style>
   <w:style w:type="character" w:default="1" w:styleId="DefaultParagraphFont">
     <w:name w:val="Default Paragraph Font"/>
     <w:uiPriority w:val="1"/>
@@ -482,6 +5290,154 @@
     <w:uiPriority w:val="99"/>
     <w:semiHidden/>
     <w:unhideWhenUsed/>
+  </w:style>
+  <w:style w:type="character" w:customStyle="1" w:styleId="Heading1Char">
+    <w:name w:val="Heading 1 Char"/>
+    <w:basedOn w:val="DefaultParagraphFont"/>
+    <w:link w:val="Heading1"/>
+    <w:uiPriority w:val="9"/>
+    <w:rsid w:val="00305C7C"/>
+    <w:rPr>
+      <w:rFonts w:ascii="Times New Roman" w:eastAsia="Times New Roman" w:hAnsi="Times New Roman" w:cs="Times New Roman"/>
+      <w:b/>
+      <w:bCs/>
+      <w:kern w:val="36"/>
+      <w:sz w:val="48"/>
+      <w:szCs w:val="48"/>
+      <w:lang w:eastAsia="en-IN" w:bidi="ta-IN"/>
+      <w14:ligatures w14:val="none"/>
+    </w:rPr>
+  </w:style>
+  <w:style w:type="character" w:customStyle="1" w:styleId="Heading2Char">
+    <w:name w:val="Heading 2 Char"/>
+    <w:basedOn w:val="DefaultParagraphFont"/>
+    <w:link w:val="Heading2"/>
+    <w:uiPriority w:val="9"/>
+    <w:rsid w:val="00305C7C"/>
+    <w:rPr>
+      <w:rFonts w:ascii="Times New Roman" w:eastAsia="Times New Roman" w:hAnsi="Times New Roman" w:cs="Times New Roman"/>
+      <w:b/>
+      <w:bCs/>
+      <w:kern w:val="0"/>
+      <w:sz w:val="36"/>
+      <w:szCs w:val="36"/>
+      <w:lang w:eastAsia="en-IN" w:bidi="ta-IN"/>
+      <w14:ligatures w14:val="none"/>
+    </w:rPr>
+  </w:style>
+  <w:style w:type="character" w:customStyle="1" w:styleId="Heading3Char">
+    <w:name w:val="Heading 3 Char"/>
+    <w:basedOn w:val="DefaultParagraphFont"/>
+    <w:link w:val="Heading3"/>
+    <w:uiPriority w:val="9"/>
+    <w:rsid w:val="00305C7C"/>
+    <w:rPr>
+      <w:rFonts w:ascii="Times New Roman" w:eastAsia="Times New Roman" w:hAnsi="Times New Roman" w:cs="Times New Roman"/>
+      <w:b/>
+      <w:bCs/>
+      <w:kern w:val="0"/>
+      <w:sz w:val="27"/>
+      <w:szCs w:val="27"/>
+      <w:lang w:eastAsia="en-IN" w:bidi="ta-IN"/>
+      <w14:ligatures w14:val="none"/>
+    </w:rPr>
+  </w:style>
+  <w:style w:type="paragraph" w:styleId="NormalWeb">
+    <w:name w:val="Normal (Web)"/>
+    <w:basedOn w:val="Normal"/>
+    <w:uiPriority w:val="99"/>
+    <w:semiHidden/>
+    <w:unhideWhenUsed/>
+    <w:rsid w:val="00305C7C"/>
+    <w:pPr>
+      <w:spacing w:before="100" w:beforeAutospacing="1" w:after="100" w:afterAutospacing="1" w:line="240" w:lineRule="auto"/>
+    </w:pPr>
+    <w:rPr>
+      <w:rFonts w:ascii="Times New Roman" w:eastAsia="Times New Roman" w:hAnsi="Times New Roman" w:cs="Times New Roman"/>
+      <w:kern w:val="0"/>
+      <w:sz w:val="24"/>
+      <w:szCs w:val="24"/>
+      <w:lang w:eastAsia="en-IN" w:bidi="ta-IN"/>
+      <w14:ligatures w14:val="none"/>
+    </w:rPr>
+  </w:style>
+  <w:style w:type="paragraph" w:styleId="HTMLPreformatted">
+    <w:name w:val="HTML Preformatted"/>
+    <w:basedOn w:val="Normal"/>
+    <w:link w:val="HTMLPreformattedChar"/>
+    <w:uiPriority w:val="99"/>
+    <w:semiHidden/>
+    <w:unhideWhenUsed/>
+    <w:rsid w:val="00305C7C"/>
+    <w:pPr>
+      <w:tabs>
+        <w:tab w:val="left" w:pos="916"/>
+        <w:tab w:val="left" w:pos="1832"/>
+        <w:tab w:val="left" w:pos="2748"/>
+        <w:tab w:val="left" w:pos="3664"/>
+        <w:tab w:val="left" w:pos="4580"/>
+        <w:tab w:val="left" w:pos="5496"/>
+        <w:tab w:val="left" w:pos="6412"/>
+        <w:tab w:val="left" w:pos="7328"/>
+        <w:tab w:val="left" w:pos="8244"/>
+        <w:tab w:val="left" w:pos="9160"/>
+        <w:tab w:val="left" w:pos="10076"/>
+        <w:tab w:val="left" w:pos="10992"/>
+        <w:tab w:val="left" w:pos="11908"/>
+        <w:tab w:val="left" w:pos="12824"/>
+        <w:tab w:val="left" w:pos="13740"/>
+        <w:tab w:val="left" w:pos="14656"/>
+      </w:tabs>
+      <w:spacing w:after="0" w:line="240" w:lineRule="auto"/>
+    </w:pPr>
+    <w:rPr>
+      <w:rFonts w:ascii="Courier New" w:eastAsia="Times New Roman" w:hAnsi="Courier New" w:cs="Courier New"/>
+      <w:kern w:val="0"/>
+      <w:sz w:val="20"/>
+      <w:szCs w:val="20"/>
+      <w:lang w:eastAsia="en-IN" w:bidi="ta-IN"/>
+      <w14:ligatures w14:val="none"/>
+    </w:rPr>
+  </w:style>
+  <w:style w:type="character" w:customStyle="1" w:styleId="HTMLPreformattedChar">
+    <w:name w:val="HTML Preformatted Char"/>
+    <w:basedOn w:val="DefaultParagraphFont"/>
+    <w:link w:val="HTMLPreformatted"/>
+    <w:uiPriority w:val="99"/>
+    <w:semiHidden/>
+    <w:rsid w:val="00305C7C"/>
+    <w:rPr>
+      <w:rFonts w:ascii="Courier New" w:eastAsia="Times New Roman" w:hAnsi="Courier New" w:cs="Courier New"/>
+      <w:kern w:val="0"/>
+      <w:sz w:val="20"/>
+      <w:szCs w:val="20"/>
+      <w:lang w:eastAsia="en-IN" w:bidi="ta-IN"/>
+      <w14:ligatures w14:val="none"/>
+    </w:rPr>
+  </w:style>
+  <w:style w:type="character" w:styleId="HTMLCode">
+    <w:name w:val="HTML Code"/>
+    <w:basedOn w:val="DefaultParagraphFont"/>
+    <w:uiPriority w:val="99"/>
+    <w:semiHidden/>
+    <w:unhideWhenUsed/>
+    <w:rsid w:val="00305C7C"/>
+    <w:rPr>
+      <w:rFonts w:ascii="Courier New" w:eastAsia="Times New Roman" w:hAnsi="Courier New" w:cs="Courier New"/>
+      <w:sz w:val="20"/>
+      <w:szCs w:val="20"/>
+    </w:rPr>
+  </w:style>
+  <w:style w:type="character" w:styleId="Strong">
+    <w:name w:val="Strong"/>
+    <w:basedOn w:val="DefaultParagraphFont"/>
+    <w:uiPriority w:val="22"/>
+    <w:qFormat/>
+    <w:rsid w:val="00305C7C"/>
+    <w:rPr>
+      <w:b/>
+      <w:bCs/>
+    </w:rPr>
   </w:style>
 </w:styles>
 </file>
